--- a/rapports/16_02_2026/ABD/coh_EQ13_sup_081201020032.docx
+++ b/rapports/16_02_2026/ABD/coh_EQ13_sup_081201020032.docx
@@ -25,7 +25,7 @@
         <w:br/>
         <w:t>Grappe: 081201020032</w:t>
         <w:br/>
-        <w:t>Date: 16/02/2026 a 12:40</w:t>
+        <w:t>Date: 16/02/2026 a 12:58</w:t>
       </w:r>
     </w:p>
     <w:p/>
@@ -1089,7 +1089,7 @@
         <w:rPr>
           <w:sz w:val="20"/>
         </w:rPr>
-        <w:t>- Le montant dépensé de l'entreprise ##N/A## en achat de matières premières pour les produits vendus au cours des 30 derniers jours ou durant le dernier mois où l'entreprise a fonctionné ne peut pas être supéreur aux montants obtenus sur la vente de produits transformés par l'entreprise au cours de cette même période où l'entreprise a fonctionné (s10q49 &gt; s10q48), prière de corriger. La main d'oeuvre familiale pour ADAMA DIOP ayant travaillé dans cette entreprise ##N/A## aucours des 12 derniers mois n'est pas renseigner. Prière de reneigner toutes les informations qui lui concerne. La main d'oeuvre sariale de ADAMA DIOP ayant travaillé dans cette entreprise ##N/A## aucours des 30 derniers jours n'est pas renseigner. Prière de reneigner toutes les informations qui lui concerne.</w:t>
+        <w:t>- Le montant dépensé de l'entreprise ##N/A## en achat de matières premières pour les produits vendus au cours des 30 derniers jours ou durant le dernier mois où l'entreprise a fonctionné ne peut pas être supéreur aux montants obtenus sur la vente de produits transformés par l'entreprise au cours de cette même période où l'entreprise a fonctionné (s10q49 &gt; s10q48), prière de corriger. La main d'oeuvre familiale pour MOHAMED DIOP ayant travaillé dans cette entreprise ##N/A## aucours des 12 derniers mois n'est pas renseigner. Prière de reneigner toutes les informations qui lui concerne. La main d'oeuvre sariale de MOHAMED DIOP ayant travaillé dans cette entreprise ##N/A## aucours des 30 derniers jours n'est pas renseigner. Prière de reneigner toutes les informations qui lui concerne.</w:t>
       </w:r>
     </w:p>
     <w:p>
@@ -2262,7 +2262,7 @@
         <w:rPr>
           <w:sz w:val="20"/>
         </w:rPr>
-        <w:t xml:space="preserve">- Le montant dépensé de L'entreprise AWA VENTE CHAUSSURE pour l'achat de ces marchandises revendues en état, sans transformation ne peut être supérieur aux montants obtenus sur la revente de marchandises achetées et revendues en état au cours des 30 derniers jours ou durant le dernier mois où l'entreprise a fonctionné (s10q47 &gt; s10q46), prière de corriger. La main d'oeuvre sariale de BAYE CHEIKHE NDIAYE ayant travaillé dans cette entreprise AWA VENTE CHAUSSURE aucours des 30 derniers jours n'est pas renseigner. Prière de reneigner toutes les informations qui lui concerne. </w:t>
+        <w:t xml:space="preserve">- Le montant dépensé de L'entreprise AWA VENTE CHAUSSURE pour l'achat de ces marchandises revendues en état, sans transformation ne peut être supérieur aux montants obtenus sur la revente de marchandises achetées et revendues en état au cours des 30 derniers jours ou durant le dernier mois où l'entreprise a fonctionné (s10q47 &gt; s10q46), prière de corriger. La main d'oeuvre sariale de DIALLE NDIAYE ayant travaillé dans cette entreprise AWA VENTE CHAUSSURE aucours des 30 derniers jours n'est pas renseigner. Prière de reneigner toutes les informations qui lui concerne. </w:t>
         <w:br/>
         <w:t>- Le montant dépensé de L'entreprise VENTE DE BIJOUX pour l'achat de ces marchandises revendues en état, sans transformation ne peut être supérieur aux montants obtenus sur la revente de marchandises achetées et revendues en état au cours des 30 derniers jours ou durant le dernier mois où l'entreprise a fonctionné (s10q47 &gt; s10q46), prière de corriger.</w:t>
       </w:r>
@@ -5503,7 +5503,7 @@
         <w:br/>
         <w:t xml:space="preserve">- Le salaire qu'une personne de cette catégorie (10.62) a travaillé(e) dans cette entreprise enseignement coranique est élevé ou faible. Prière de confirmer cette information avec le QG ou de corriger. </w:t>
         <w:br/>
-        <w:t>- Veuillez, s'il vous plaît, donner une valeur exacte ou estimée du montant à renseigner different de 9999 dans les champs s1046 à s10q57 pour doua. La main d'oeuvre sariale de NDACK SYLLA ayant travaillé dans cette entreprise doua aucours des 30 derniers jours n'est pas renseigner. Prière de reneigner toutes les informations qui lui concerne.</w:t>
+        <w:t>- Veuillez, s'il vous plaît, donner une valeur exacte ou estimée du montant à renseigner different de 9999 dans les champs s1046 à s10q57 pour doua. La main d'oeuvre familiale pour MOMY DIOP ayant travaillé dans cette entreprise doua aucours des 12 derniers mois n'est pas renseigner. Prière de reneigner toutes les informations qui lui concerne. La main d'oeuvre sariale de MOMY DIOP ayant travaillé dans cette entreprise doua aucours des 30 derniers jours n'est pas renseigner. Prière de reneigner toutes les informations qui lui concerne.</w:t>
       </w:r>
     </w:p>
     <w:p>
@@ -6236,13 +6236,13 @@
         <w:rPr>
           <w:sz w:val="20"/>
         </w:rPr>
-        <w:t xml:space="preserve">- Cette entreprise savon bio dit avoir obtenu une valeur sur les marchandises vendu en etat et les marchandises vendu après transformation. La main d'oeuvre familiale pour ADJI NDIAYE ayant travaillé dans cette entreprise savon bio aucours des 12 derniers mois n'est pas renseigner. Prière de reneigner toutes les informations qui lui concerne. La main d'oeuvre sariale de ADJI NDIAYE ayant travaillé dans cette entreprise savon bio aucours des 30 derniers jours n'est pas renseigner. Prière de reneigner toutes les informations qui lui concerne. </w:t>
-        <w:br/>
-        <w:t xml:space="preserve">- Incohérence!! L'entreprise transformation thiaff dit avoir réçu une somme sur la revente de ces marchandises achetées et revendues en état (s10q46 est differnt de 0) mais n'a depensé aucune somme sur l'achat des marchandises revendues en état (s10q47==0), prière de fournir plus d'effort pour estimer le montant obtenu sur la depense de ces marchandises achetées et revendues en état. Cette entreprise transformation thiaff dit avoir obtenu une valeur sur les marchandises vendu en etat et les marchandises vendu après transformation. La main d'oeuvre familiale pour MAGATTE SINY DIOP ayant travaillé dans cette entreprise transformation thiaff aucours des 12 derniers mois n'est pas renseigner. Prière de reneigner toutes les informations qui lui concerne. La main d'oeuvre sariale de MAGATTE SINY DIOP ayant travaillé dans cette entreprise transformation thiaff aucours des 30 derniers jours n'est pas renseigner. Prière de reneigner toutes les informations qui lui concerne. </w:t>
-        <w:br/>
-        <w:t xml:space="preserve">- Le montant dépensé de L'entreprise produit cosmetique pour l'achat de ces marchandises revendues en état, sans transformation ne peut être supérieur aux montants obtenus sur la revente de marchandises achetées et revendues en état au cours des 30 derniers jours ou durant le dernier mois où l'entreprise a fonctionné (s10q47 &gt; s10q46), prière de corriger. Prière de renseigner les montants dans les champs (s10q46 s10q47 s10q48 s10q49 s10q50 s10q51 s10q52 s10q53 s10q54 s10q55 s10q56 s10q57), mettre 0 si l'entreprise produit cosmetique n'a pas effectué des dépenses ou faire des reventes des marchandises ou des produits ou rendre de service.La main d'oeuvre familiale pour FATY MBATHIE ayant travaillé dans cette entreprise produit cosmetique aucours des 12 derniers mois n'est pas renseigner. Prière de reneigner toutes les informations qui lui concerne. La main d'oeuvre sariale de FATY MBATHIE ayant travaillé dans cette entreprise produit cosmetique aucours des 30 derniers jours n'est pas renseigner. Prière de reneigner toutes les informations qui lui concerne. </w:t>
-        <w:br/>
-        <w:t>- Le montant dépensé de L'entreprise vente sidem pour l'achat de ces marchandises revendues en état, sans transformation ne peut être supérieur aux montants obtenus sur la revente de marchandises achetées et revendues en état au cours des 30 derniers jours ou durant le dernier mois où l'entreprise a fonctionné (s10q47 &gt; s10q46), prière de corriger. La main d'oeuvre familiale pour SERIGNE FALLOU DIOP ayant travaillé dans cette entreprise vente sidem aucours des 12 derniers mois n'est pas renseigner. Prière de reneigner toutes les informations qui lui concerne. La main d'oeuvre sariale de SERIGNE FALLOU DIOP ayant travaillé dans cette entreprise vente sidem aucours des 30 derniers jours n'est pas renseigner. Prière de reneigner toutes les informations qui lui concerne.</w:t>
+        <w:t xml:space="preserve">- Cette entreprise savon bio dit avoir obtenu une valeur sur les marchandises vendu en etat et les marchandises vendu après transformation. La main d'oeuvre familiale pour SERIGNE FALLOU DIOP ayant travaillé dans cette entreprise savon bio aucours des 12 derniers mois n'est pas renseigner. Prière de reneigner toutes les informations qui lui concerne. La main d'oeuvre sariale de SERIGNE FALLOU DIOP ayant travaillé dans cette entreprise savon bio aucours des 30 derniers jours n'est pas renseigner. Prière de reneigner toutes les informations qui lui concerne. </w:t>
+        <w:br/>
+        <w:t xml:space="preserve">- Incohérence!! L'entreprise transformation thiaff dit avoir réçu une somme sur la revente de ces marchandises achetées et revendues en état (s10q46 est differnt de 0) mais n'a depensé aucune somme sur l'achat des marchandises revendues en état (s10q47==0), prière de fournir plus d'effort pour estimer le montant obtenu sur la depense de ces marchandises achetées et revendues en état. Cette entreprise transformation thiaff dit avoir obtenu une valeur sur les marchandises vendu en etat et les marchandises vendu après transformation. La main d'oeuvre familiale pour NDEYE FATOU DIOP ayant travaillé dans cette entreprise transformation thiaff aucours des 12 derniers mois n'est pas renseigner. Prière de reneigner toutes les informations qui lui concerne. La main d'oeuvre sariale de NDEYE FATOU DIOP ayant travaillé dans cette entreprise transformation thiaff aucours des 30 derniers jours n'est pas renseigner. Prière de reneigner toutes les informations qui lui concerne. </w:t>
+        <w:br/>
+        <w:t xml:space="preserve">- Le montant dépensé de L'entreprise produit cosmetique pour l'achat de ces marchandises revendues en état, sans transformation ne peut être supérieur aux montants obtenus sur la revente de marchandises achetées et revendues en état au cours des 30 derniers jours ou durant le dernier mois où l'entreprise a fonctionné (s10q47 &gt; s10q46), prière de corriger. Prière de renseigner les montants dans les champs (s10q46 s10q47 s10q48 s10q49 s10q50 s10q51 s10q52 s10q53 s10q54 s10q55 s10q56 s10q57), mettre 0 si l'entreprise produit cosmetique n'a pas effectué des dépenses ou faire des reventes des marchandises ou des produits ou rendre de service.La main d'oeuvre familiale pour SODA NIASS ayant travaillé dans cette entreprise produit cosmetique aucours des 12 derniers mois n'est pas renseigner. Prière de reneigner toutes les informations qui lui concerne. La main d'oeuvre sariale de SODA NIASS ayant travaillé dans cette entreprise produit cosmetique aucours des 30 derniers jours n'est pas renseigner. Prière de reneigner toutes les informations qui lui concerne. </w:t>
+        <w:br/>
+        <w:t>- Le montant dépensé de L'entreprise vente sidem pour l'achat de ces marchandises revendues en état, sans transformation ne peut être supérieur aux montants obtenus sur la revente de marchandises achetées et revendues en état au cours des 30 derniers jours ou durant le dernier mois où l'entreprise a fonctionné (s10q47 &gt; s10q46), prière de corriger. La main d'oeuvre familiale pour SODA NIASS ayant travaillé dans cette entreprise vente sidem aucours des 12 derniers mois n'est pas renseigner. Prière de reneigner toutes les informations qui lui concerne. La main d'oeuvre sariale de SODA NIASS ayant travaillé dans cette entreprise vente sidem aucours des 30 derniers jours n'est pas renseigner. Prière de reneigner toutes les informations qui lui concerne.</w:t>
       </w:r>
     </w:p>
     <w:p>
@@ -7813,7 +7813,7 @@
         <w:rPr>
           <w:sz w:val="20"/>
         </w:rPr>
-        <w:t xml:space="preserve">- La main d'oeuvre familiale pour MALICK GAYE ayant travaillé dans cette entreprise cigarette aucours des 12 derniers mois n'est pas renseigner. Prière de reneigner toutes les informations qui lui concerne. La main d'oeuvre sariale de MALICK GAYE ayant travaillé dans cette entreprise cigarette aucours des 30 derniers jours n'est pas renseigner. Prière de reneigner toutes les informations qui lui concerne. </w:t>
+        <w:t xml:space="preserve">- La main d'oeuvre sariale de AMY FALL ayant travaillé dans cette entreprise cigarette aucours des 30 derniers jours n'est pas renseigner. Prière de reneigner toutes les informations qui lui concerne. </w:t>
         <w:br/>
         <w:t>- Le montant dépensé de L'entreprise ##N/A## pour l'achat de ces marchandises revendues en état, sans transformation ne peut être supérieur aux montants obtenus sur la revente de marchandises achetées et revendues en état au cours des 30 derniers jours ou durant le dernier mois où l'entreprise a fonctionné (s10q47 &gt; s10q46), prière de corriger. La main d'oeuvre sariale de FATTY FALL ayant travaillé dans cette entreprise ##N/A## aucours des 30 derniers jours n'est pas renseigner. Prière de reneigner toutes les informations qui lui concerne.</w:t>
       </w:r>

--- a/rapports/16_02_2026/ABD/coh_EQ13_sup_081201020032.docx
+++ b/rapports/16_02_2026/ABD/coh_EQ13_sup_081201020032.docx
@@ -25,7 +25,7 @@
         <w:br/>
         <w:t>Grappe: 081201020032</w:t>
         <w:br/>
-        <w:t>Date: 16/02/2026 a 12:58</w:t>
+        <w:t>Date: 16/02/2026 a 13:04</w:t>
       </w:r>
     </w:p>
     <w:p/>
@@ -119,7 +119,7 @@
           </w:tcPr>
           <w:p>
             <w:r>
-              <w:t>30</w:t>
+              <w:t>29</w:t>
             </w:r>
           </w:p>
         </w:tc>
@@ -188,38 +188,6 @@
                 <w:color w:val="FFFFFF"/>
               </w:rPr>
               <w:t>Nb erreurs</w:t>
-            </w:r>
-          </w:p>
-        </w:tc>
-      </w:tr>
-      <w:tr>
-        <w:tc>
-          <w:tcPr>
-            <w:tcW w:type="dxa" w:w="3324"/>
-          </w:tcPr>
-          <w:p>
-            <w:r>
-              <w:t>Section0</w:t>
-            </w:r>
-          </w:p>
-        </w:tc>
-        <w:tc>
-          <w:tcPr>
-            <w:tcW w:type="dxa" w:w="3324"/>
-          </w:tcPr>
-          <w:p>
-            <w:r>
-              <w:t>Identification et renseignements de controle</w:t>
-            </w:r>
-          </w:p>
-        </w:tc>
-        <w:tc>
-          <w:tcPr>
-            <w:tcW w:type="dxa" w:w="3324"/>
-          </w:tcPr>
-          <w:p>
-            <w:r>
-              <w:t>13</w:t>
             </w:r>
           </w:p>
         </w:tc>
@@ -327,7 +295,7 @@
           </w:tcPr>
           <w:p>
             <w:r>
-              <w:t>Section4b</w:t>
+              <w:t>Section7b</w:t>
             </w:r>
           </w:p>
         </w:tc>
@@ -337,7 +305,7 @@
           </w:tcPr>
           <w:p>
             <w:r>
-              <w:t>Emploi - Activite principale</w:t>
+              <w:t>Consommation alimentaire - 7 jours</w:t>
             </w:r>
           </w:p>
         </w:tc>
@@ -348,6 +316,38 @@
           <w:p>
             <w:r>
               <w:t>12</w:t>
+            </w:r>
+          </w:p>
+        </w:tc>
+      </w:tr>
+      <w:tr>
+        <w:tc>
+          <w:tcPr>
+            <w:tcW w:type="dxa" w:w="3324"/>
+          </w:tcPr>
+          <w:p>
+            <w:r>
+              <w:t>Section0</w:t>
+            </w:r>
+          </w:p>
+        </w:tc>
+        <w:tc>
+          <w:tcPr>
+            <w:tcW w:type="dxa" w:w="3324"/>
+          </w:tcPr>
+          <w:p>
+            <w:r>
+              <w:t>Identification et renseignements de controle</w:t>
+            </w:r>
+          </w:p>
+        </w:tc>
+        <w:tc>
+          <w:tcPr>
+            <w:tcW w:type="dxa" w:w="3324"/>
+          </w:tcPr>
+          <w:p>
+            <w:r>
+              <w:t>11</w:t>
             </w:r>
           </w:p>
         </w:tc>
@@ -391,7 +391,7 @@
           </w:tcPr>
           <w:p>
             <w:r>
-              <w:t>Section7b</w:t>
+              <w:t>Section4b</w:t>
             </w:r>
           </w:p>
         </w:tc>
@@ -401,39 +401,7 @@
           </w:tcPr>
           <w:p>
             <w:r>
-              <w:t>Consommation alimentaire - 7 jours</w:t>
-            </w:r>
-          </w:p>
-        </w:tc>
-        <w:tc>
-          <w:tcPr>
-            <w:tcW w:type="dxa" w:w="3324"/>
-          </w:tcPr>
-          <w:p>
-            <w:r>
-              <w:t>10</w:t>
-            </w:r>
-          </w:p>
-        </w:tc>
-      </w:tr>
-      <w:tr>
-        <w:tc>
-          <w:tcPr>
-            <w:tcW w:type="dxa" w:w="3324"/>
-          </w:tcPr>
-          <w:p>
-            <w:r>
-              <w:t>Section10b</w:t>
-            </w:r>
-          </w:p>
-        </w:tc>
-        <w:tc>
-          <w:tcPr>
-            <w:tcW w:type="dxa" w:w="3324"/>
-          </w:tcPr>
-          <w:p>
-            <w:r>
-              <w:t>caracteristiques entreprise non agricole</w:t>
+              <w:t>Emploi - Activite principale</w:t>
             </w:r>
           </w:p>
         </w:tc>
@@ -498,6 +466,38 @@
           <w:p>
             <w:r>
               <w:t>Caracteristiques logement</w:t>
+            </w:r>
+          </w:p>
+        </w:tc>
+        <w:tc>
+          <w:tcPr>
+            <w:tcW w:type="dxa" w:w="3324"/>
+          </w:tcPr>
+          <w:p>
+            <w:r>
+              <w:t>8</w:t>
+            </w:r>
+          </w:p>
+        </w:tc>
+      </w:tr>
+      <w:tr>
+        <w:tc>
+          <w:tcPr>
+            <w:tcW w:type="dxa" w:w="3324"/>
+          </w:tcPr>
+          <w:p>
+            <w:r>
+              <w:t>Section13a</w:t>
+            </w:r>
+          </w:p>
+        </w:tc>
+        <w:tc>
+          <w:tcPr>
+            <w:tcW w:type="dxa" w:w="3324"/>
+          </w:tcPr>
+          <w:p>
+            <w:r>
+              <w:t>Transferts recus</w:t>
             </w:r>
           </w:p>
         </w:tc>
@@ -850,7 +850,7 @@
         <w:rPr>
           <w:sz w:val="20"/>
         </w:rPr>
-        <w:t>- Prière de renseigner toutes les informations du ménage dans la section 0 avant d'entamer les autres informations. Il est obligatoire de prendre les coordonnées Gps avant d'administrer le questionnaire. Prière de prendre les coordonnées GPS.</w:t>
+        <w:t>- Le questionnaire semble ne pas être complètement fini mais le questionnaire est en statut complet, prière de compléter le questionnaire. Il est obligatoire de prendre les coordonnées Gps avant d'administrer le questionnaire. Prière de prendre les coordonnées GPS.</w:t>
       </w:r>
     </w:p>
     <w:p>
@@ -882,14 +882,6 @@
         <w:t>- La dépense de communication de ce ménage est nulle, c'est-à-dire aucun membre n'a dépensé de cartes prépayées, les transferts de crédit, les abonnements et les recharges internet ou de forfaits de données mobiles(hors appels vocaux) au cours de 30 derniers jours. Prière de corriger cette information auprès de l'enquêté ou founir d'explication auprès du QG</w:t>
         <w:br/>
         <w:t>- La dépense de communication de ce ménage est nulle, c'est-à-dire aucun membre n'a dépensé de cartes prépayées, les transferts de crédit, les abonnements et les recharges internet ou de forfaits de données mobiles(hors appels vocaux) au cours de 30 derniers jours. Prière de corriger cette information auprès de l'enquêté ou founir d'explication auprès du QG</w:t>
-        <w:br/>
-        <w:t>- Les données sur les niveaux d'études, les fonctions et les caracteristiques sociodemographiques du père biologique de BAYE CHEIKH DIOP manquent. Veuillez les renseigner. Les données sur les niveaux d'études, les fonctions et les caracteristiques sociodemographiques de la mère biologique de  BAYE CHEIKH DIOP  manquent. La dépense de communication de ce ménage est nulle, c'est-à-dire aucun membre n'a dépensé de cartes prépayées, les transferts de crédit, les abonnements et les recharges internet ou de forfaits de données mobiles(hors appels vocaux) au cours de 30 derniers jours. Prière de corriger cette information auprès de l'enquêté ou founir d'explication auprès du QG</w:t>
-        <w:br/>
-        <w:t>- Les données sur les niveaux d'études, les fonctions et les caracteristiques sociodemographiques du père biologique de KARA NDIAYE manquent. Veuillez les renseigner. Les données sur les niveaux d'études, les fonctions et les caracteristiques sociodemographiques de la mère biologique de  KARA NDIAYE  manquent. La dépense de communication de ce ménage est nulle, c'est-à-dire aucun membre n'a dépensé de cartes prépayées, les transferts de crédit, les abonnements et les recharges internet ou de forfaits de données mobiles(hors appels vocaux) au cours de 30 derniers jours. Prière de corriger cette information auprès de l'enquêté ou founir d'explication auprès du QG</w:t>
-        <w:br/>
-        <w:t>- Les données sur les niveaux d'études, les fonctions et les caracteristiques sociodemographiques du père biologique de MOHAMED DIOP manquent. Veuillez les renseigner. Les données sur les niveaux d'études, les fonctions et les caracteristiques sociodemographiques de la mère biologique de  MOHAMED DIOP  manquent. Le montant dépensé ou reçu en cadeau pour les cartes prépayées, les transferts de crédit et les abonnements de  MOHAMED DIOP semble élevé ou faible , prière de corriger ou de confirmer l'information avec le QG. Le montant dépensé ou reçu en cadeau pour les recharges internet ou de forfaits de données mobiles(hors appels vocaux), aucours des 30 derniers jours de MOHAMED DIOP semble élevé ou faible, prière de corriger ou de confirmer l'information avec le QG. La dépense de communication de ce ménage est nulle, c'est-à-dire aucun membre n'a dépensé de cartes prépayées, les transferts de crédit, les abonnements et les recharges internet ou de forfaits de données mobiles(hors appels vocaux) au cours de 30 derniers jours. Prière de corriger cette information auprès de l'enquêté ou founir d'explication auprès du QG</w:t>
-        <w:br/>
-        <w:t>- Les données sur les niveaux d'études, les fonctions et les caracteristiques sociodemographiques du père biologique de NDEYE NIASS manquent. Veuillez les renseigner. Les données sur les niveaux d'études, les fonctions et les caracteristiques sociodemographiques de la mère biologique de  NDEYE NIASS  manquent. La dépense de communication de ce ménage est nulle, c'est-à-dire aucun membre n'a dépensé de cartes prépayées, les transferts de crédit, les abonnements et les recharges internet ou de forfaits de données mobiles(hors appels vocaux) au cours de 30 derniers jours. Prière de corriger cette information auprès de l'enquêté ou founir d'explication auprès du QG</w:t>
       </w:r>
     </w:p>
     <w:p>
@@ -916,15 +908,11 @@
         <w:br/>
         <w:t xml:space="preserve">- Peu probable! AWA DIOP  n'arrive pas  à comprendre un petit texte lu dans une langue locale (s02q03). Veuillez corriger ou donner des explications au QG. Peu probable! AWA DIOP  ne sait ni lire, ni écrire, ni comprendre dans aucune des langues  (s02q01,s02q02,s02q03). Veuillez corriger ou donner des explications au QG. </w:t>
         <w:br/>
-        <w:t xml:space="preserve">- Peu probable! BAYE CHEIKH DIOP  n'arrive pas  à comprendre un petit texte lu dans une langue locale (s02q03). Veuillez corriger ou donner des explications au QG. La raison principale que BAYE CHEIKH DIOP n'a pas fait des études dans une école formelle est preference etude coranique et semble exister dans les modalités, prière de prendre attache avec le QG pour plus d'explication afin de la classer bien. </w:t>
-        <w:br/>
         <w:t xml:space="preserve">- Peu probable! DAME DIOP  n'arrive pas  à comprendre un petit texte lu dans une langue locale (s02q03). Veuillez corriger ou donner des explications au QG. Peu probable! DAME DIOP  ne sait ni lire, ni écrire, ni comprendre dans aucune des langues  (s02q01,s02q02,s02q03). Veuillez corriger ou donner des explications au QG. </w:t>
         <w:br/>
         <w:t xml:space="preserve">- Peu probable! MAME DIARRA DIOP  n'arrive pas  à comprendre un petit texte lu dans une langue locale (s02q03). Veuillez corriger ou donner des explications au QG. Peu probable! MAME DIARRA DIOP  ne sait ni lire, ni écrire, ni comprendre dans aucune des langues  (s02q01,s02q02,s02q03). Veuillez corriger ou donner des explications au QG. Peu plausible MAME DIARRA DIOP fréquente au minimum le fondamental 1 mais ne sait ni lire ni comprendre la langue française, prière de corriger ou de confirmer avec le QG merci. Dans les milieux urbains c'est peu probable de voir une école dont les élèves ou étudiants ne dépensent pas en frais d'uniformes, prière de verifier pour MAME DIARRA DIOP et corriger ou confirmer avec le QG. </w:t>
         <w:br/>
-        <w:t xml:space="preserve">- Peu probable! MAME FATY ISSA DIOP  n'arrive pas  à comprendre un petit texte lu dans une langue locale (s02q03). Veuillez corriger ou donner des explications au QG. Dans les milieux urbains c'est peu probable de voir une école dont les élèves ou étudiants ne dépensent pas en frais d'uniformes, prière de verifier pour MAME FATY ISSA DIOP et corriger ou confirmer avec le QG. </w:t>
-        <w:br/>
-        <w:t>- Peu probable! MOHAMED DIOP  n'arrive pas  à comprendre un petit texte lu dans une langue locale (s02q03). Veuillez corriger ou donner des explications au QG. Peu probable! MOHAMED DIOP  ne sait ni lire, ni écrire, ni comprendre dans aucune des langues  (s02q01,s02q02,s02q03). Veuillez corriger ou donner des explications au QG. La raison principale que MOHAMED DIOP n'a pas fait des études dans une école formelle est preference etude coranique et semble exister dans les modalités, prière de prendre attache avec le QG pour plus d'explication afin de la classer bien.</w:t>
+        <w:t>- Peu probable! MAME FATY ISSA DIOP  n'arrive pas  à comprendre un petit texte lu dans une langue locale (s02q03). Veuillez corriger ou donner des explications au QG. Dans les milieux urbains c'est peu probable de voir une école dont les élèves ou étudiants ne dépensent pas en frais d'uniformes, prière de verifier pour MAME FATY ISSA DIOP et corriger ou confirmer avec le QG.</w:t>
       </w:r>
     </w:p>
     <w:p>
@@ -945,10 +933,6 @@
         <w:rPr>
           <w:sz w:val="20"/>
         </w:rPr>
-        <w:t xml:space="preserve">- || </w:t>
-        <w:br/>
-        <w:t xml:space="preserve">- </w:t>
-        <w:br/>
         <w:t xml:space="preserve">- Le moyen principal que [NOM] utilise pour se protéger des piqûres de moustiques en dehors de la moustiquaire est ventilo et semble exister dans les modalités, prière de prendre attache avec le QG pour plus d'explication afin de la classer bien. </w:t>
         <w:br/>
         <w:t xml:space="preserve">- Le moyen principal que [NOM] utilise pour se protéger des piqûres de moustiques en dehors de la moustiquaire est ventilo et semble exister dans les modalités, prière de prendre attache avec le QG pour plus d'explication afin de la classer bien. </w:t>
@@ -963,7 +947,7 @@
           <w:color w:val="4672C4"/>
           <w:sz w:val="22"/>
         </w:rPr>
-        <w:t>&gt;&gt; Section4b - Emploi - Activite principale</w:t>
+        <w:t>&gt;&gt; Section7b - Consommation alimentaire - 7 jours</w:t>
       </w:r>
     </w:p>
     <w:p>
@@ -974,7 +958,7 @@
         <w:rPr>
           <w:sz w:val="20"/>
         </w:rPr>
-        <w:t>- AvertissementAWA DIOP  travaille mais les questions relatives à son emploi principal ne sont pas renseignées à 100%, prière de les renseigner.</w:t>
+        <w:t>- Attention ! Le prix unitaire d'achat (50 Fcfa) de Ail en Gousse (Moyen) est relativement faible par rapport aux autres prix observés dans cette zone. Prière de corriger ou de confirmer avec le QG. Attention ! Le prix unitaire d'achat (50 Fcfa) de Patate douce en Morceau (Portion) (Moyen) est relativement faible par rapport aux autres prix observés dans cette zone. Prière de corriger ou de confirmer avec le QG. Attention ! Soupçons de quantité anormale! Le ménage de DAME DIOP avec une taille de 6 personnes a consommé 2.25 Kg en taille unique de Niébé/Haricots secs qui est relativement élevé comme consommation par rapport à la condition de vie des autres ménages de même taille dans cette zone. Prière de corriger ou de confirmer avec le QG. Avertissement!! La quantité (4 litre) du produit Huile de palme raffinée consommée  par le ménage semble très élevé, prière de corriger ou confirmer avec le QG.</w:t>
       </w:r>
     </w:p>
     <w:p>
@@ -984,7 +968,7 @@
           <w:color w:val="4672C4"/>
           <w:sz w:val="22"/>
         </w:rPr>
-        <w:t>&gt;&gt; Section6 - Epargne et credit</w:t>
+        <w:t>&gt;&gt; Section9a - Depenses de fetes et ceremonies</w:t>
       </w:r>
     </w:p>
     <w:p>
@@ -995,11 +979,7 @@
         <w:rPr>
           <w:sz w:val="20"/>
         </w:rPr>
-        <w:t xml:space="preserve">- Il est impératif de renseigner la question : #Est-ce que BAYE CHEIKH DIOP possède un compte dans les établissements financiers suivants ou une carte prépayée ?# même si la personne ne dispose pas de compte, veuillez les renseigner s'il vous plaît. </w:t>
-        <w:br/>
-        <w:t xml:space="preserve">- Il est impératif de renseigner la question : #Est-ce que MOHAMED DIOP possède un compte dans les établissements financiers suivants ou une carte prépayée ?# même si la personne ne dispose pas de compte, veuillez les renseigner s'il vous plaît. </w:t>
-        <w:br/>
-        <w:t>- Il est impératif de renseigner la question : #Est-ce que NDEYE NIASS possède un compte dans les établissements financiers suivants ou une carte prépayée ?# même si la personne ne dispose pas de compte, veuillez les renseigner s'il vous plaît.</w:t>
+        <w:t>- La dépense en alimentation pour Magal  ne peut être 0. Veuillez s'il vous plaît revoir ce montant.</w:t>
       </w:r>
     </w:p>
     <w:p>
@@ -1009,7 +989,7 @@
           <w:color w:val="4672C4"/>
           <w:sz w:val="22"/>
         </w:rPr>
-        <w:t>&gt;&gt; Section7a2 - Repas pris a l'exterieur du menage</w:t>
+        <w:t>&gt;&gt; Section9e - Depenses non-alimentaires - 6 mois</w:t>
       </w:r>
     </w:p>
     <w:p>
@@ -1020,13 +1000,7 @@
         <w:rPr>
           <w:sz w:val="20"/>
         </w:rPr>
-        <w:t xml:space="preserve">- La section sur le repas pris à l'extérieur du ménage du membre ABDOU MBACKE DIOP n'est pas renseignée à 100 %. Prière de vérifier l'ensemble des questions relatives à ce membre et de les renseigner en totalité. </w:t>
-        <w:br/>
-        <w:t xml:space="preserve">- La section sur le repas pris à l'extérieur du ménage du membre BAYE CHEIKH DIOP n'est pas renseignée à 100 %. Prière de vérifier l'ensemble des questions relatives à ce membre et de les renseigner en totalité. </w:t>
-        <w:br/>
-        <w:t xml:space="preserve">- La section sur le repas pris à l'extérieur du ménage du membre MOHAMED DIOP n'est pas renseignée à 100 %. Prière de vérifier l'ensemble des questions relatives à ce membre et de les renseigner en totalité. </w:t>
-        <w:br/>
-        <w:t>- La section sur le repas pris à l'extérieur du ménage du membre NDEYE NIASS n'est pas renseignée à 100 %. Prière de vérifier l'ensemble des questions relatives à ce membre et de les renseigner en totalité.</w:t>
+        <w:t>- Peu plausible! le montant de la dépense pour Vêtements femmes (15 ans et plus): robe, jupe, pantalon, ensemble, etc. semble élevé. Veuillez, s'il vous plaît, confirmer cette information avec le QG ou la corriger.</w:t>
       </w:r>
     </w:p>
     <w:p>
@@ -1036,7 +1010,7 @@
           <w:color w:val="4672C4"/>
           <w:sz w:val="22"/>
         </w:rPr>
-        <w:t>&gt;&gt; Section9a - Depenses de fetes et ceremonies</w:t>
+        <w:t>&gt;&gt; Section11 - Caracteristiques logement</w:t>
       </w:r>
     </w:p>
     <w:p>
@@ -1047,7 +1021,7 @@
         <w:rPr>
           <w:sz w:val="20"/>
         </w:rPr>
-        <w:t>- La dépense en alimentation pour Magal  ne peut être 0. Veuillez s'il vous plaît revoir ce montant.</w:t>
+        <w:t>- Avertissement!! Le ménage (vit en milieu urbain) se débarrasse de ses ordures ménagères soit par le Dépotoir sauvage, brûle et enterre, prière de corriger ou confirmer avec le QG.  En cas de coupure de courant du réseau, la source d’énergie que le ménage utilise est torche telephone et semble exister dans les modalités, prière de prendre attache avec le QG pour plus d'explication afin de la classer bien.</w:t>
       </w:r>
     </w:p>
     <w:p>
@@ -1057,7 +1031,7 @@
           <w:color w:val="4672C4"/>
           <w:sz w:val="22"/>
         </w:rPr>
-        <w:t>&gt;&gt; Section9e - Depenses non-alimentaires - 6 mois</w:t>
+        <w:t>&gt;&gt; Section13a - Transferts recus</w:t>
       </w:r>
     </w:p>
     <w:p>
@@ -1068,71 +1042,6 @@
         <w:rPr>
           <w:sz w:val="20"/>
         </w:rPr>
-        <w:t>- Peu plausible! le montant de la dépense pour Vêtements femmes (15 ans et plus): robe, jupe, pantalon, ensemble, etc. semble élevé. Veuillez, s'il vous plaît, confirmer cette information avec le QG ou la corriger.</w:t>
-      </w:r>
-    </w:p>
-    <w:p>
-      <w:r>
-        <w:rPr>
-          <w:b/>
-          <w:color w:val="4672C4"/>
-          <w:sz w:val="22"/>
-        </w:rPr>
-        <w:t>&gt;&gt; Section10b - caracteristiques entreprise non agricole</w:t>
-      </w:r>
-    </w:p>
-    <w:p>
-      <w:pPr>
-        <w:ind w:left="283"/>
-      </w:pPr>
-      <w:r>
-        <w:rPr>
-          <w:sz w:val="20"/>
-        </w:rPr>
-        <w:t>- Le montant dépensé de l'entreprise ##N/A## en achat de matières premières pour les produits vendus au cours des 30 derniers jours ou durant le dernier mois où l'entreprise a fonctionné ne peut pas être supéreur aux montants obtenus sur la vente de produits transformés par l'entreprise au cours de cette même période où l'entreprise a fonctionné (s10q49 &gt; s10q48), prière de corriger. La main d'oeuvre familiale pour MOHAMED DIOP ayant travaillé dans cette entreprise ##N/A## aucours des 12 derniers mois n'est pas renseigner. Prière de reneigner toutes les informations qui lui concerne. La main d'oeuvre sariale de MOHAMED DIOP ayant travaillé dans cette entreprise ##N/A## aucours des 30 derniers jours n'est pas renseigner. Prière de reneigner toutes les informations qui lui concerne.</w:t>
-      </w:r>
-    </w:p>
-    <w:p>
-      <w:r>
-        <w:rPr>
-          <w:b/>
-          <w:color w:val="4672C4"/>
-          <w:sz w:val="22"/>
-        </w:rPr>
-        <w:t>&gt;&gt; Section11 - Caracteristiques logement</w:t>
-      </w:r>
-    </w:p>
-    <w:p>
-      <w:pPr>
-        <w:ind w:left="283"/>
-      </w:pPr>
-      <w:r>
-        <w:rPr>
-          <w:sz w:val="20"/>
-        </w:rPr>
-        <w:t>- Avertissement!! Le ménage (vit en milieu urbain) se débarrasse de ses ordures ménagères soit par le Dépotoir sauvage, brûle et enterre, prière de corriger ou confirmer avec le QG.  En cas de coupure de courant du réseau, la source d’énergie que le ménage utilise est torche telephone et semble exister dans les modalités, prière de prendre attache avec le QG pour plus d'explication afin de la classer bien.</w:t>
-      </w:r>
-    </w:p>
-    <w:p>
-      <w:r>
-        <w:rPr>
-          <w:b/>
-          <w:color w:val="4672C4"/>
-          <w:sz w:val="22"/>
-        </w:rPr>
-        <w:t>&gt;&gt; Section13a - Transferts recus</w:t>
-      </w:r>
-    </w:p>
-    <w:p>
-      <w:pPr>
-        <w:ind w:left="283"/>
-      </w:pPr>
-      <w:r>
-        <w:rPr>
-          <w:sz w:val="20"/>
-        </w:rPr>
-        <w:t xml:space="preserve">- L'enquêteur prière de fournir d'effort pour avoir le niveau d'étude et l'âge de celui qui a envoyé/donné de l'argent dans la section 13a (Transfert reçu). L'âge de celui qui a envoyé/donné de l'argent dans la section 13a (Transfert reçu) semble  élévé, prière de corriger ou confirmer ave le QG. </w:t>
-        <w:br/>
         <w:t xml:space="preserve">- L'enquêteur prière de fournir d'effort pour avoir le niveau d'étude et l'âge de celui qui a envoyé/donné de l'argent dans la section 13a (Transfert reçu). L'âge de celui qui a envoyé/donné de l'argent dans la section 13a (Transfert reçu) semble  élévé, prière de corriger ou confirmer ave le QG. </w:t>
         <w:br/>
         <w:t xml:space="preserve">- L'enquêteur prière de fournir d'effort pour avoir le niveau d'étude et l'âge de celui qui a envoyé/donné de l'argent dans la section 13a (Transfert reçu). L'âge de celui qui a envoyé/donné de l'argent dans la section 13a (Transfert reçu) semble  élévé, prière de corriger ou confirmer ave le QG. </w:t>
@@ -1160,7 +1069,7 @@
         <w:rPr>
           <w:sz w:val="20"/>
         </w:rPr>
-        <w:t>- Le salaire total payé de toutes catégories confondues par le ménage DAME DIOP pour la main-d'oeuvre non-familiale sur la parcelle Parcelle niebe au cours de la campagne pour la période de préparation du sol (labour) et des semis est de 0 qui semble élevé ou faible. Merci de corriger. Nous constatons que la question qui porte sur la mésure du champs de la parcelle Parcelle niebe n'a pas été renseigné, la collecte était-il encours ou s'agit-il de quoi ? prière de verifier et corriger.</w:t>
+        <w:t>- Le salaire total payé de toutes catégories confondues par le ménage DAME DIOP pour la main-d'oeuvre non-familiale sur la parcelle Parcelle niebe au cours de la campagne pour la période de préparation du sol (labour) et des semis est de 0 qui semble élevé ou faible. Merci de corriger. La parcelle Parcelle niebe n'a pas été mésurée pour des raisons comme qu'elle est trop petite, GPS en panne et que le Ménage indisponible. Nous vous rappelons que ces raisons ne passent pas pour la non mesure des parcelles prière de les mésurer.</w:t>
       </w:r>
     </w:p>
     <w:p>
@@ -1485,7 +1394,7 @@
           <w:color w:val="4672C4"/>
           <w:sz w:val="22"/>
         </w:rPr>
-        <w:t>&gt;&gt; Section0 - Identification et renseignements de controle</w:t>
+        <w:t>&gt;&gt; Section1 - Caracteristiques des membres</w:t>
       </w:r>
     </w:p>
     <w:p>
@@ -1496,29 +1405,6 @@
         <w:rPr>
           <w:sz w:val="20"/>
         </w:rPr>
-        <w:t>- Prière de renseigner toutes les informations du ménage dans la section 0 avant d'entamer les autres informations.</w:t>
-      </w:r>
-    </w:p>
-    <w:p>
-      <w:r>
-        <w:rPr>
-          <w:b/>
-          <w:color w:val="4672C4"/>
-          <w:sz w:val="22"/>
-        </w:rPr>
-        <w:t>&gt;&gt; Section1 - Caracteristiques des membres</w:t>
-      </w:r>
-    </w:p>
-    <w:p>
-      <w:pPr>
-        <w:ind w:left="283"/>
-      </w:pPr>
-      <w:r>
-        <w:rPr>
-          <w:sz w:val="20"/>
-        </w:rPr>
-        <w:t xml:space="preserve">- Le chef de ménage ou le/la Conjoint ( e ) ( Abdoulaye Penda Sow ) est visiteur, veuillez  corriger cette incoherence (question 1.12 et 1.13) merci. Les informations sur l'acte de naissance (ni Jours, ni mois et ni années) de  Abdoulaye Penda Sow  manquent, s'il vous plait pouvez-vous fournir d'effort pour avoir ces informations. </w:t>
-        <w:br/>
         <w:t>- Les informations sur l'acte de naissance (ni Jours, ni mois et ni années) de  Ndeye Saly Sow  manquent, s'il vous plait pouvez-vous fournir d'effort pour avoir ces informations.</w:t>
       </w:r>
     </w:p>
@@ -1544,7 +1430,7 @@
         <w:br/>
         <w:t xml:space="preserve">- Peu probable! Fatou Sow  n'arrive pas  à comprendre un petit texte lu dans une langue locale (s02q03). Veuillez corriger ou donner des explications au QG. Peu probable! Fatou Sow  ne sait ni lire, ni écrire, ni comprendre dans aucune des langues  (s02q01,s02q02,s02q03). Veuillez corriger ou donner des explications au QG. </w:t>
         <w:br/>
-        <w:t>- Peu probable! Mouré Sow  n'arrive pas  à comprendre un petit texte lu dans une langue locale (s02q03). Veuillez corriger ou donner des explications au QG.</w:t>
+        <w:t>- Peu probable! Mouré Sow  n'arrive pas  à comprendre un petit texte lu dans une langue locale (s02q03). Veuillez corriger ou donner des explications au QG. Attention ! Le frais de scolarité (5000 Fcfa) de Mouré Sow en 3ème année de Primaire est relativement élevé par rapport aux autres frais de scolarités observés dans cette zone. Prière de corriger ou de confirmer avec le QG.</w:t>
       </w:r>
     </w:p>
     <w:p>
@@ -1611,7 +1497,7 @@
         <w:rPr>
           <w:sz w:val="20"/>
         </w:rPr>
-        <w:t>- Attention ! Le prix unitaire d'achat (180 Fcfa) de Pain moderne (Baguette) en miche (Moyen) est relativement élevé par rapport aux autres prix observés dans cette zone. Prière de corriger ou de confirmer avec le QG. Avertissement!!! Le ménage a consommé 7 Paquet Petit de Thé en sachet, cette quantité semble anormale pour une consommation des 7 derniers jours.Prière de corriger ou de confirmer avec le QG. Avertissement!! le prix unitaire (100 Fcfa) de Thé en sachet (unité: Paquet) de taille Petit est très faible ou élevé. Prière de corriger ou de confirmer avec le QG. Avertissement!!! Le ménage a consommé 9 Pièce Petit de Capitaine frais, cette quantité semble anormale pour une consommation des 7 derniers jours.Prière de corriger ou de confirmer avec le QG. Le ménage a consommé Arachides décortiquées mais les informations sur la quantité, l'unité ou la taille ne sont pas renseignées.Prière de renseigner. Le ménage a consommé Arachides grillées décortiquées mais les informations sur la quantité, l'unité ou la taille ne sont pas renseignées.Prière de renseigner. Le ménage a consommé Aubergine sauvage  mais les informations sur la quantité, l'unité ou la taille ne sont pas renseignées.Prière de renseigner. Le ménage a consommé Autres légumes en feuilles mais les informations sur la quantité, l'unité ou la taille ne sont pas renseignées.Prière de renseigner. Le ménage a consommé Beurre mais les informations sur la quantité, l'unité ou la taille ne sont pas renseignées.Prière de renseigner. Le ménage a consommé Carotte mais les informations sur la quantité, l'unité ou la taille ne sont pas renseignées.Prière de renseigner. Le ménage a consommé Carpe séchée mais les informations sur la quantité, l'unité ou la taille ne sont pas renseignées.Prière de renseigner. Le ménage a consommé Choux mais les informations sur la quantité, l'unité ou la taille ne sont pas renseignées.Prière de renseigner. Le ménage a consommé Citron mais les informations sur la quantité, l'unité ou la taille ne sont pas renseignées.Prière de renseigner. Le ménage a consommé Concentré de tomate mais les informations sur la quantité, l'unité ou la taille ne sont pas renseignées.Prière de renseigner. Le ménage a consommé Courge mais les informations sur la quantité, l'unité ou la taille ne sont pas renseignées.Prière de renseigner. Le ménage a consommé Cube alimentaire (Maggi, Jumbo, ) mais les informations sur la quantité, l'unité ou la taille ne sont pas renseignées.Prière de renseigner. Le ménage a consommé Huile de soja  mais les informations sur la quantité, l'unité ou la taille ne sont pas renseignées.Prière de renseigner. Le ménage a consommé Lait en poudre mais les informations sur la quantité, l'unité ou la taille ne sont pas renseignées.Prière de renseigner. Le ménage a consommé Manioc en tubercules mais les informations sur la quantité, l'unité ou la taille ne sont pas renseignées.Prière de renseigner. Le ménage a consommé Mâchoiron séchée (Kon) mais les informations sur la quantité, l'unité ou la taille ne sont pas renseignées.Prière de renseigner. Le ménage a consommé Niébé/Haricots secs mais les informations sur la quantité, l'unité ou la taille ne sont pas renseignées.Prière de renseigner. Le ménage a consommé Poisson fumé type 3 mais les informations sur la quantité, l'unité ou la taille ne sont pas renseignées.Prière de renseigner. Le ménage a consommé Salade (laitue) mais les informations sur la quantité, l'unité ou la taille ne sont pas renseignées.Prière de renseigner. Le ménage a consommé Sel mais les informations sur la quantité, l'unité ou la taille ne sont pas renseignées.Prière de renseigner. Difficile de consommer le Sel en   prière de verifier. Le ménage a consommé Silure séché mais les informations sur la quantité, l'unité ou la taille ne sont pas renseignées.Prière de renseigner.</w:t>
+        <w:t>- Attention ! Le prix unitaire d'achat (180 Fcfa) de Pain moderne (Baguette) en miche (Moyen) est relativement élevé par rapport aux autres prix observés dans cette zone. Prière de corriger ou de confirmer avec le QG. Attention ! Le prix unitaire d'achat (50 Fcfa) de Niébé/Haricots secs en Sachets (Petit) est relativement faible par rapport aux autres prix observés dans cette zone. Prière de corriger ou de confirmer avec le QG. Attention ! Soupçons de quantité anormale! Le ménage de ABDOULAYE PENDA SOW avec une taille de 4 personnes a consommé 12 Pièce en Moyen de Aubergine sauvage  qui est relativement élevé comme consommation par rapport à la condition de vie des autres ménages de même taille dans cette zone. Prière de corriger ou de confirmer avec le QG. Avertissement!! La quantité (5 litre) du produit Huile de soja  consommée  par le ménage semble très élevé, prière de corriger ou confirmer avec le QG. Avertissement!!! Le ménage a consommé 11 Morceau (Portion) Petit de Carpe séchée, cette quantité semble anormale pour une consommation des 7 derniers jours.Prière de corriger ou de confirmer avec le QG. Avertissement!!! Le ménage a consommé 11 Morceau (Portion) Petit de Silure séché, cette quantité semble anormale pour une consommation des 7 derniers jours.Prière de corriger ou de confirmer avec le QG. Avertissement!!! Le ménage a consommé 7 Paquet Petit de Thé en sachet, cette quantité semble anormale pour une consommation des 7 derniers jours.Prière de corriger ou de confirmer avec le QG. Avertissement!! le prix unitaire (100 Fcfa) de Thé en sachet (unité: Paquet) de taille Petit est très faible ou élevé. Prière de corriger ou de confirmer avec le QG. Avertissement!!! Le ménage a consommé 9 Pièce Petit de Capitaine frais, cette quantité semble anormale pour une consommation des 7 derniers jours.Prière de corriger ou de confirmer avec le QG. Incohérence!! Dans ce ménage, chaque individus consomme par jour .5178571 Kg  de cereale; Prière de revoir les quantités prises de ces produits. Incohérence!! Dans ce ménage, chaque individus consomme par jour .5178571 Kg  de cereale; Prière de revoir les quantités prises de ces produits.</w:t>
       </w:r>
     </w:p>
     <w:p>
@@ -1654,6 +1540,27 @@
           <w:sz w:val="20"/>
         </w:rPr>
         <w:t>- Peu plausible! le montant de la dépense pour Briquet, allume gaz semble trop élevé. Veuillez, s'il vous plaît, confirmer cette information avec le QG ou la corriger.</w:t>
+      </w:r>
+    </w:p>
+    <w:p>
+      <w:r>
+        <w:rPr>
+          <w:b/>
+          <w:color w:val="4672C4"/>
+          <w:sz w:val="22"/>
+        </w:rPr>
+        <w:t>&gt;&gt; Section10b - caracteristiques entreprise non agricole</w:t>
+      </w:r>
+    </w:p>
+    <w:p>
+      <w:pPr>
+        <w:ind w:left="283"/>
+      </w:pPr>
+      <w:r>
+        <w:rPr>
+          <w:sz w:val="20"/>
+        </w:rPr>
+        <w:t>- Le montant dépensé de L'entreprise Commerçante de vetements pour l'achat de ces marchandises revendues en état, sans transformation ne peut être supérieur aux montants obtenus sur la revente de marchandises achetées et revendues en état au cours des 30 derniers jours ou durant le dernier mois où l'entreprise a fonctionné (s10q47 &gt; s10q46), prière de corriger.</w:t>
       </w:r>
     </w:p>
     <w:p>
@@ -2052,10 +1959,6 @@
         <w:rPr>
           <w:sz w:val="20"/>
         </w:rPr>
-        <w:t xml:space="preserve">- Attention ! Le montant (5000 Fcfa) dépensé ou reçu en cadeau pour les recharges internet ou de forfaits de données mobiles(hors appels vocaux), aucours des 30 derniers jours de  AWA GUEYE est relativement élevé par rapport aux autres montants depansés observés dans cette zone. Prière de corriger ou de confirmer avec le QG. </w:t>
-        <w:br/>
-        <w:t xml:space="preserve">- Attention ! Le montant (5000 Fcfa) dépensé ou reçu en cadeau pour les recharges internet ou de forfaits de données mobiles(hors appels vocaux), aucours des 30 derniers jours de  TAPHA NDIAYE est relativement élevé par rapport aux autres montants depansés observés dans cette zone. Prière de corriger ou de confirmer avec le QG. </w:t>
-        <w:br/>
         <w:t xml:space="preserve">- Attention ! Vous avez déclaré en s01q00 que le répondant est la personne elle-même, or BALLA NDIAYE est trop jeune (4 ans) pour fournir des informations correctes. Prière de refaire la section 1 pour BALLA NDIAYE en demandant à un adulte de répondre aux questions à sa place. </w:t>
         <w:br/>
         <w:t>- Attention ! Vous avez déclaré en s01q00 que le répondant est la personne elle-même, or BAYE CHEIKHE NDIAYE est trop jeune (7 ans) pour fournir des informations correctes. Prière de refaire la section 1 pour BAYE CHEIKHE NDIAYE en demandant à un adulte de répondre aux questions à sa place.</w:t>
@@ -2091,7 +1994,7 @@
         <w:br/>
         <w:t xml:space="preserve">- Peu probable! DIALLE NDIAYE  n'arrive pas  à comprendre un petit texte lu dans une langue locale (s02q03). Veuillez corriger ou donner des explications au QG. </w:t>
         <w:br/>
-        <w:t xml:space="preserve">- Peu probable! KHADIM NDIAYE  n'arrive pas  à comprendre un petit texte lu dans une langue locale (s02q03). Veuillez corriger ou donner des explications au QG. Dans les milieux urbains c'est peu probable de voir une école dont les élèves ou étudiants ne dépensent pas en frais d'uniformes, prière de verifier pour KHADIM NDIAYE et corriger ou confirmer avec le QG. Attention ! Le frais de scolarité (10000 Fcfa) de KHADIM NDIAYE en 1ére année de Primaire est relativement élevé par rapport aux autres frais de scolarités observés dans cette zone. Prière de corriger ou de confirmer avec le QG. </w:t>
+        <w:t xml:space="preserve">- Peu probable! KHADIM NDIAYE  n'arrive pas  à comprendre un petit texte lu dans une langue locale (s02q03). Veuillez corriger ou donner des explications au QG. Dans les milieux urbains c'est peu probable de voir une école dont les élèves ou étudiants ne dépensent pas en frais d'uniformes, prière de verifier pour KHADIM NDIAYE et corriger ou confirmer avec le QG. </w:t>
         <w:br/>
         <w:t xml:space="preserve">- Peu probable! MAME THIERNO NDIAYE  n'arrive pas  à comprendre un petit texte lu dans une langue locale (s02q03). Veuillez corriger ou donner des explications au QG. Peu probable! MAME THIERNO NDIAYE  ne sait ni lire, ni écrire, ni comprendre dans aucune des langues  (s02q01,s02q02,s02q03). Veuillez corriger ou donner des explications au QG. </w:t>
         <w:br/>
@@ -2176,9 +2079,7 @@
         <w:rPr>
           <w:sz w:val="20"/>
         </w:rPr>
-        <w:t xml:space="preserve">- Attention ! Le nombre de jours que AWA GUEYE a travaillés par mois semble être inférieur à 15. Veuillez, s'il vous plaît, confirmer cette information. Avertissement!! Le montant de AWA GUEYE semble trop faible pour un revenu net gagné par trimestre. Veuillez, s'il vous plaît, confirmer cette information avec le QG ou la corriger. </w:t>
-        <w:br/>
-        <w:t>- Le revenu de DIALLE NDIAYE (.a) doit être renseigné. Prière de renseigner le revenu de DIALLE NDIAYE.</w:t>
+        <w:t>- Attention ! Le nombre de jours que AWA GUEYE a travaillés par mois semble être inférieur à 15. Veuillez, s'il vous plaît, confirmer cette information. Avertissement!! Le montant de AWA GUEYE semble trop faible pour un revenu net gagné par trimestre. Veuillez, s'il vous plaît, confirmer cette information avec le QG ou la corriger.</w:t>
       </w:r>
     </w:p>
     <w:p>
@@ -2220,7 +2121,7 @@
         <w:rPr>
           <w:sz w:val="20"/>
         </w:rPr>
-        <w:t>- Le ménage a consommé Ail mais les informations sur la quantité, l'unité ou la taille ne sont pas renseignées.Prière de renseigner. Le ménage a consommé Aubergine   mais les informations sur la quantité, l'unité ou la taille ne sont pas renseignées.Prière de renseigner. Le ménage a consommé Aubergine sauvage  mais les informations sur la quantité, l'unité ou la taille ne sont pas renseignées.Prière de renseigner. Le ménage a consommé Café moulu mais les informations sur la quantité, l'unité ou la taille ne sont pas renseignées.Prière de renseigner. Le ménage a consommé Carotte mais les informations sur la quantité, l'unité ou la taille ne sont pas renseignées.Prière de renseigner. Le ménage a consommé Citron mais les informations sur la quantité, l'unité ou la taille ne sont pas renseignées.Prière de renseigner. Le ménage a consommé Courge mais les informations sur la quantité, l'unité ou la taille ne sont pas renseignées.Prière de renseigner. Le ménage a consommé Cube alimentaire (Maggi, Jumbo, ) mais les informations sur la quantité, l'unité ou la taille ne sont pas renseignées.Prière de renseigner. Le ménage a consommé Huile d'arachide raffinée mais les informations sur la quantité, l'unité ou la taille ne sont pas renseignées.Prière de renseigner. Le ménage a consommé Oignon frais mais les informations sur la quantité, l'unité ou la taille ne sont pas renseignées.Prière de renseigner. Le ménage a consommé Piment frais mais les informations sur la quantité, l'unité ou la taille ne sont pas renseignées.Prière de renseigner. Le ménage a consommé Piment séché mais les informations sur la quantité, l'unité ou la taille ne sont pas renseignées.Prière de renseigner. Le ménage a consommé Poireau mais les informations sur la quantité, l'unité ou la taille ne sont pas renseignées.Prière de renseigner. Le ménage a consommé Poivre mais les informations sur la quantité, l'unité ou la taille ne sont pas renseignées.Prière de renseigner. Le ménage a consommé Poivron frais mais les informations sur la quantité, l'unité ou la taille ne sont pas renseignées.Prière de renseigner. Le ménage a consommé Pâte d'arachide mais les informations sur la quantité, l'unité ou la taille ne sont pas renseignées.Prière de renseigner. Le ménage a consommé Sel mais les informations sur la quantité, l'unité ou la taille ne sont pas renseignées.Prière de renseigner. Difficile de consommer le Sel en   prière de verifier. Le ménage a consommé Sucre en poudre  mais les informations sur la quantité, l'unité ou la taille ne sont pas renseignées.Prière de renseigner. Le ménage a consommé Thé en sachet mais les informations sur la quantité, l'unité ou la taille ne sont pas renseignées.Prière de renseigner. Avertissement!!! Le ménage a consommé .a   de Thé en sachet, cette quantité semble anormale pour une consommation des 7 derniers jours.Les ménages consomment géneralement en sachet ou en paquet, prière de corriger ou de confirmer avec le QG. Le ménage a consommé Tomate fraîche mais les informations sur la quantité, l'unité ou la taille ne sont pas renseignées.Prière de renseigner. Le ménage a consommé Vinaigre de vin mais les informations sur la quantité, l'unité ou la taille ne sont pas renseignées.Prière de renseigner.</w:t>
+        <w:t>- Attention ! Le prix unitaire d'achat (33.33333 Fcfa) de Carotte en Pièce (Moyen) est relativement faible par rapport aux autres prix observés dans cette zone. Prière de corriger ou de confirmer avec le QG. Attention ! Le prix unitaire d'achat (50 Fcfa) de Choux en Pièce (Petit) est relativement faible par rapport aux autres prix observés dans cette zone. Prière de corriger ou de confirmer avec le QG. Avertissement!! La quantité (3.5 litre) du produit Huile d'arachide raffinée consommée  par le ménage semble très élevé, prière de corriger ou confirmer avec le QG. Avertissement!!! Le ménage a consommé 14 Pièce Moyen de Capitaine frais, cette quantité semble anormale pour une consommation des 7 derniers jours.Prière de corriger ou de confirmer avec le QG. Avertissement!!! Le ménage a consommé 4 Paquet Petit de Thé en sachet, cette quantité semble anormale pour une consommation des 7 derniers jours.Prière de corriger ou de confirmer avec le QG. Avertissement!! le prix unitaire (150 Fcfa) de Thé en sachet (unité: Paquet) de taille Petit est très faible ou élevé. Prière de corriger ou de confirmer avec le QG. Avertissement!!!Le ménage a consommé 56 miche de Moyen de Pain moderne (Baguette)  ce qui semble incoherent pour une consommation aucours des 7 derniers jours, prière de verifier et corriger.</w:t>
       </w:r>
     </w:p>
     <w:p>
@@ -2242,29 +2143,6 @@
           <w:sz w:val="20"/>
         </w:rPr>
         <w:t>- Moins possible d'avoir un ménage qui n'a effectué aucune des dépenses au cours de 12 derniers mois, veuillez revoir la section pour ce ménage.</w:t>
-      </w:r>
-    </w:p>
-    <w:p>
-      <w:r>
-        <w:rPr>
-          <w:b/>
-          <w:color w:val="4672C4"/>
-          <w:sz w:val="22"/>
-        </w:rPr>
-        <w:t>&gt;&gt; Section10b - caracteristiques entreprise non agricole</w:t>
-      </w:r>
-    </w:p>
-    <w:p>
-      <w:pPr>
-        <w:ind w:left="283"/>
-      </w:pPr>
-      <w:r>
-        <w:rPr>
-          <w:sz w:val="20"/>
-        </w:rPr>
-        <w:t xml:space="preserve">- Le montant dépensé de L'entreprise AWA VENTE CHAUSSURE pour l'achat de ces marchandises revendues en état, sans transformation ne peut être supérieur aux montants obtenus sur la revente de marchandises achetées et revendues en état au cours des 30 derniers jours ou durant le dernier mois où l'entreprise a fonctionné (s10q47 &gt; s10q46), prière de corriger. La main d'oeuvre sariale de DIALLE NDIAYE ayant travaillé dans cette entreprise AWA VENTE CHAUSSURE aucours des 30 derniers jours n'est pas renseigner. Prière de reneigner toutes les informations qui lui concerne. </w:t>
-        <w:br/>
-        <w:t>- Le montant dépensé de L'entreprise VENTE DE BIJOUX pour l'achat de ces marchandises revendues en état, sans transformation ne peut être supérieur aux montants obtenus sur la revente de marchandises achetées et revendues en état au cours des 30 derniers jours ou durant le dernier mois où l'entreprise a fonctionné (s10q47 &gt; s10q46), prière de corriger.</w:t>
       </w:r>
     </w:p>
     <w:p>
@@ -2663,7 +2541,7 @@
         <w:rPr>
           <w:sz w:val="20"/>
         </w:rPr>
-        <w:t>- Prière de renseigner toutes les informations du ménage dans la section 0 avant d'entamer les autres informations.</w:t>
+        <w:t>- Le questionnaire semble ne pas être complètement fini mais le questionnaire est en statut complet, prière de compléter le questionnaire.</w:t>
       </w:r>
     </w:p>
     <w:p>
@@ -2854,30 +2732,7 @@
         <w:rPr>
           <w:sz w:val="20"/>
         </w:rPr>
-        <w:t>- Avertissement!!! Le ménage a consommé 4 Bidon 20l taille unique de Eau minérale/filtrée en bouteille locale, cette quantité semble anormale pour une consommation des 7 derniers jours, prière de verifier et corriger. Le ménage a consommé Ail mais les informations sur la quantité, l'unité ou la taille ne sont pas renseignées.Prière de renseigner. Le ménage a consommé Aubergine sauvage  mais les informations sur la quantité, l'unité ou la taille ne sont pas renseignées.Prière de renseigner. Le ménage a consommé Café en poudre soluble mais les informations sur la quantité, l'unité ou la taille ne sont pas renseignées.Prière de renseigner. Le ménage a consommé Capitaine frais mais les informations sur la quantité, l'unité ou la taille ne sont pas renseignées.Prière de renseigner. Le ménage a consommé Carotte mais les informations sur la quantité, l'unité ou la taille ne sont pas renseignées.Prière de renseigner. Le ménage a consommé Carpe séchée mais les informations sur la quantité, l'unité ou la taille ne sont pas renseignées.Prière de renseigner. Le ménage a consommé Choux mais les informations sur la quantité, l'unité ou la taille ne sont pas renseignées.Prière de renseigner. Le ménage a consommé Citron mais les informations sur la quantité, l'unité ou la taille ne sont pas renseignées.Prière de renseigner. Le ménage a consommé Concentré de tomate mais les informations sur la quantité, l'unité ou la taille ne sont pas renseignées.Prière de renseigner. Le ménage a consommé Courgette mais les informations sur la quantité, l'unité ou la taille ne sont pas renseignées.Prière de renseigner. Le ménage a consommé Cube alimentaire (Maggi, Jumbo, ) mais les informations sur la quantité, l'unité ou la taille ne sont pas renseignées.Prière de renseigner. Le ménage a consommé Escargots mais les informations sur la quantité, l'unité ou la taille ne sont pas renseignées.Prière de renseigner. Le ménage a consommé Huile de soja  mais les informations sur la quantité, l'unité ou la taille ne sont pas renseignées.Prière de renseigner. Le ménage a consommé Lait en poudre mais les informations sur la quantité, l'unité ou la taille ne sont pas renseignées.Prière de renseigner. Le ménage a consommé Macaroni mais les informations sur la quantité, l'unité ou la taille ne sont pas renseignées.Prière de renseigner. Le ménage a consommé Manioc en tubercules mais les informations sur la quantité, l'unité ou la taille ne sont pas renseignées.Prière de renseigner. Le ménage a consommé Moutarde mais les informations sur la quantité, l'unité ou la taille ne sont pas renseignées.Prière de renseigner. Le ménage a consommé Mâchoiron séchée (Kon) mais les informations sur la quantité, l'unité ou la taille ne sont pas renseignées.Prière de renseigner. Le ménage a consommé Niébé/Haricots secs mais les informations sur la quantité, l'unité ou la taille ne sont pas renseignées.Prière de renseigner. Le ménage a consommé Pain moderne (Baguette) mais les informations sur la quantité, l'unité ou la taille ne sont pas renseignées.Prière de renseigner. Le ménage a consommé Pastèque mais les informations sur la quantité, l'unité ou la taille ne sont pas renseignées.Prière de renseigner. Le ménage a consommé Patate douce mais les informations sur la quantité, l'unité ou la taille ne sont pas renseignées.Prière de renseigner. Le ménage a consommé Piment frais mais les informations sur la quantité, l'unité ou la taille ne sont pas renseignées.Prière de renseigner. Le ménage a consommé Piment séché mais les informations sur la quantité, l'unité ou la taille ne sont pas renseignées.Prière de renseigner. Le ménage a consommé Poireau mais les informations sur la quantité, l'unité ou la taille ne sont pas renseignées.Prière de renseigner. Le ménage a consommé Poisson frais type 11 mais les informations sur la quantité, l'unité ou la taille ne sont pas renseignées.Prière de renseigner. Le ménage a consommé Poivre mais les informations sur la quantité, l'unité ou la taille ne sont pas renseignées.Prière de renseigner. Le ménage a consommé Pomme de terre mais les informations sur la quantité, l'unité ou la taille ne sont pas renseignées.Prière de renseigner. Le ménage a consommé Riz local Gambiaka mais les informations sur la quantité, l'unité ou la taille ne sont pas renseignées.Prière de renseigner. Le ménage a consommé Salade (laitue) mais les informations sur la quantité, l'unité ou la taille ne sont pas renseignées.Prière de renseigner. Le ménage a consommé Sel mais les informations sur la quantité, l'unité ou la taille ne sont pas renseignées.Prière de renseigner. Difficile de consommer le Sel en   prière de verifier. Le ménage a consommé Silure séché mais les informations sur la quantité, l'unité ou la taille ne sont pas renseignées.Prière de renseigner. Le ménage a consommé Sucre en poudre  mais les informations sur la quantité, l'unité ou la taille ne sont pas renseignées.Prière de renseigner. Le ménage a consommé Viande de boeuf: Abats et tripes (foie, rognon, etc.) mais les informations sur la quantité, l'unité ou la taille ne sont pas renseignées.Prière de renseigner. Le ménage a consommé Vinaigre de vin mais les informations sur la quantité, l'unité ou la taille ne sont pas renseignées.Prière de renseigner.</w:t>
-      </w:r>
-    </w:p>
-    <w:p>
-      <w:r>
-        <w:rPr>
-          <w:b/>
-          <w:color w:val="4672C4"/>
-          <w:sz w:val="22"/>
-        </w:rPr>
-        <w:t>&gt;&gt; Section10b - caracteristiques entreprise non agricole</w:t>
-      </w:r>
-    </w:p>
-    <w:p>
-      <w:pPr>
-        <w:ind w:left="283"/>
-      </w:pPr>
-      <w:r>
-        <w:rPr>
-          <w:sz w:val="20"/>
-        </w:rPr>
-        <w:t xml:space="preserve">- Incohérence!! L'entreprise vendeuse de pain dit avoir réçu une somme sur la revente de ces marchandises achetées et revendues en état (s10q46 est differnt de 0) mais n'a depensé aucune somme sur l'achat des marchandises revendues en état (s10q47==0), prière de fournir plus d'effort pour estimer le montant obtenu sur la depense de ces marchandises achetées et revendues en état. </w:t>
-        <w:br/>
-        <w:t>- L'entreprise conducteur de Taxi existe dit n'avoir pas fait la revente de marchandises achetées et revendues en état, aussi le montant obtenus sur la vente de produits transformés par l'entreprise  n'a reçu aucune somme sur les reventes (s10q46=0 &amp; s10q48=0 &amp; s10q50=0); alors s'agit-il de quelle entreprise ?</w:t>
+        <w:t>- Attention ! Le prix unitaire d'achat (150 Fcfa) de Mâchoiron séchée (Kon) en Tas (Petit) est relativement faible par rapport aux autres prix observés dans cette zone. Prière de corriger ou de confirmer avec le QG. Avertissement!! La quantité (6.5 litre) du produit Huile de soja  consommée  par le ménage semble très élevé, prière de corriger ou confirmer avec le QG. Avertissement!!! Le ménage a consommé 4 Bidon 20l taille unique de Eau minérale/filtrée en bouteille locale, cette quantité semble anormale pour une consommation des 7 derniers jours, prière de verifier et corriger.</w:t>
       </w:r>
     </w:p>
     <w:p>
@@ -3445,7 +3300,7 @@
         <w:rPr>
           <w:sz w:val="20"/>
         </w:rPr>
-        <w:t>- Attention ! Le prix unitaire d'achat (1000 Fcfa) de Pastèque en Pièce (Moyen) est relativement élevé par rapport aux autres prix observés dans cette zone. Prière de corriger ou de confirmer avec le QG. Attention ! Le prix unitaire d'achat (14.28571 Fcfa) de Piment frais en Sachets (Petit) est relativement faible par rapport aux autres prix observés dans cette zone. Prière de corriger ou de confirmer avec le QG. Attention ! Le prix unitaire d'achat (1600 Fcfa) de Poireau en Kg (taille unique) est relativement élevé par rapport aux autres prix observés dans cette zone. Prière de corriger ou de confirmer avec le QG. Attention ! Le prix unitaire d'achat (50 Fcfa) de Carotte en Pièce (Moyen) est relativement faible par rapport aux autres prix observés dans cette zone. Prière de corriger ou de confirmer avec le QG. Avertissement!! La quantité (6 litre) du produit Huile d'arachide raffinée consommée  par le ménage semble très élevé, prière de corriger ou confirmer avec le QG. Avertissement!!! Le ménage a consommé 12 Pièce Moyen de Capitaine frais, cette quantité semble anormale pour une consommation des 7 derniers jours.Prière de corriger ou de confirmer avec le QG. Le prix d'achat unitaire (1000 Fcfa) de Sel en Sac (25 Kg) de taille taille unique est très faible, prière de regarder les reponses prises dans les questions s07bq07a s07bq07b s07bq07c s07bq08 pour mieux corriger.</w:t>
+        <w:t>- Attention ! Le prix unitaire d'achat (1600 Fcfa) de Poireau en Kg (taille unique) est relativement élevé par rapport aux autres prix observés dans cette zone. Prière de corriger ou de confirmer avec le QG. Attention ! Soupçons de quantité anormale! Le ménage de AMI SAKHO avec une taille de 7 personnes a consommé 28 Pièce en Petit de Poivron frais qui est relativement élevé comme consommation par rapport à la condition de vie des autres ménages de même taille dans cette zone. Prière de corriger ou de confirmer avec le QG. Avertissement!! La quantité (6 litre) du produit Huile d'arachide raffinée consommée  par le ménage semble très élevé, prière de corriger ou confirmer avec le QG. Avertissement!!! Le ménage a consommé 12 Pièce Moyen de Capitaine frais, cette quantité semble anormale pour une consommation des 7 derniers jours.Prière de corriger ou de confirmer avec le QG. Le prix d'achat unitaire (1000 Fcfa) de Sel en Sac (25 Kg) de taille taille unique est très faible, prière de regarder les reponses prises dans les questions s07bq07a s07bq07b s07bq07c s07bq08 pour mieux corriger.</w:t>
       </w:r>
     </w:p>
     <w:p>
@@ -3476,7 +3331,7 @@
           <w:color w:val="4672C4"/>
           <w:sz w:val="22"/>
         </w:rPr>
-        <w:t>&gt;&gt; Section10b - caracteristiques entreprise non agricole</w:t>
+        <w:t>&gt;&gt; Section12 - Actifs du menage</w:t>
       </w:r>
     </w:p>
     <w:p>
@@ -3487,27 +3342,8 @@
         <w:rPr>
           <w:sz w:val="20"/>
         </w:rPr>
-        <w:t>- L'entreprise coudre des habits existe dit n'avoir pas fait la revente de marchandises achetées et revendues en état, aussi le montant obtenus sur la vente de produits transformés par l'entreprise  n'a reçu aucune somme sur les reventes (s10q46=0 &amp; s10q48=0 &amp; s10q50=0); alors s'agit-il de quelle entreprise ?</w:t>
-      </w:r>
-    </w:p>
-    <w:p>
-      <w:r>
-        <w:rPr>
-          <w:b/>
-          <w:color w:val="4672C4"/>
-          <w:sz w:val="22"/>
-        </w:rPr>
-        <w:t>&gt;&gt; Section12 - Actifs du menage</w:t>
-      </w:r>
-    </w:p>
-    <w:p>
-      <w:pPr>
-        <w:ind w:left="283"/>
-      </w:pPr>
-      <w:r>
-        <w:rPr>
-          <w:sz w:val="20"/>
-        </w:rPr>
+        <w:t xml:space="preserve">- Attention ! Armoires et autres meubles a été achété à 500000 Fcfa est relativement élevé par rapport aux autres prix d'achat observés dans cette zone. Prière de corriger ou de confirmer avec le QG. Attention ! Armoires et autres meubles a été revendu à 500000 Fcfa qui est relativement élevé par rapport aux autres prix de revente observés dans cette zone. Prière de corriger ou de confirmer avec le QG. </w:t>
+        <w:br/>
         <w:t>- Attention ! Salon  (Fauteuils et table basse) a été revendu à 500000 Fcfa qui est relativement élevé par rapport aux autres prix de revente observés dans cette zone. Prière de corriger ou de confirmer avec le QG.</w:t>
       </w:r>
     </w:p>
@@ -4023,13 +3859,13 @@
         <w:rPr>
           <w:sz w:val="20"/>
         </w:rPr>
-        <w:t xml:space="preserve">- AvertissementAIDA MBAYE  travaille mais les questions relatives à son emploi principal ne sont pas renseignées à 100%, prière de les renseigner. Vous avez sélectionné l'option 'Ne sait pas' pour la catégorie socioprofessionnelle de AIDA MBAYE ou vous ne l'avez pas renseigné. prière de corriger. </w:t>
+        <w:t xml:space="preserve">- Attention ! Le nombre de jours que AIDA MBAYE a travaillés par mois semble être inférieur à 15. Veuillez, s'il vous plaît, confirmer cette information. </w:t>
         <w:br/>
-        <w:t xml:space="preserve">-  AvertissementMAME FATY FAYE  travaille mais les questions relatives à son emploi principal ne sont pas renseignées à 100%, prière de les renseigner. Vous avez sélectionné l'option 'Ne sait pas' pour la catégorie socioprofessionnelle de MAME FATY FAYE ou vous ne l'avez pas renseigné. prière de corriger. </w:t>
+        <w:t xml:space="preserve">- Attention ! Le nombre de jours que MAME FATY FAYE a travaillés par mois semble être inférieur à 15. Veuillez, s'il vous plaît, confirmer cette information. </w:t>
         <w:br/>
-        <w:t xml:space="preserve">-  AvertissementMATY MBAYE  travaille mais les questions relatives à son emploi principal ne sont pas renseignées à 100%, prière de les renseigner. Attention ! Le nombre de jours que MATY MBAYE a travaillés par mois semble être inférieur à 15. Veuillez, s'il vous plaît, confirmer cette information. </w:t>
+        <w:t xml:space="preserve">- Attention ! Le nombre de jours que MATY MBAYE a travaillés par mois semble être inférieur à 15. Veuillez, s'il vous plaît, confirmer cette information. </w:t>
         <w:br/>
-        <w:t>-  AvertissementNDEYE NDIAYE  travaille mais les questions relatives à son emploi principal ne sont pas renseignées à 100%, prière de les renseigner. Attention ! Le nombre de jours que NDEYE NDIAYE a travaillés par mois semble être inférieur à 15. Veuillez, s'il vous plaît, confirmer cette information.</w:t>
+        <w:t>- Attention ! Le nombre de jours que NDEYE NDIAYE a travaillés par mois semble être inférieur à 15. Veuillez, s'il vous plaît, confirmer cette information.</w:t>
       </w:r>
     </w:p>
     <w:p>
@@ -4050,9 +3886,9 @@
         <w:rPr>
           <w:sz w:val="20"/>
         </w:rPr>
-        <w:t xml:space="preserve">- AvertissementMATY MBAYE  travaille mais les questions relatives à son emploi secondaire ne sont pas renseignées à 100%, prière de les renseigner. Avertissement!!! la branche d'activité de MATY MBAYE est identique dans l'emploi principale et secondaire, prière de confirmer cette information avec le QG ou de corriger. Vous avez sélectionné l'option 'Ne sait pas' pour la catégorie socioprofessionnelle de MATY MBAYE ou vous ne l'avez pas renseigné. prière de corriger. Avertissement!!! les informations de MATY MBAYE sur le nombre de mois, jours ou heures de son emploi secondaire sont superieur a celles de son emploi principal , veuillez corriger ou confirmer aupres du QG. Incoherence!!! MATY MBAYE a travaillé plus de 20h par jours pour ses emplois (pricinpal et secondaire), prière de corriger. </w:t>
+        <w:t xml:space="preserve">- Attention! le nombre d'heure que NDEYE NDIAYE a travaillé par jour semble faible, veuillez s'il vous plait confirmer cette information avec le QG. Avertissement!!! les informations de NDEYE NDIAYE sur le nombre de mois, jours ou heures de son emploi secondaire sont superieur a celles de son emploi principal , veuillez corriger ou confirmer aupres du QG. </w:t>
         <w:br/>
-        <w:t>- Attention! le nombre d'heure que NDEYE NDIAYE a travaillé par jour semble faible, veuillez s'il vous plait confirmer cette information avec le QG. Avertissement!!! les informations de NDEYE NDIAYE sur le nombre de mois, jours ou heures de son emploi secondaire sont superieur a celles de son emploi principal , veuillez corriger ou confirmer aupres du QG.</w:t>
+        <w:t>- Avertissement!!! les informations de MATY MBAYE sur le nombre de mois, jours ou heures de son emploi secondaire sont superieur a celles de son emploi principal , veuillez corriger ou confirmer aupres du QG.</w:t>
       </w:r>
     </w:p>
     <w:p>
@@ -4062,7 +3898,7 @@
           <w:color w:val="4672C4"/>
           <w:sz w:val="22"/>
         </w:rPr>
-        <w:t>&gt;&gt; Section7a2 - Repas pris a l'exterieur du menage</w:t>
+        <w:t>&gt;&gt; Section7b - Consommation alimentaire - 7 jours</w:t>
       </w:r>
     </w:p>
     <w:p>
@@ -4073,27 +3909,7 @@
         <w:rPr>
           <w:sz w:val="20"/>
         </w:rPr>
-        <w:t xml:space="preserve">- La section sur le repas pris à l'extérieur du ménage du membre ABDOU KHOUDOSSE FAYE n'est pas renseignée à 100 %. Prière de vérifier l'ensemble des questions relatives à ce membre et de les renseigner en totalité. </w:t>
-        <w:br/>
-        <w:t xml:space="preserve">- La section sur le repas pris à l'extérieur du ménage du membre AIDA MBAYE n'est pas renseignée à 100 %. Prière de vérifier l'ensemble des questions relatives à ce membre et de les renseigner en totalité. </w:t>
-        <w:br/>
-        <w:t xml:space="preserve">- La section sur le repas pris à l'extérieur du ménage du membre GUANE FAYE n'est pas renseignée à 100 %. Prière de vérifier l'ensemble des questions relatives à ce membre et de les renseigner en totalité. </w:t>
-        <w:br/>
-        <w:t xml:space="preserve">- La section sur le repas pris à l'extérieur du ménage du membre MAME DIARRA NDIAYE n'est pas renseignée à 100 %. Prière de vérifier l'ensemble des questions relatives à ce membre et de les renseigner en totalité. </w:t>
-        <w:br/>
-        <w:t xml:space="preserve">- La section sur le repas pris à l'extérieur du ménage du membre MAME FATY FAYE n'est pas renseignée à 100 %. Prière de vérifier l'ensemble des questions relatives à ce membre et de les renseigner en totalité. </w:t>
-        <w:br/>
-        <w:t xml:space="preserve">- La section sur le repas pris à l'extérieur du ménage du membre MAME SEYE FAYE n'est pas renseignée à 100 %. Prière de vérifier l'ensemble des questions relatives à ce membre et de les renseigner en totalité. </w:t>
-        <w:br/>
-        <w:t xml:space="preserve">- La section sur le repas pris à l'extérieur du ménage du membre MATY FAYE n'est pas renseignée à 100 %. Prière de vérifier l'ensemble des questions relatives à ce membre et de les renseigner en totalité. </w:t>
-        <w:br/>
-        <w:t xml:space="preserve">- La section sur le repas pris à l'extérieur du ménage du membre MATY MBAYE n'est pas renseignée à 100 %. Prière de vérifier l'ensemble des questions relatives à ce membre et de les renseigner en totalité. </w:t>
-        <w:br/>
-        <w:t xml:space="preserve">- La section sur le repas pris à l'extérieur du ménage du membre NDEYE NDIAYE n'est pas renseignée à 100 %. Prière de vérifier l'ensemble des questions relatives à ce membre et de les renseigner en totalité. </w:t>
-        <w:br/>
-        <w:t xml:space="preserve">- La section sur le repas pris à l'extérieur du ménage du membre OUSEYNOU FAYE n'est pas renseignée à 100 %. Prière de vérifier l'ensemble des questions relatives à ce membre et de les renseigner en totalité. </w:t>
-        <w:br/>
-        <w:t>- La section sur le repas pris à l'extérieur du ménage du membre SOKHENA MOMY FAYE n'est pas renseignée à 100 %. Prière de vérifier l'ensemble des questions relatives à ce membre et de les renseigner en totalité.</w:t>
+        <w:t>- Attention ! Le prix unitaire d'achat (1500 Fcfa) de Arachides pilées en Sachets (Moyen) est relativement élevé par rapport aux autres prix observés dans cette zone. Prière de corriger ou de confirmer avec le QG. Attention ! Le prix unitaire d'achat (33.33333 Fcfa) de Carotte en Pièce (Moyen) est relativement faible par rapport aux autres prix observés dans cette zone. Prière de corriger ou de confirmer avec le QG. Avertissement!! La quantité (3.5 litre) du produit Huile d'arachide raffinée consommée  par le ménage semble très élevé, prière de corriger ou confirmer avec le QG. Attention ! Le prix unitaire d'achat (666.6667 Fcfa) de Huile d'arachide raffinée en Litre (taille unique) est relativement faible par rapport aux autres prix observés dans cette zone. Prière de corriger ou de confirmer avec le QG. Avertissement!!! Le ménage a consommé 14 Pièce Petit de Capitaine frais, cette quantité semble anormale pour une consommation des 7 derniers jours.Prière de corriger ou de confirmer avec le QG. Difficile de consommer le Sel en Sac (5 Kg) taille unique prière de verifier.</w:t>
       </w:r>
     </w:p>
     <w:p>
@@ -4103,7 +3919,7 @@
           <w:color w:val="4672C4"/>
           <w:sz w:val="22"/>
         </w:rPr>
-        <w:t>&gt;&gt; Section7b - Consommation alimentaire - 7 jours</w:t>
+        <w:t>&gt;&gt; Section9d - Depenses non-alimentaires - 3 mois</w:t>
       </w:r>
     </w:p>
     <w:p>
@@ -4114,7 +3930,7 @@
         <w:rPr>
           <w:sz w:val="20"/>
         </w:rPr>
-        <w:t>- Le ménage a consommé Ail mais les informations sur la quantité, l'unité ou la taille ne sont pas renseignées.Prière de renseigner. Le ménage a consommé Arachides pilées mais les informations sur la quantité, l'unité ou la taille ne sont pas renseignées.Prière de renseigner. Le ménage a consommé Aubergine   mais les informations sur la quantité, l'unité ou la taille ne sont pas renseignées.Prière de renseigner. Le ménage a consommé Aubergine sauvage  mais les informations sur la quantité, l'unité ou la taille ne sont pas renseignées.Prière de renseigner. Le ménage a consommé Café moulu mais les informations sur la quantité, l'unité ou la taille ne sont pas renseignées.Prière de renseigner. Le ménage a consommé Capitaine frais mais les informations sur la quantité, l'unité ou la taille ne sont pas renseignées.Prière de renseigner. Le ménage a consommé Carotte mais les informations sur la quantité, l'unité ou la taille ne sont pas renseignées.Prière de renseigner. Le ménage a consommé Choux mais les informations sur la quantité, l'unité ou la taille ne sont pas renseignées.Prière de renseigner. Le ménage a consommé Courge mais les informations sur la quantité, l'unité ou la taille ne sont pas renseignées.Prière de renseigner. Le ménage a consommé Courgette mais les informations sur la quantité, l'unité ou la taille ne sont pas renseignées.Prière de renseigner. Le ménage a consommé Cube alimentaire (Maggi, Jumbo, ) mais les informations sur la quantité, l'unité ou la taille ne sont pas renseignées.Prière de renseigner. Le ménage a consommé Feuilles de  Haricot mais les informations sur la quantité, l'unité ou la taille ne sont pas renseignées.Prière de renseigner. Le ménage a consommé Huile d'arachide raffinée mais les informations sur la quantité, l'unité ou la taille ne sont pas renseignées.Prière de renseigner. Le ménage a consommé Mil mais les informations sur la quantité, l'unité ou la taille ne sont pas renseignées.Prière de renseigner. Le ménage a consommé Oignon frais mais les informations sur la quantité, l'unité ou la taille ne sont pas renseignées.Prière de renseigner. Le ménage a consommé Pastèque mais les informations sur la quantité, l'unité ou la taille ne sont pas renseignées.Prière de renseigner. Le ménage a consommé Piment frais mais les informations sur la quantité, l'unité ou la taille ne sont pas renseignées.Prière de renseigner. Le ménage a consommé Piment séché mais les informations sur la quantité, l'unité ou la taille ne sont pas renseignées.Prière de renseigner. Le ménage a consommé Poireau mais les informations sur la quantité, l'unité ou la taille ne sont pas renseignées.Prière de renseigner. Le ménage a consommé Poivre mais les informations sur la quantité, l'unité ou la taille ne sont pas renseignées.Prière de renseigner. Le ménage a consommé Poivron frais mais les informations sur la quantité, l'unité ou la taille ne sont pas renseignées.Prière de renseigner. Le ménage a consommé Riz local Gambiaka mais les informations sur la quantité, l'unité ou la taille ne sont pas renseignées.Prière de renseigner. Le ménage a consommé Sel mais les informations sur la quantité, l'unité ou la taille ne sont pas renseignées.Prière de renseigner. Difficile de consommer le Sel en   prière de verifier. Le ménage a consommé Sucre en poudre  mais les informations sur la quantité, l'unité ou la taille ne sont pas renseignées.Prière de renseigner. Le ménage a consommé Tomate fraîche mais les informations sur la quantité, l'unité ou la taille ne sont pas renseignées.Prière de renseigner.</w:t>
+        <w:t>- Peu plausible! le montant de la dépense pour Brosse à dents semble trop élevé. Veuillez, s'il vous plaît, confirmer cette information avec le QG ou la corriger.</w:t>
       </w:r>
     </w:p>
     <w:p>
@@ -4124,7 +3940,7 @@
           <w:color w:val="4672C4"/>
           <w:sz w:val="22"/>
         </w:rPr>
-        <w:t>&gt;&gt; Section9d - Depenses non-alimentaires - 3 mois</w:t>
+        <w:t>&gt;&gt; Section11 - Caracteristiques logement</w:t>
       </w:r>
     </w:p>
     <w:p>
@@ -4135,7 +3951,7 @@
         <w:rPr>
           <w:sz w:val="20"/>
         </w:rPr>
-        <w:t>- Peu plausible! le montant de la dépense pour Brosse à dents semble trop élevé. Veuillez, s'il vous plaît, confirmer cette information avec le QG ou la corriger.</w:t>
+        <w:t>- Avertissement!! Le ménage (vit en milieu urbain) se débarrasse de ses ordures ménagères soit par le Dépotoir sauvage, brûle et enterre, prière de corriger ou confirmer avec le QG.</w:t>
       </w:r>
     </w:p>
     <w:p>
@@ -4145,7 +3961,7 @@
           <w:color w:val="4672C4"/>
           <w:sz w:val="22"/>
         </w:rPr>
-        <w:t>&gt;&gt; Section10b - caracteristiques entreprise non agricole</w:t>
+        <w:t>&gt;&gt; Section16a - Champs et parcelles</w:t>
       </w:r>
     </w:p>
     <w:p>
@@ -4156,9 +3972,11 @@
         <w:rPr>
           <w:sz w:val="20"/>
         </w:rPr>
-        <w:t xml:space="preserve">- Le montant dépensé de L'entreprise MATY LAVE LINGE pour l'achat de ces marchandises revendues en état, sans transformation ne peut être supérieur aux montants obtenus sur la revente de marchandises achetées et revendues en état au cours des 30 derniers jours ou durant le dernier mois où l'entreprise a fonctionné (s10q47 &gt; s10q46), prière de corriger. Incohérence! L'entreprise MATY LAVE LINGE a depensé pour l'achat des marchandises revendues en état (s10q47 different de 0) mais dit n'avoir réçu aucune somme sur la revente de ces marchandises achetées et revendues en état (s10q46 est égal à 0), prière de fournir d'effort pour estimer le montant obtenu sur la revente de ces marchandises achetées et revendues en état. L'entreprise MATY LAVE LINGE existe dit n'avoir pas fait la revente de marchandises achetées et revendues en état, aussi le montant obtenus sur la vente de produits transformés par l'entreprise  n'a reçu aucune somme sur les reventes (s10q46=0 &amp; s10q48=0 &amp; s10q50=0); alors s'agit-il de quelle entreprise ? </w:t>
+        <w:t xml:space="preserve">- La parcelle Parcelle Arachide n'a pas été mésurée pour des raisons comme qu'elle est trop petite, GPS en panne et que le Ménage indisponible. Nous vous rappelons que ces raisons ne passent pas pour la non mesure des parcelles prière de les mésurer. </w:t>
         <w:br/>
-        <w:t>- Le montant dépensé de L'entreprise NDEYE NDIAYE LAVE LINGE pour l'achat de ces marchandises revendues en état, sans transformation ne peut être supérieur aux montants obtenus sur la revente de marchandises achetées et revendues en état au cours des 30 derniers jours ou durant le dernier mois où l'entreprise a fonctionné (s10q47 &gt; s10q46), prière de corriger. Incohérence! L'entreprise NDEYE NDIAYE LAVE LINGE a depensé pour l'achat des marchandises revendues en état (s10q47 different de 0) mais dit n'avoir réçu aucune somme sur la revente de ces marchandises achetées et revendues en état (s10q46 est égal à 0), prière de fournir d'effort pour estimer le montant obtenu sur la revente de ces marchandises achetées et revendues en état.</w:t>
+        <w:t xml:space="preserve">- La parcelle Parcelle Arachide n'a pas été mésurée pour des raisons comme qu'elle est trop petite, GPS en panne et que le Ménage indisponible. Nous vous rappelons que ces raisons ne passent pas pour la non mesure des parcelles prière de les mésurer. </w:t>
+        <w:br/>
+        <w:t>- La parcelle Parcelle Arachide n'a pas été mésurée pour des raisons comme qu'elle est trop petite, GPS en panne et que le Ménage indisponible. Nous vous rappelons que ces raisons ne passent pas pour la non mesure des parcelles prière de les mésurer.</w:t>
       </w:r>
     </w:p>
     <w:p>
@@ -4168,7 +3986,7 @@
           <w:color w:val="4672C4"/>
           <w:sz w:val="22"/>
         </w:rPr>
-        <w:t>&gt;&gt; Section11 - Caracteristiques logement</w:t>
+        <w:t>&gt;&gt; Section19 - Equipements agricoles</w:t>
       </w:r>
     </w:p>
     <w:p>
@@ -4179,78 +3997,7 @@
         <w:rPr>
           <w:sz w:val="20"/>
         </w:rPr>
-        <w:t>- Avertissement!! Le ménage (vit en milieu urbain) se débarrasse de ses ordures ménagères soit par le Dépotoir sauvage, brûle et enterre, prière de corriger ou confirmer avec le QG.</w:t>
-      </w:r>
-    </w:p>
-    <w:p>
-      <w:r>
-        <w:rPr>
-          <w:b/>
-          <w:color w:val="4672C4"/>
-          <w:sz w:val="22"/>
-        </w:rPr>
-        <w:t>&gt;&gt; Section16a - Champs et parcelles</w:t>
-      </w:r>
-    </w:p>
-    <w:p>
-      <w:pPr>
-        <w:ind w:left="283"/>
-      </w:pPr>
-      <w:r>
-        <w:rPr>
-          <w:sz w:val="20"/>
-        </w:rPr>
-        <w:t>- La section 16 du ménage de OUSEYNOU FAYE n'est pas renseigné, prière de renseigner.</w:t>
-      </w:r>
-    </w:p>
-    <w:p>
-      <w:r>
-        <w:rPr>
-          <w:b/>
-          <w:color w:val="4672C4"/>
-          <w:sz w:val="22"/>
-        </w:rPr>
-        <w:t>&gt;&gt; Section16b - Couts des intrants agricoles</w:t>
-      </w:r>
-    </w:p>
-    <w:p>
-      <w:pPr>
-        <w:ind w:left="283"/>
-      </w:pPr>
-      <w:r>
-        <w:rPr>
-          <w:sz w:val="20"/>
-        </w:rPr>
-        <w:t>- Utilisation d'intrants non coché, veuillez renseigner.Quantité totale de [INTRANT] utilisée trop élevé, veuillez vérifier.</w:t>
-      </w:r>
-    </w:p>
-    <w:p>
-      <w:r>
-        <w:rPr>
-          <w:b/>
-          <w:color w:val="4672C4"/>
-          <w:sz w:val="22"/>
-        </w:rPr>
-        <w:t>&gt;&gt; Section19 - Equipements agricoles</w:t>
-      </w:r>
-    </w:p>
-    <w:p>
-      <w:pPr>
-        <w:ind w:left="283"/>
-      </w:pPr>
-      <w:r>
-        <w:rPr>
-          <w:sz w:val="20"/>
-        </w:rPr>
-        <w:t xml:space="preserve">- Prière de renseigner toutes les questions de la section 19, prière de prendre Non (s19q03) au cas ou le ménage ne possède cet article au lieu de laisser le champs non renseigner. </w:t>
-        <w:br/>
-        <w:t xml:space="preserve">- Prière de renseigner toutes les questions de la section 19, prière de prendre Non (s19q03) au cas ou le ménage ne possède cet article au lieu de laisser le champs non renseigner. </w:t>
-        <w:br/>
-        <w:t xml:space="preserve">- Prière de renseigner toutes les questions de la section 19, prière de prendre Non (s19q03) au cas ou le ménage ne possède cet article au lieu de laisser le champs non renseigner. </w:t>
-        <w:br/>
-        <w:t xml:space="preserve">- Prière de renseigner toutes les questions de la section 19, prière de prendre Non (s19q03) au cas ou le ménage ne possède cet article au lieu de laisser le champs non renseigner. </w:t>
-        <w:br/>
-        <w:t>- Prière de renseigner toutes les questions de la section 19, prière de prendre Non (s19q03) au cas ou le ménage ne possède cet article au lieu de laisser le champs non renseigner.</w:t>
+        <w:t>- Attention ! Charrettes a été achété à 250000 Fcfa est relativement élevé par rapport aux autres prix d'achat observés dans cette zone. Prière de corriger ou de confirmer avec le QG. Attention ! Charrettes a été revendu à 250000 Fcfa qui est relativement élevé par rapport aux autres prix de revente observés dans cette zone. Prière de corriger ou de confirmer avec le QG.</w:t>
       </w:r>
     </w:p>
     <w:p>
@@ -4662,9 +4409,9 @@
         </w:rPr>
         <w:t xml:space="preserve">- Attention ! Le frais de scolarité (5000 Fcfa) de NDEYE FATOU DIOP en 1ére année de Primaire est relativement élevé par rapport aux autres frais de scolarités observés dans cette zone. Prière de corriger ou de confirmer avec le QG. </w:t>
         <w:br/>
-        <w:t xml:space="preserve">- Dans les milieux urbains c'est peu probable de voir une école dont les élèves ou étudiants ne dépensent pas en frais d'uniformes, prière de verifier pour AIDA DIOP et corriger ou confirmer avec le QG. </w:t>
+        <w:t xml:space="preserve">- Peu probable! AIDA DIOP  n'arrive pas  à comprendre un petit texte lu dans une langue locale (s02q03). Veuillez corriger ou donner des explications au QG. Dans les milieux urbains c'est peu probable de voir une école dont les élèves ou étudiants ne dépensent pas en frais d'uniformes, prière de verifier pour AIDA DIOP et corriger ou confirmer avec le QG. </w:t>
         <w:br/>
-        <w:t xml:space="preserve">- Peu probable! BINETOU DIOP  n'arrive pas  à comprendre un petit texte lu dans une langue locale (s02q03). Veuillez corriger ou donner des explications au QG. Dans les milieux urbains c'est peu probable de voir une école dont les élèves ou étudiants ne dépensent pas en frais d'uniformes, prière de verifier pour BINETOU DIOP et corriger ou confirmer avec le QG. Le montant des frais de cantines ou de restauration pour l'année scolaire de BINETOU DIOP est faible ou élevé. veuillez, s'il vous plait, confirmer ces informations avec le QG ou apporter les corrections nécessaires. </w:t>
+        <w:t xml:space="preserve">- Peu probable! BINETOU DIOP  n'arrive pas  à comprendre un petit texte lu dans une langue locale (s02q03). Veuillez corriger ou donner des explications au QG. Dans les milieux urbains c'est peu probable de voir une école dont les élèves ou étudiants ne dépensent pas en frais d'uniformes, prière de verifier pour BINETOU DIOP et corriger ou confirmer avec le QG. </w:t>
         <w:br/>
         <w:t xml:space="preserve">- Peu probable! BINETOU DIOP GRAND  n'arrive pas  à comprendre un petit texte lu dans une langue locale (s02q03). Veuillez corriger ou donner des explications au QG. Peu probable! BINETOU DIOP GRAND  ne sait ni lire, ni écrire, ni comprendre dans aucune des langues  (s02q01,s02q02,s02q03). Veuillez corriger ou donner des explications au QG. </w:t>
         <w:br/>
@@ -4750,7 +4497,7 @@
           <w:color w:val="4672C4"/>
           <w:sz w:val="22"/>
         </w:rPr>
-        <w:t>&gt;&gt; Section4b - Emploi - Activite principale</w:t>
+        <w:t>&gt;&gt; Section7b - Consommation alimentaire - 7 jours</w:t>
       </w:r>
     </w:p>
     <w:p>
@@ -4761,9 +4508,7 @@
         <w:rPr>
           <w:sz w:val="20"/>
         </w:rPr>
-        <w:t xml:space="preserve">- Avertissement!! Le montant de MODOU DIOP semble trop élevé pour un revenu net gagné par semaine. Veuillez, s'il vous plaît, confirmer cette information avec le QG ou la corriger. </w:t>
-        <w:br/>
-        <w:t>- Incohérence détectée ! Il semble peu probable que BAYE MODOU DIOP occupe un emploi pour l'ETAT/collectivités locales ou dans une entreprise publique/parapublique tout en travaillant moins de  6h par jour. Veuillez, s'il vous plaît, corriger cette information. Incoherence! BAYE MODOU DIOP a comme secteur institutionel Etat/Collectivité locale ou Entreprise Publique/Parapublique et dit n'avoir pas un bulletin de salaire, prière de corriger cette incoherence.</w:t>
+        <w:t>- Attention ! Le prix unitaire d'achat (4500 Fcfa) de Viande de poulet entier en Pièce (Moyen) est relativement élevé par rapport aux autres prix observés dans cette zone. Prière de corriger ou de confirmer avec le QG. Attention ! Soupçons de quantité anormale! Le ménage de MOUSTAPHA DIOP avec une taille de 20 personnes a consommé .52 Kg en taille unique de Piment séché qui est relativement élevé comme consommation par rapport à la condition de vie des autres ménages de même taille dans cette zone. Prière de corriger ou de confirmer avec le QG. Avertissement!! La quantité (14 litre) du produit Huile de palme raffinée consommée  par le ménage semble très élevé, prière de corriger ou confirmer avec le QG. Avertissement!!! Le ménage a consommé 7 Paquet Petit de Thé en sachet, cette quantité semble anormale pour une consommation des 7 derniers jours.Prière de corriger ou de confirmer avec le QG. Avertissement!! le prix unitaire (150 Fcfa) de Thé en sachet (unité: Paquet) de taille Petit est très faible ou élevé. Prière de corriger ou de confirmer avec le QG. Avertissement!!!Le ménage a consommé 70 miche de Moyen de Pain moderne (Baguette)  ce qui semble incoherent pour une consommation aucours des 7 derniers jours, prière de verifier et corriger. Le prix d'achat unitaire (500 Fcfa) de Sel en Sac (5 Kg) de taille taille unique est très faible, prière de regarder les reponses prises dans les questions s07bq07a s07bq07b s07bq07c s07bq08 pour mieux corriger.</w:t>
       </w:r>
     </w:p>
     <w:p>
@@ -4773,7 +4518,7 @@
           <w:color w:val="4672C4"/>
           <w:sz w:val="22"/>
         </w:rPr>
-        <w:t>&gt;&gt; Section7b - Consommation alimentaire - 7 jours</w:t>
+        <w:t>&gt;&gt; Section9c - Depenses non-alimentaires - 30 jours</w:t>
       </w:r>
     </w:p>
     <w:p>
@@ -4784,7 +4529,7 @@
         <w:rPr>
           <w:sz w:val="20"/>
         </w:rPr>
-        <w:t>- Attention ! Le prix unitaire d'achat (4500 Fcfa) de Viande de poulet entier en Pièce (Moyen) est relativement élevé par rapport aux autres prix observés dans cette zone. Prière de corriger ou de confirmer avec le QG. Attention ! Le prix unitaire d'achat (50 Fcfa) de Aubergine sauvage  en Pièce (Moyen) est relativement faible par rapport aux autres prix observés dans cette zone. Prière de corriger ou de confirmer avec le QG. Attention ! Le prix unitaire d'achat (50 Fcfa) de Carotte en Pièce (Moyen) est relativement faible par rapport aux autres prix observés dans cette zone. Prière de corriger ou de confirmer avec le QG. Attention ! Le prix unitaire d'achat (50 Fcfa) de Courge en Pièce (Moyen) est relativement faible par rapport aux autres prix observés dans cette zone. Prière de corriger ou de confirmer avec le QG. Attention ! Le prix unitaire d'achat (50 Fcfa) de Patate douce en Pièce (Petit) est relativement faible par rapport aux autres prix observés dans cette zone. Prière de corriger ou de confirmer avec le QG. Attention ! Soupçons de quantité anormale! Le ménage de MOUSTAPHA DIOP avec une taille de 20 personnes a consommé .52 Kg en taille unique de Piment séché qui est relativement élevé comme consommation par rapport à la condition de vie des autres ménages de même taille dans cette zone. Prière de corriger ou de confirmer avec le QG. Avertissement!! La quantité (14 litre) du produit Huile de palme raffinée consommée  par le ménage semble très élevé, prière de corriger ou confirmer avec le QG. Le ménage a consommé Café moulu mais les informations sur la quantité, l'unité ou la taille ne sont pas renseignées.Prière de renseigner. Le ménage a consommé Poivre mais les informations sur la quantité, l'unité ou la taille ne sont pas renseignées.Prière de renseigner. Le ménage a consommé Thé en sachet mais les informations sur la quantité, l'unité ou la taille ne sont pas renseignées.Prière de renseigner. Avertissement!!! Le ménage a consommé .a   de Thé en sachet, cette quantité semble anormale pour une consommation des 7 derniers jours.Les ménages consomment géneralement en sachet ou en paquet, prière de corriger ou de confirmer avec le QG. Le prix d'achat unitaire (145.8333 Fcfa) de Pâte d'arachide en Kg de taille  taille unique  est très faible, prière de regarder les reponses prises dans les questions s07bq07a s07bq07b s07bq07c s07bq08 pour mieux corriger. Attention ! Le prix unitaire d'achat (145.8333 Fcfa) de Pâte d'arachide en Kg (taille unique) est relativement faible par rapport aux autres prix observés dans cette zone. Prière de corriger ou de confirmer avec le QG. Le prix d'achat unitaire (500 Fcfa) de Sel en Sac (5 Kg) de taille taille unique est très faible, prière de regarder les reponses prises dans les questions s07bq07a s07bq07b s07bq07c s07bq08 pour mieux corriger.</w:t>
+        <w:t>- Peu plausible! le montant de la dépense pour  Savon de toilette, shampoing semble trop élevé. Veuillez, s'il vous plaît, confirmer cette information avec le QG ou la corriger.</w:t>
       </w:r>
     </w:p>
     <w:p>
@@ -4794,7 +4539,7 @@
           <w:color w:val="4672C4"/>
           <w:sz w:val="22"/>
         </w:rPr>
-        <w:t>&gt;&gt; Section9c - Depenses non-alimentaires - 30 jours</w:t>
+        <w:t>&gt;&gt; Section9d - Depenses non-alimentaires - 3 mois</w:t>
       </w:r>
     </w:p>
     <w:p>
@@ -4805,7 +4550,7 @@
         <w:rPr>
           <w:sz w:val="20"/>
         </w:rPr>
-        <w:t>- Peu plausible! le montant de la dépense pour  Savon de toilette, shampoing semble trop élevé. Veuillez, s'il vous plaît, confirmer cette information avec le QG ou la corriger.</w:t>
+        <w:t>- Peu plausible! le montant de la dépense pour Brosse à dents semble trop élevé. Veuillez, s'il vous plaît, confirmer cette information avec le QG ou la corriger.</w:t>
       </w:r>
     </w:p>
     <w:p>
@@ -4815,7 +4560,7 @@
           <w:color w:val="4672C4"/>
           <w:sz w:val="22"/>
         </w:rPr>
-        <w:t>&gt;&gt; Section9d - Depenses non-alimentaires - 3 mois</w:t>
+        <w:t>&gt;&gt; Section9e - Depenses non-alimentaires - 6 mois</w:t>
       </w:r>
     </w:p>
     <w:p>
@@ -4826,7 +4571,7 @@
         <w:rPr>
           <w:sz w:val="20"/>
         </w:rPr>
-        <w:t>- Peu plausible! le montant de la dépense pour Brosse à dents semble trop élevé. Veuillez, s'il vous plaît, confirmer cette information avec le QG ou la corriger.</w:t>
+        <w:t>- Peu plausible! le montant de la dépense pour Tissus d'habillement: tissus pagne, tissu pagne du tisserand, tissu synthétique, etc. semble élevé. Veuillez, s'il vous plaît, confirmer cette information avec le QG ou la corriger.</w:t>
       </w:r>
     </w:p>
     <w:p>
@@ -4836,7 +4581,7 @@
           <w:color w:val="4672C4"/>
           <w:sz w:val="22"/>
         </w:rPr>
-        <w:t>&gt;&gt; Section9e - Depenses non-alimentaires - 6 mois</w:t>
+        <w:t>&gt;&gt; Section10b - caracteristiques entreprise non agricole</w:t>
       </w:r>
     </w:p>
     <w:p>
@@ -4847,7 +4592,9 @@
         <w:rPr>
           <w:sz w:val="20"/>
         </w:rPr>
-        <w:t>- Peu plausible! le montant de la dépense pour Tissus d'habillement: tissus pagne, tissu pagne du tisserand, tissu synthétique, etc. semble élevé. Veuillez, s'il vous plaît, confirmer cette information avec le QG ou la corriger.</w:t>
+        <w:t xml:space="preserve">- Le montant dépensé de L'entreprise MOUSTAPHA DIOP BOUTIQUIER pour l'achat de ces marchandises revendues en état, sans transformation ne peut être supérieur aux montants obtenus sur la revente de marchandises achetées et revendues en état au cours des 30 derniers jours ou durant le dernier mois où l'entreprise a fonctionné (s10q47 &gt; s10q46), prière de corriger. </w:t>
+        <w:br/>
+        <w:t>- Le montant dépensé de l'entreprise DES LITS ET DES ARMOIRES en achat de matières premières pour les produits vendus au cours des 30 derniers jours ou durant le dernier mois où l'entreprise a fonctionné ne peut pas être supéreur aux montants obtenus sur la vente de produits transformés par l'entreprise au cours de cette même période où l'entreprise a fonctionné (s10q49 &gt; s10q48), prière de corriger. Le salaire qu'une personne de cette catégorie (10.62) a travaillé(e) dans cette entreprise DES LITS ET DES ARMOIRES est élevé ou faible. Prière de confirmer cette information avec le QG ou de corriger.</w:t>
       </w:r>
     </w:p>
     <w:p>
@@ -4857,7 +4604,7 @@
           <w:color w:val="4672C4"/>
           <w:sz w:val="22"/>
         </w:rPr>
-        <w:t>&gt;&gt; Section10b - caracteristiques entreprise non agricole</w:t>
+        <w:t>&gt;&gt; Section12 - Actifs du menage</w:t>
       </w:r>
     </w:p>
     <w:p>
@@ -4868,9 +4615,7 @@
         <w:rPr>
           <w:sz w:val="20"/>
         </w:rPr>
-        <w:t xml:space="preserve">- Le montant dépensé de L'entreprise DES PLANCHE pour l'achat de ces marchandises revendues en état, sans transformation ne peut être supérieur aux montants obtenus sur la revente de marchandises achetées et revendues en état au cours des 30 derniers jours ou durant le dernier mois où l'entreprise a fonctionné (s10q47 &gt; s10q46), prière de corriger. Le montant dépensé de l'entreprise DES PLANCHE en achat de matières premières pour les produits vendus au cours des 30 derniers jours ou durant le dernier mois où l'entreprise a fonctionné ne peut pas être supéreur aux montants obtenus sur la vente de produits transformés par l'entreprise au cours de cette même période où l'entreprise a fonctionné (s10q49 &gt; s10q48), prière de corriger. L'entreprise DES PLANCHE a depensé en achat de matières premières pour les produits vendus (s10q49 different de 0) mais dit n'avoir réçu aucune somme sur la vente de produits transformés (s10q48 est égal à 0), prière de fournir de l'effort pour estimer le montant obtenu sur la vente vente de produits transformés. L'entreprise DES PLANCHE est généralement une entreprise de fabrication ou transformation dont elle depense en achat de matières premières.Elle transforme le produit donc ne peut pas obtenir un montant sur la revente des marchandises achetés en état (10.46 ou 10.47). Prière de mettre 0 pour ces questions si elles n'achètent pas de marchandise en état pour les revendre en état. Le salaire qu'une personne de cette catégorie (10.62) a travaillé(e) dans cette entreprise DES PLANCHE est élevé ou faible. Prière de confirmer cette information avec le QG ou de corriger. </w:t>
-        <w:br/>
-        <w:t>- Le montant dépensé de L'entreprise MOUSTAPHA DIOP BOUTIQUIER pour l'achat de ces marchandises revendues en état, sans transformation ne peut être supérieur aux montants obtenus sur la revente de marchandises achetées et revendues en état au cours des 30 derniers jours ou durant le dernier mois où l'entreprise a fonctionné (s10q47 &gt; s10q46), prière de corriger.</w:t>
+        <w:t>- Attention ! Armoires et autres meubles a été achété à 500000 Fcfa est relativement élevé par rapport aux autres prix d'achat observés dans cette zone. Prière de corriger ou de confirmer avec le QG.</w:t>
       </w:r>
     </w:p>
     <w:p>
@@ -5258,27 +5003,6 @@
           <w:color w:val="4672C4"/>
           <w:sz w:val="22"/>
         </w:rPr>
-        <w:t>&gt;&gt; Section0 - Identification et renseignements de controle</w:t>
-      </w:r>
-    </w:p>
-    <w:p>
-      <w:pPr>
-        <w:ind w:left="283"/>
-      </w:pPr>
-      <w:r>
-        <w:rPr>
-          <w:sz w:val="20"/>
-        </w:rPr>
-        <w:t>- Prière de renseigner toutes les informations du ménage dans la section 0 avant d'entamer les autres informations.</w:t>
-      </w:r>
-    </w:p>
-    <w:p>
-      <w:r>
-        <w:rPr>
-          <w:b/>
-          <w:color w:val="4672C4"/>
-          <w:sz w:val="22"/>
-        </w:rPr>
         <w:t>&gt;&gt; Section1 - Caracteristiques des membres</w:t>
       </w:r>
     </w:p>
@@ -5346,9 +5070,7 @@
         </w:rPr>
         <w:t xml:space="preserve">- Le moyen principal que [NOM] utilise pour se protéger des piqûres de moustiques en dehors de la moustiquaire est ventilo et semble exister dans les modalités, prière de prendre attache avec le QG pour plus d'explication afin de la classer bien. </w:t>
         <w:br/>
-        <w:t xml:space="preserve">- Le principal problème de santé que IBRAHIMA DIOP a eu est plaie et semble exister dans les modalités, prière de prendre attache avec le QG pour plus d'explication afin de la classer bien. Le moyen principal que [NOM] utilise pour se protéger des piqûres de moustiques en dehors de la moustiquaire est ventilo et semble exister dans les modalités, prière de prendre attache avec le QG pour plus d'explication afin de la classer bien. </w:t>
-        <w:br/>
-        <w:t>- Vous déclarez que NDACK SYLLA dans ce ménage s'est consulté dans un service de santé, ou chez un guérisseur au cours des 3 derniers mois sans hospitalisation (ne pas considérer les consultations prénatales) q13=Oui, mais vous avez pris NSP partout de la question q14 à q21.</w:t>
+        <w:t>- Le principal problème de santé que IBRAHIMA DIOP a eu est plaie et semble exister dans les modalités, prière de prendre attache avec le QG pour plus d'explication afin de la classer bien. Le moyen principal que [NOM] utilise pour se protéger des piqûres de moustiques en dehors de la moustiquaire est ventilo et semble exister dans les modalités, prière de prendre attache avec le QG pour plus d'explication afin de la classer bien.</w:t>
       </w:r>
     </w:p>
     <w:p>
@@ -5369,11 +5091,7 @@
         <w:rPr>
           <w:sz w:val="20"/>
         </w:rPr>
-        <w:t xml:space="preserve">- AvertissementEL HADJI DIOP  travaille mais les questions relatives à son emploi principal ne sont pas renseignées à 100%, prière de les renseigner. </w:t>
-        <w:br/>
-        <w:t xml:space="preserve">-  AvertissementIBRAHIMA DIOP  travaille mais les questions relatives à son emploi principal ne sont pas renseignées à 100%, prière de les renseigner. </w:t>
-        <w:br/>
-        <w:t>-  AvertissementMOMY DIOP  travaille mais les questions relatives à son emploi principal ne sont pas renseignées à 100%, prière de les renseigner. Attention ! Le nombre de jours que MOMY DIOP a travaillés par mois semble être inférieur à 15. Veuillez, s'il vous plaît, confirmer cette information.</w:t>
+        <w:t>- Attention ! Le nombre de jours que MOMY DIOP a travaillés par mois semble être inférieur à 15. Veuillez, s'il vous plaît, confirmer cette information.</w:t>
       </w:r>
     </w:p>
     <w:p>
@@ -5394,7 +5112,9 @@
         <w:rPr>
           <w:sz w:val="20"/>
         </w:rPr>
-        <w:t>- AvertissementEL HADJI DIOP  travaille mais les questions relatives à son emploi secondaire ne sont pas renseignées à 100%, prière de les renseigner. Avertissement!!! la branche d'activité de EL HADJI DIOP est identique dans l'emploi principale et secondaire, prière de confirmer cette information avec le QG ou de corriger. Avertissement!!! EL HADJI DIOP enquêté dans l'emploi principale n'a pas declaré son revenu prière de fournir plus d'effort pour lui demander son revenu, vous pouvez utiliser des stratégies pour faire une estimation ou demander des conseils au QG. Avertissement!!! les informations de EL HADJI DIOP sur le nombre de mois, jours ou heures de son emploi secondaire sont superieur a celles de son emploi principal , veuillez corriger ou confirmer aupres du QG.</w:t>
+        <w:t xml:space="preserve">- Avertissement!!! EL HADJI DIOP enquêté dans l'emploi principale n'a pas declaré son revenu prière de fournir plus d'effort pour lui demander son revenu, vous pouvez utiliser des stratégies pour faire une estimation ou demander des conseils au QG. Avertissement!!! les informations de EL HADJI DIOP sur le nombre de mois, jours ou heures de son emploi secondaire sont superieur a celles de son emploi principal , veuillez corriger ou confirmer aupres du QG. </w:t>
+        <w:br/>
+        <w:t>- Avertissement!!! les informations de MOMY DIOP sur le nombre de mois, jours ou heures de son emploi secondaire sont superieur a celles de son emploi principal , veuillez corriger ou confirmer aupres du QG.</w:t>
       </w:r>
     </w:p>
     <w:p>
@@ -5404,7 +5124,7 @@
           <w:color w:val="4672C4"/>
           <w:sz w:val="22"/>
         </w:rPr>
-        <w:t>&gt;&gt; Section7a2 - Repas pris a l'exterieur du menage</w:t>
+        <w:t>&gt;&gt; Section7b - Consommation alimentaire - 7 jours</w:t>
       </w:r>
     </w:p>
     <w:p>
@@ -5415,7 +5135,7 @@
         <w:rPr>
           <w:sz w:val="20"/>
         </w:rPr>
-        <w:t>- La section sur le repas pris à l'extérieur du ménage du membre EL HADJI DIOP n'est pas renseignée à 100 %. Prière de vérifier l'ensemble des questions relatives à ce membre et de les renseigner en totalité.</w:t>
+        <w:t>- Attention ! Le prix unitaire d'achat (2000 Fcfa) de Mâchoiron séchée (Kon) en Kg (taille unique) est relativement élevé par rapport aux autres prix observés dans cette zone. Prière de corriger ou de confirmer avec le QG. Attention ! Le prix unitaire d'achat (2000 Fcfa) de Poivron frais en Kg (taille unique) est relativement élevé par rapport aux autres prix observés dans cette zone. Prière de corriger ou de confirmer avec le QG. Attention ! Le prix unitaire d'achat (500 Fcfa) de Soumbala (moutarde africaine) en Sachets (Moyen) est relativement élevé par rapport aux autres prix observés dans cette zone. Prière de corriger ou de confirmer avec le QG. Avertissement!! La quantité (5.25 litre) du produit Huile de palme raffinée consommée  par le ménage semble très élevé, prière de corriger ou confirmer avec le QG. Avertissement!!! Le ménage a consommé 0.12 Kg taille unique de Poivre, cette quantité semble anormale pour une consommation des 7 derniers jours. prière de corriger ou de confirmer avec le QG. Avertissement!!! Le ménage a consommé 0.2 Kg taille unique de Sel, cette quantité semble anormale pour une consommation des 7 derniers jours. prière de corriger ou de confirmer avec le QG. Le prix d'achat unitaire (200 Fcfa) de Sel en Kg de taille  taille unique  est très faible, prière de regarder les reponses prises dans les questions s07bq07a s07bq07b s07bq07c s07bq08 pour mieux corriger. Difficile de consommer le Sel en Kg taille unique prière de verifier.</w:t>
       </w:r>
     </w:p>
     <w:p>
@@ -5425,7 +5145,7 @@
           <w:color w:val="4672C4"/>
           <w:sz w:val="22"/>
         </w:rPr>
-        <w:t>&gt;&gt; Section7b - Consommation alimentaire - 7 jours</w:t>
+        <w:t>&gt;&gt; Section9b - Depenses non-alimentaires - 7 jours</w:t>
       </w:r>
     </w:p>
     <w:p>
@@ -5436,7 +5156,7 @@
         <w:rPr>
           <w:sz w:val="20"/>
         </w:rPr>
-        <w:t>- Attention ! Le prix unitaire d'achat (2000 Fcfa) de Mâchoiron séchée (Kon) en Kg (taille unique) est relativement élevé par rapport aux autres prix observés dans cette zone. Prière de corriger ou de confirmer avec le QG. Attention ! Le prix unitaire d'achat (2000 Fcfa) de Poivron frais en Kg (taille unique) est relativement élevé par rapport aux autres prix observés dans cette zone. Prière de corriger ou de confirmer avec le QG. Attention ! Le prix unitaire d'achat (3500 Fcfa) de Viande de bœuf: filet, faux-filet en Kg (taille unique) est relativement faible par rapport aux autres prix observés dans cette zone. Prière de corriger ou de confirmer avec le QG. Attention ! Le prix unitaire d'achat (4166.667 Fcfa) de Soumbala (moutarde africaine) en Sachets (Moyen) est relativement élevé par rapport aux autres prix observés dans cette zone. Prière de corriger ou de confirmer avec le QG. Avertissement!! La quantité (5.25 litre) du produit Huile de palme raffinée consommée  par le ménage semble très élevé, prière de corriger ou confirmer avec le QG. Avertissement!!! Le ménage a consommé 0.12 Kg taille unique de Poivre, cette quantité semble anormale pour une consommation des 7 derniers jours. prière de corriger ou de confirmer avec le QG. Avertissement!!! Le ménage a consommé 0.2 Kg taille unique de Sel, cette quantité semble anormale pour une consommation des 7 derniers jours. prière de corriger ou de confirmer avec le QG. Le prix d'achat unitaire (200 Fcfa) de Sel en Kg de taille  taille unique  est très faible, prière de regarder les reponses prises dans les questions s07bq07a s07bq07b s07bq07c s07bq08 pour mieux corriger. Difficile de consommer le Sel en Kg taille unique prière de verifier. Incohérence!! Dans ce ménage, chaque individus consomme par jour 46.58928 Kg  de cereale; Prière de revoir les quantités prises de ces produits. Le ménage a consommé Sucre en poudre  mais les informations sur la quantité, l'unité ou la taille ne sont pas renseignées.Prière de renseigner.</w:t>
+        <w:t>- Il est difficile d'avoir un ménage qui n'a effectué aucune des dépenses mentionnées au cours de 7 derniers jours, prière de revoir la section 9B pour ce ménage.</w:t>
       </w:r>
     </w:p>
     <w:p>
@@ -5446,7 +5166,7 @@
           <w:color w:val="4672C4"/>
           <w:sz w:val="22"/>
         </w:rPr>
-        <w:t>&gt;&gt; Section9b - Depenses non-alimentaires - 7 jours</w:t>
+        <w:t>&gt;&gt; Section10b - caracteristiques entreprise non agricole</w:t>
       </w:r>
     </w:p>
     <w:p>
@@ -5457,53 +5177,7 @@
         <w:rPr>
           <w:sz w:val="20"/>
         </w:rPr>
-        <w:t>- Il est difficile d'avoir un ménage qui n'a effectué aucune des dépenses mentionnées au cours de 7 derniers jours, prière de revoir la section 9B pour ce ménage.</w:t>
-      </w:r>
-    </w:p>
-    <w:p>
-      <w:r>
-        <w:rPr>
-          <w:b/>
-          <w:color w:val="4672C4"/>
-          <w:sz w:val="22"/>
-        </w:rPr>
-        <w:t>&gt;&gt; Section9e - Depenses non-alimentaires - 6 mois</w:t>
-      </w:r>
-    </w:p>
-    <w:p>
-      <w:pPr>
-        <w:ind w:left="283"/>
-      </w:pPr>
-      <w:r>
-        <w:rPr>
-          <w:sz w:val="20"/>
-        </w:rPr>
-        <w:t>- Peu plausible! le montant de la dépense pour Droit d'entrée (achat d'un ticket) à des manifestations sportives semble élevé. Veuillez, s'il vous plaît, confirmer cette information avec le QG ou la corriger.</w:t>
-      </w:r>
-    </w:p>
-    <w:p>
-      <w:r>
-        <w:rPr>
-          <w:b/>
-          <w:color w:val="4672C4"/>
-          <w:sz w:val="22"/>
-        </w:rPr>
-        <w:t>&gt;&gt; Section10b - caracteristiques entreprise non agricole</w:t>
-      </w:r>
-    </w:p>
-    <w:p>
-      <w:pPr>
-        <w:ind w:left="283"/>
-      </w:pPr>
-      <w:r>
-        <w:rPr>
-          <w:sz w:val="20"/>
-        </w:rPr>
-        <w:t xml:space="preserve">- Le montant dépensé de l'entreprise vente matriel (bol) en achat de matières premières pour les produits vendus au cours des 30 derniers jours ou durant le dernier mois où l'entreprise a fonctionné ne peut pas être supéreur aux montants obtenus sur la vente de produits transformés par l'entreprise au cours de cette même période où l'entreprise a fonctionné (s10q49 &gt; s10q48), prière de corriger. L'entreprise vente matriel (bol) a depensé en achat de matières premières pour les produits vendus (s10q49 different de 0) mais dit n'avoir réçu aucune somme sur la vente de produits transformés (s10q48 est égal à 0), prière de fournir de l'effort pour estimer le montant obtenu sur la vente vente de produits transformés. </w:t>
-        <w:br/>
-        <w:t xml:space="preserve">- Le salaire qu'une personne de cette catégorie (10.62) a travaillé(e) dans cette entreprise enseignement coranique est élevé ou faible. Prière de confirmer cette information avec le QG ou de corriger. </w:t>
-        <w:br/>
-        <w:t>- Veuillez, s'il vous plaît, donner une valeur exacte ou estimée du montant à renseigner different de 9999 dans les champs s1046 à s10q57 pour doua. La main d'oeuvre familiale pour MOMY DIOP ayant travaillé dans cette entreprise doua aucours des 12 derniers mois n'est pas renseigner. Prière de reneigner toutes les informations qui lui concerne. La main d'oeuvre sariale de MOMY DIOP ayant travaillé dans cette entreprise doua aucours des 30 derniers jours n'est pas renseigner. Prière de reneigner toutes les informations qui lui concerne.</w:t>
+        <w:t>- Veuillez, s'il vous plaît, donner une valeur exacte ou estimée du montant à renseigner different de 9999 dans les champs s1046 à s10q57 pour tradipratcien.</w:t>
       </w:r>
     </w:p>
     <w:p>
@@ -5549,13 +5223,11 @@
         <w:br/>
         <w:t xml:space="preserve">- L'enquêteur prière de fournir d'effort pour avoir le niveau d'étude et l'âge de celui qui a envoyé/donné de l'argent dans la section 13a (Transfert reçu). L'âge de celui qui a envoyé/donné de l'argent dans la section 13a (Transfert reçu) semble  élévé, prière de corriger ou confirmer ave le QG. </w:t>
         <w:br/>
-        <w:t xml:space="preserve">- L'âge de celui qui a envoyé/donné de l'argent dans la section 13a (Transfert reçu) semble  élévé, prière de corriger ou confirmer ave le QG. </w:t>
+        <w:t xml:space="preserve">- L'enquêteur prière de fournir d'effort pour avoir le niveau d'étude et l'âge de celui qui a envoyé/donné de l'argent dans la section 13a (Transfert reçu). L'âge de celui qui a envoyé/donné de l'argent dans la section 13a (Transfert reçu) semble  élévé, prière de corriger ou confirmer ave le QG. </w:t>
         <w:br/>
-        <w:t xml:space="preserve">- L'âge de celui qui a envoyé/donné de l'argent dans la section 13a (Transfert reçu) semble  élévé, prière de corriger ou confirmer ave le QG. </w:t>
+        <w:t xml:space="preserve">- L'enquêteur prière de fournir d'effort pour avoir le niveau d'étude et l'âge de celui qui a envoyé/donné de l'argent dans la section 13a (Transfert reçu). L'âge de celui qui a envoyé/donné de l'argent dans la section 13a (Transfert reçu) semble  élévé, prière de corriger ou confirmer ave le QG. </w:t>
         <w:br/>
-        <w:t xml:space="preserve">- L'âge de celui qui a envoyé/donné de l'argent dans la section 13a (Transfert reçu) semble  élévé, prière de corriger ou confirmer ave le QG. </w:t>
-        <w:br/>
-        <w:t>- L'âge de celui qui a envoyé/donné de l'argent dans la section 13a (Transfert reçu) semble  élévé, prière de corriger ou confirmer ave le QG.</w:t>
+        <w:t>- L'enquêteur prière de fournir d'effort pour avoir le niveau d'étude et l'âge de celui qui a envoyé/donné de l'argent dans la section 13a (Transfert reçu). L'âge de celui qui a envoyé/donné de l'argent dans la section 13a (Transfert reçu) semble  élévé, prière de corriger ou confirmer ave le QG.</w:t>
       </w:r>
     </w:p>
     <w:p>
@@ -5933,7 +5605,7 @@
         <w:rPr>
           <w:sz w:val="20"/>
         </w:rPr>
-        <w:t>- Prière de renseigner toutes les informations du ménage dans la section 0 avant d'entamer les autres informations.</w:t>
+        <w:t>- Le questionnaire semble ne pas être complètement fini mais le questionnaire est en statut complet, prière de compléter le questionnaire.</w:t>
       </w:r>
     </w:p>
     <w:p>
@@ -5954,17 +5626,7 @@
         <w:rPr>
           <w:sz w:val="20"/>
         </w:rPr>
-        <w:t xml:space="preserve">- La raison principale pour laquelle que BAYE GUEDE GAYE est venu vivre dans cette localité est etude coranique et semble exister dans les modalités, prière de prendre attache avec le QG pour plus d'explication afin de la classer bien. </w:t>
-        <w:br/>
-        <w:t xml:space="preserve">- Les données sur les niveaux d'études, les fonctions et les caracteristiques sociodemographiques du père biologique de KHOUDIA NDOYE manquent. Veuillez les renseigner. Les données sur les niveaux d'études, les fonctions et les caracteristiques sociodemographiques de la mère biologique de  KHOUDIA NDOYE  manquent. </w:t>
-        <w:br/>
-        <w:t xml:space="preserve">- Les données sur les niveaux d'études, les fonctions et les caracteristiques sociodemographiques du père biologique de MODOU DIOP manquent. Veuillez les renseigner. Les données sur les niveaux d'études, les fonctions et les caracteristiques sociodemographiques de la mère biologique de  MODOU DIOP  manquent. </w:t>
-        <w:br/>
-        <w:t xml:space="preserve">- Prière de renseigner le sexe ou le lien de parenté de  ASSE NDOYE  merci. Les données sur les niveaux d'études, les fonctions et les caracteristiques sociodemographiques du père biologique de ASSE NDOYE manquent. Veuillez les renseigner. Les données sur les niveaux d'études, les fonctions et les caracteristiques sociodemographiques de la mère biologique de  ASSE NDOYE  manquent. </w:t>
-        <w:br/>
-        <w:t xml:space="preserve">- Prière de renseigner le sexe ou le lien de parenté de  MBAYE DIOP  merci. Les données sur les niveaux d'études, les fonctions et les caracteristiques sociodemographiques du père biologique de MBAYE DIOP manquent. Veuillez les renseigner. Les données sur les niveaux d'études, les fonctions et les caracteristiques sociodemographiques de la mère biologique de  MBAYE DIOP  manquent. </w:t>
-        <w:br/>
-        <w:t>- Prière de renseigner le sexe ou le lien de parenté de  TAPHA DIOP  merci. Les données sur les niveaux d'études, les fonctions et les caracteristiques sociodemographiques du père biologique de TAPHA DIOP manquent. Veuillez les renseigner. Les données sur les niveaux d'études, les fonctions et les caracteristiques sociodemographiques de la mère biologique de  TAPHA DIOP  manquent.</w:t>
+        <w:t>- La raison principale pour laquelle que MAME GOR DIOP est venu vivre dans cette localité est emploi et semble exister dans les modalités, prière de prendre attache avec le QG pour plus d'explication afin de la classer bien. Attention ! Le montant (10000 Fcfa) dépensé ou reçu en cadeau pour les cartes prépayées, les transferts de crédit et les abonnements de  MAME GOR DIOP est relativement élevé par rapport aux autres montants depansés observés dans cette zone. Prière de corriger ou de confirmer avec le QG. Attention ! Le montant (10000 Fcfa) dépensé ou reçu en cadeau pour les recharges internet ou de forfaits de données mobiles(hors appels vocaux), aucours des 30 derniers jours de  MAME GOR DIOP est relativement élevé par rapport aux autres montants depansés observés dans cette zone. Prière de corriger ou de confirmer avec le QG.</w:t>
       </w:r>
     </w:p>
     <w:p>
@@ -5985,10 +5647,6 @@
         <w:rPr>
           <w:sz w:val="20"/>
         </w:rPr>
-        <w:t xml:space="preserve">- Peu probable! ADJI NDIAYE  n'arrive pas  à comprendre un petit texte lu dans une langue locale (s02q03). Veuillez corriger ou donner des explications au QG. Peu probable! ADJI NDIAYE  ne sait ni lire, ni écrire, ni comprendre dans aucune des langues  (s02q01,s02q02,s02q03). Veuillez corriger ou donner des explications au QG. La raison principale que ADJI NDIAYE n'a pas fait des études dans une école formelle est preference etude coranique et semble exister dans les modalités, prière de prendre attache avec le QG pour plus d'explication afin de la classer bien. </w:t>
-        <w:br/>
-        <w:t xml:space="preserve">- Peu probable! BAYE GUEDE GAYE  n'arrive pas  à comprendre un petit texte lu dans une langue locale (s02q03). Veuillez corriger ou donner des explications au QG. Peu probable! BAYE GUEDE GAYE  ne sait ni lire, ni écrire, ni comprendre dans aucune des langues  (s02q01,s02q02,s02q03). Veuillez corriger ou donner des explications au QG. La raison principale que BAYE GUEDE GAYE n'a pas fait des études dans une école formelle est preference etude coranique et semble exister dans les modalités, prière de prendre attache avec le QG pour plus d'explication afin de la classer bien. </w:t>
-        <w:br/>
         <w:t xml:space="preserve">- Peu probable! BAYE KARA DIOP  n'arrive pas  à comprendre un petit texte lu dans une langue locale (s02q03). Veuillez corriger ou donner des explications au QG. Peu probable! BAYE KARA DIOP  ne sait ni lire, ni écrire, ni comprendre dans aucune des langues  (s02q01,s02q02,s02q03). Veuillez corriger ou donner des explications au QG. La raison principale que BAYE KARA DIOP n'a pas fait des études dans une école formelle est preference coranique et semble exister dans les modalités, prière de prendre attache avec le QG pour plus d'explication afin de la classer bien. </w:t>
         <w:br/>
         <w:t xml:space="preserve">- Peu probable! FATY MBATHIE  n'arrive pas  à comprendre un petit texte lu dans une langue locale (s02q03). Veuillez corriger ou donner des explications au QG. Peu probable! FATY MBATHIE  ne sait ni lire, ni écrire, ni comprendre dans aucune des langues  (s02q01,s02q02,s02q03). Veuillez corriger ou donner des explications au QG. </w:t>
@@ -5997,12 +5655,12 @@
         <w:br/>
         <w:t xml:space="preserve">- Peu probable! MAGUETTE DIOP  n'arrive pas  à comprendre un petit texte lu dans une langue locale (s02q03). Veuillez corriger ou donner des explications au QG. Peu probable! MAGUETTE DIOP  ne sait ni lire, ni écrire, ni comprendre dans aucune des langues  (s02q01,s02q02,s02q03). Veuillez corriger ou donner des explications au QG. </w:t>
         <w:br/>
+        <w:t xml:space="preserve">- Peu probable! MAME GOR DIOP  n'arrive pas  à comprendre un petit texte lu dans une langue locale (s02q03). Veuillez corriger ou donner des explications au QG. Peu probable! MAME GOR DIOP  ne sait ni lire, ni écrire, ni comprendre dans aucune des langues  (s02q01,s02q02,s02q03). Veuillez corriger ou donner des explications au QG. </w:t>
+        <w:br/>
         <w:t xml:space="preserve">- Peu probable! NDEYE FATOU DIOP  n'arrive pas  à comprendre un petit texte lu dans une langue locale (s02q03). Veuillez corriger ou donner des explications au QG. Peu probable! NDEYE FATOU DIOP  ne sait ni lire, ni écrire, ni comprendre dans aucune des langues  (s02q01,s02q02,s02q03). Veuillez corriger ou donner des explications au QG. La raison principale que NDEYE FATOU DIOP n'a pas fait des études dans une école formelle est enseignement coranique et semble exister dans les modalités, prière de prendre attache avec le QG pour plus d'explication afin de la classer bien. </w:t>
         <w:br/>
         <w:t xml:space="preserve">- Peu probable! NOGAYE DIOP  n'arrive pas  à comprendre un petit texte lu dans une langue locale (s02q03). Veuillez corriger ou donner des explications au QG. </w:t>
         <w:br/>
-        <w:t xml:space="preserve">- Peu probable! SERIGNE FALLOU DIOP  n'arrive pas  à comprendre un petit texte lu dans une langue locale (s02q03). Veuillez corriger ou donner des explications au QG. </w:t>
-        <w:br/>
         <w:t>- Peu probable! SODA NIASS  n'arrive pas  à comprendre un petit texte lu dans une langue locale (s02q03). Veuillez corriger ou donner des explications au QG. Peu probable! SODA NIASS  ne sait ni lire, ni écrire, ni comprendre dans aucune des langues  (s02q01,s02q02,s02q03). Veuillez corriger ou donner des explications au QG. La raison principale que SODA NIASS n'a pas fait des études dans une école formelle est aucune information et semble exister dans les modalités, prière de prendre attache avec le QG pour plus d'explication afin de la classer bien.</w:t>
       </w:r>
     </w:p>
@@ -6024,15 +5682,9 @@
         <w:rPr>
           <w:sz w:val="20"/>
         </w:rPr>
-        <w:t xml:space="preserve">- || </w:t>
+        <w:t xml:space="preserve">- Le moyen principal que [NOM] utilise pour se protéger des piqûres de moustiques en dehors de la moustiquaire est ventilo et semble exister dans les modalités, prière de prendre attache avec le QG pour plus d'explication afin de la classer bien. </w:t>
         <w:br/>
-        <w:t xml:space="preserve">- </w:t>
-        <w:br/>
-        <w:t xml:space="preserve">- </w:t>
-        <w:br/>
-        <w:t xml:space="preserve">- </w:t>
-        <w:br/>
-        <w:t xml:space="preserve">- Le montant(.a FCFA) des frais des médicaments achetés dans les officines privées de FATY MBATHIE semble trop faible ou élevé, veuillez revoir ce montant. Le moyen principal que [NOM] utilise pour se protéger des piqûres de moustiques en dehors de la moustiquaire est ventilo et semble exister dans les modalités, prière de prendre attache avec le QG pour plus d'explication afin de la classer bien. </w:t>
+        <w:t xml:space="preserve">- Le moyen principal que [NOM] utilise pour se protéger des piqûres de moustiques en dehors de la moustiquaire est ventilo et semble exister dans les modalités, prière de prendre attache avec le QG pour plus d'explication afin de la classer bien. </w:t>
         <w:br/>
         <w:t xml:space="preserve">- Le moyen principal que [NOM] utilise pour se protéger des piqûres de moustiques en dehors de la moustiquaire est ventilo et semble exister dans les modalités, prière de prendre attache avec le QG pour plus d'explication afin de la classer bien. </w:t>
         <w:br/>
@@ -6065,9 +5717,7 @@
         </w:rPr>
         <w:t xml:space="preserve">- La  raison principale que SODA NIASS n'a pas cherché du travail au cours des 30 derniers jours est grossesse et semble exister dans les modalités, prière de prendre attache avec le QG pour plus d'explication afin de la classer bien. </w:t>
         <w:br/>
-        <w:t xml:space="preserve">- Avertissement! FATY MBATHIE n'a consacré aucune heure pour aucun des travaux du ménage, prière de regarder les réponses prises dans les questions (s04q01 s04q02 s04q03 s04q04 s04q05 s04q06 s04q07 s04q08). </w:t>
-        <w:br/>
-        <w:t>- Avertissement! Généralement les jeunes hommes (10 à 25ans) font des travaux ménager soit apprendre les enfants à reviser leurs léçons ou d'autres cours, BAYE GUEDE GAYE n'a consacré aucune heure pour les travaux cités en s04q01, s04q02, s04q03, s04q04, s04q05, s04q06, s04q07 et s04q08.Prière de regarder pour corriger ou confirmer avec le QG.</w:t>
+        <w:t>- Avertissement! FATY MBATHIE n'a consacré aucune heure pour aucun des travaux du ménage, prière de regarder les réponses prises dans les questions (s04q01 s04q02 s04q03 s04q04 s04q05 s04q06 s04q07 s04q08).</w:t>
       </w:r>
     </w:p>
     <w:p>
@@ -6088,15 +5738,9 @@
         <w:rPr>
           <w:sz w:val="20"/>
         </w:rPr>
-        <w:t xml:space="preserve">- AvertissementBAYE GUEDE GAYE  travaille mais les questions relatives à son emploi principal ne sont pas renseignées à 100%, prière de les renseigner. Avertissement!!! BAYE GUEDE GAYE enquêté dans l'emploi principale n'a pas declaré son salaire prière de fournir plus d'effort pour lui demander son salire, vous pouvez utiliser des stratégies pour faire une estimation ou demander des conseils au QG. Avertissement!!! BAYE GUEDE GAYE enquêté dans l'emploi principale n'a pas declaré son revenu prière de fournir plus d'effort pour lui demander son revenu, vous pouvez utiliser des stratégies pour faire une estimation ou demander des conseils au QG. </w:t>
+        <w:t xml:space="preserve">- Nombre de mois exercé par NOGAYE DIOP dans l'emploi au cours des 12 derniers mois semble faible, veuillez corriger s'il vous plait ou comfirmer avec le QG. </w:t>
         <w:br/>
-        <w:t xml:space="preserve">-  AvertissementFATY MBATHIE  travaille mais les questions relatives à son emploi principal ne sont pas renseignées à 100%, prière de les renseigner. </w:t>
-        <w:br/>
-        <w:t xml:space="preserve">-  AvertissementMAGATTE SINY DIOP  travaille mais les questions relatives à son emploi principal ne sont pas renseignées à 100%, prière de les renseigner. </w:t>
-        <w:br/>
-        <w:t xml:space="preserve">-  AvertissementSODA NIASS  travaille mais les questions relatives à son emploi principal ne sont pas renseignées à 100%, prière de les renseigner. Nombre de mois exercé par SODA NIASS dans l'emploi au cours des 12 derniers mois semble faible, veuillez corriger s'il vous plait ou comfirmer avec le QG. </w:t>
-        <w:br/>
-        <w:t>- Nombre de mois exercé par NOGAYE DIOP dans l'emploi au cours des 12 derniers mois semble faible, veuillez corriger s'il vous plait ou comfirmer avec le QG.</w:t>
+        <w:t>- Nombre de mois exercé par SODA NIASS dans l'emploi au cours des 12 derniers mois semble faible, veuillez corriger s'il vous plait ou comfirmer avec le QG.</w:t>
       </w:r>
     </w:p>
     <w:p>
@@ -6117,9 +5761,9 @@
         <w:rPr>
           <w:sz w:val="20"/>
         </w:rPr>
-        <w:t xml:space="preserve">- La  raison pourquoi MAGATTE SINY DIOP n'a pas demandé de crédit auprès d'une institution financière au cours des 12 derniers mois est interdiction et semble exister dans les modalités, prière de prendre attache avec le QG pour plus d'explication afin de la classer bien. </w:t>
+        <w:t xml:space="preserve">- Avertissement!!! MAME GOR DIOP a demandé un crédit auprès d'une institution financière au cours des 12 derniers mois, qui a obtenu un crédit auprès d'une de ces institutions au cours des 12 derniers mois dit n'avoir pas beneficer de crédit immobilier. Veuillez vous rassurez réellement que la personne n'a pas affecté de crédit immobilier. </w:t>
         <w:br/>
-        <w:t>- Il est impératif de renseigner la question : #Est-ce que KHOUDIA NDOYE possède un compte dans les établissements financiers suivants ou une carte prépayée ?# même si la personne ne dispose pas de compte, veuillez les renseigner s'il vous plaît.</w:t>
+        <w:t>-  La  raison pourquoi MAGATTE SINY DIOP n'a pas demandé de crédit auprès d'une institution financière au cours des 12 derniers mois est interdiction et semble exister dans les modalités, prière de prendre attache avec le QG pour plus d'explication afin de la classer bien.</w:t>
       </w:r>
     </w:p>
     <w:p>
@@ -6129,7 +5773,7 @@
           <w:color w:val="4672C4"/>
           <w:sz w:val="22"/>
         </w:rPr>
-        <w:t>&gt;&gt; Section7a2 - Repas pris a l'exterieur du menage</w:t>
+        <w:t>&gt;&gt; Section7b - Consommation alimentaire - 7 jours</w:t>
       </w:r>
     </w:p>
     <w:p>
@@ -6140,11 +5784,7 @@
         <w:rPr>
           <w:sz w:val="20"/>
         </w:rPr>
-        <w:t xml:space="preserve">- La section sur le repas pris à l'extérieur du ménage du membre KHOUDIA NDOYE n'est pas renseignée à 100 %. Prière de vérifier l'ensemble des questions relatives à ce membre et de les renseigner en totalité. </w:t>
-        <w:br/>
-        <w:t xml:space="preserve">- La section sur le repas pris à l'extérieur du ménage du membre SERIGNE FALLOU DIOP n'est pas renseignée à 100 %. Prière de vérifier l'ensemble des questions relatives à ce membre et de les renseigner en totalité. </w:t>
-        <w:br/>
-        <w:t>- Le montant total declaré de BAYE GUEDE GAYE concernant les repas pris à l'extérieur du ménage au cours des 7 jours semble élevé. Prière de vérifier et de corriger ou de confirmer ces informations avec le QG.</w:t>
+        <w:t>- Attention ! Le prix unitaire d'achat (1081.081 Fcfa) de Sucre en poudre  en Kg (taille unique) est relativement élevé par rapport aux autres prix observés dans cette zone. Prière de corriger ou de confirmer avec le QG. Attention ! Le prix unitaire d'achat (50 Fcfa) de Ail en Gousse (Moyen) est relativement faible par rapport aux autres prix observés dans cette zone. Prière de corriger ou de confirmer avec le QG. Attention ! Le prix unitaire d'achat (50 Fcfa) de Courge en Morceau (Portion) (Moyen) est relativement faible par rapport aux autres prix observés dans cette zone. Prière de corriger ou de confirmer avec le QG. Attention ! Le prix unitaire d'achat (50 Fcfa) de Patate douce en Morceau (Portion) (Moyen) est relativement faible par rapport aux autres prix observés dans cette zone. Prière de corriger ou de confirmer avec le QG. Attention ! Soupçons de quantité anormale! Le ménage de MODOU DIOP avec une taille de 9 personnes a consommé 16 Pièce en Moyen de Aubergine sauvage  qui est relativement élevé comme consommation par rapport à la condition de vie des autres ménages de même taille dans cette zone. Prière de corriger ou de confirmer avec le QG. Avertissement!! La quantité (7 litre) du produit Huile de palme raffinée consommée  par le ménage semble très élevé, prière de corriger ou confirmer avec le QG. Avertissement!!! Le ménage a consommé 12 Morceau (Portion) Moyen de Carpe séchée, cette quantité semble anormale pour une consommation des 7 derniers jours.Prière de corriger ou de confirmer avec le QG. Avertissement!!! Le ménage a consommé 12 Morceau (Portion) Moyen de Silure séché, cette quantité semble anormale pour une consommation des 7 derniers jours.Prière de corriger ou de confirmer avec le QG. Avertissement!!! Le ménage a consommé 9 Pièce Moyen de Capitaine frais, cette quantité semble anormale pour une consommation des 7 derniers jours.Prière de corriger ou de confirmer avec le QG. Avertissement!!!Le ménage a consommé 48 Cube de Moyen de Cube alimentaire (Maggi, Jumbo, )  ce qui semble incoherent pour une consommation aucours des 7 derniers jours, prière de verifier et corriger. Avertissement!!! Le ménage a consommé 48 Cube Moyen de Cube alimentaire (Maggi, Jumbo, ), cette quantité semble anormale pour une consommation des 7 derniers jours.Prière de corriger ou de confirmer avec le QG. Attention ! Le prix unitaire d'achat (25 Fcfa) de Cube alimentaire (Maggi, Jumbo, ) en Cube (Moyen) est relativement faible par rapport aux autres prix observés dans cette zone. Prière de corriger ou de confirmer avec le QG. Incohérence!! Dans ce ménage, chaque individus consomme par jour .5555556 Kg  de cereale; Prière de revoir les quantités prises de ces produits. Incohérence!! Dans ce ménage, chaque individus consomme par jour .5555556 Kg  de cereale; Prière de revoir les quantités prises de ces produits.</w:t>
       </w:r>
     </w:p>
     <w:p>
@@ -6154,7 +5794,7 @@
           <w:color w:val="4672C4"/>
           <w:sz w:val="22"/>
         </w:rPr>
-        <w:t>&gt;&gt; Section7b - Consommation alimentaire - 7 jours</w:t>
+        <w:t>&gt;&gt; Section9d - Depenses non-alimentaires - 3 mois</w:t>
       </w:r>
     </w:p>
     <w:p>
@@ -6165,7 +5805,7 @@
         <w:rPr>
           <w:sz w:val="20"/>
         </w:rPr>
-        <w:t>- Le ménage a consommé Ail mais les informations sur la quantité, l'unité ou la taille ne sont pas renseignées.Prière de renseigner. Le ménage a consommé Arachides pilées mais les informations sur la quantité, l'unité ou la taille ne sont pas renseignées.Prière de renseigner. Le ménage a consommé Aubergine   mais les informations sur la quantité, l'unité ou la taille ne sont pas renseignées.Prière de renseigner. Le ménage a consommé Aubergine sauvage  mais les informations sur la quantité, l'unité ou la taille ne sont pas renseignées.Prière de renseigner. Le ménage a consommé Autres condiments (persil, céléri, etc.) mais les informations sur la quantité, l'unité ou la taille ne sont pas renseignées.Prière de renseigner. Le ménage a consommé Café moulu mais les informations sur la quantité, l'unité ou la taille ne sont pas renseignées.Prière de renseigner. Le ménage a consommé Carotte mais les informations sur la quantité, l'unité ou la taille ne sont pas renseignées.Prière de renseigner. Le ménage a consommé Carpe séchée mais les informations sur la quantité, l'unité ou la taille ne sont pas renseignées.Prière de renseigner. Le ménage a consommé Choux mais les informations sur la quantité, l'unité ou la taille ne sont pas renseignées.Prière de renseigner. Le ménage a consommé Courge mais les informations sur la quantité, l'unité ou la taille ne sont pas renseignées.Prière de renseigner. Le ménage a consommé Cube alimentaire (Maggi, Jumbo, ) mais les informations sur la quantité, l'unité ou la taille ne sont pas renseignées.Prière de renseigner. Le ménage a consommé Feuilles de  Haricot mais les informations sur la quantité, l'unité ou la taille ne sont pas renseignées.Prière de renseigner. Le ménage a consommé Huile de palme raffinée mais les informations sur la quantité, l'unité ou la taille ne sont pas renseignées.Prière de renseigner. Le ménage a consommé Manioc en tubercules mais les informations sur la quantité, l'unité ou la taille ne sont pas renseignées.Prière de renseigner. Le ménage a consommé Mil mais les informations sur la quantité, l'unité ou la taille ne sont pas renseignées.Prière de renseigner. Le ménage a consommé Mâchoiron séchée (Kon) mais les informations sur la quantité, l'unité ou la taille ne sont pas renseignées.Prière de renseigner. Le ménage a consommé Niébé/Haricots secs mais les informations sur la quantité, l'unité ou la taille ne sont pas renseignées.Prière de renseigner. Le ménage a consommé Oignon frais mais les informations sur la quantité, l'unité ou la taille ne sont pas renseignées.Prière de renseigner. Le ménage a consommé Pain moderne (Baguette) mais les informations sur la quantité, l'unité ou la taille ne sont pas renseignées.Prière de renseigner. Le ménage a consommé Patate douce mais les informations sur la quantité, l'unité ou la taille ne sont pas renseignées.Prière de renseigner. Le ménage a consommé Piment frais mais les informations sur la quantité, l'unité ou la taille ne sont pas renseignées.Prière de renseigner. Le ménage a consommé Piment séché mais les informations sur la quantité, l'unité ou la taille ne sont pas renseignées.Prière de renseigner. Le ménage a consommé Poireau mais les informations sur la quantité, l'unité ou la taille ne sont pas renseignées.Prière de renseigner. Le ménage a consommé Poisson frais type 8 mais les informations sur la quantité, l'unité ou la taille ne sont pas renseignées.Prière de renseigner. Le ménage a consommé Poivre mais les informations sur la quantité, l'unité ou la taille ne sont pas renseignées.Prière de renseigner. Le ménage a consommé Poivron frais mais les informations sur la quantité, l'unité ou la taille ne sont pas renseignées.Prière de renseigner. Le ménage a consommé Pomme de terre mais les informations sur la quantité, l'unité ou la taille ne sont pas renseignées.Prière de renseigner. Le ménage a consommé Riz importé parfumé mais les informations sur la quantité, l'unité ou la taille ne sont pas renseignées.Prière de renseigner. Le ménage a consommé Sel mais les informations sur la quantité, l'unité ou la taille ne sont pas renseignées.Prière de renseigner. Difficile de consommer le Sel en   prière de verifier. Le ménage a consommé Silure séché mais les informations sur la quantité, l'unité ou la taille ne sont pas renseignées.Prière de renseigner. Le ménage a consommé Soumbala (moutarde africaine) mais les informations sur la quantité, l'unité ou la taille ne sont pas renseignées.Prière de renseigner. Le ménage a consommé Sucre en poudre  mais les informations sur la quantité, l'unité ou la taille ne sont pas renseignées.Prière de renseigner. Le ménage a consommé Tomate fraîche mais les informations sur la quantité, l'unité ou la taille ne sont pas renseignées.Prière de renseigner. Le ménage a consommé Tomate séchée mais les informations sur la quantité, l'unité ou la taille ne sont pas renseignées.Prière de renseigner. Le ménage a consommé Vinaigre de vin mais les informations sur la quantité, l'unité ou la taille ne sont pas renseignées.Prière de renseigner.</w:t>
+        <w:t>- Peu plausible! le montant de la dépense pour Frais de livraison d'un achat, non inclus dans le prix d'acquisition semble trop faible. Veuillez, s'il vous plaît, confirmer cette information avec le QG ou la corriger.</w:t>
       </w:r>
     </w:p>
     <w:p>
@@ -6175,7 +5815,7 @@
           <w:color w:val="4672C4"/>
           <w:sz w:val="22"/>
         </w:rPr>
-        <w:t>&gt;&gt; Section9a - Depenses de fetes et ceremonies</w:t>
+        <w:t>&gt;&gt; Section9f - Depenses non-alimentaires - 12 mois</w:t>
       </w:r>
     </w:p>
     <w:p>
@@ -6186,7 +5826,7 @@
         <w:rPr>
           <w:sz w:val="20"/>
         </w:rPr>
-        <w:t>- Il est improbable d'avoir un ménage qui n'a pas effectué aucune dépense au moins lors d'une de ces fêtes, prière de revoir cette partie pour ce ménage.</w:t>
+        <w:t>- ||</w:t>
       </w:r>
     </w:p>
     <w:p>
@@ -6196,7 +5836,7 @@
           <w:color w:val="4672C4"/>
           <w:sz w:val="22"/>
         </w:rPr>
-        <w:t>&gt;&gt; Section9e - Depenses non-alimentaires - 6 mois</w:t>
+        <w:t>&gt;&gt; Section10b - caracteristiques entreprise non agricole</w:t>
       </w:r>
     </w:p>
     <w:p>
@@ -6207,15 +5847,7 @@
         <w:rPr>
           <w:sz w:val="20"/>
         </w:rPr>
-        <w:t xml:space="preserve">- Peu plausible! le montant de la dépense pour Chaussures femmes semble élevé. Veuillez, s'il vous plaît, confirmer cette information avec le QG ou la corriger. </w:t>
-        <w:br/>
-        <w:t xml:space="preserve">- Peu plausible! le montant de la dépense pour Chaussures hommes semble élevé. Veuillez, s'il vous plaît, confirmer cette information avec le QG ou la corriger. </w:t>
-        <w:br/>
-        <w:t xml:space="preserve">- Peu plausible! le montant de la dépense pour Lubrifiants (huile moteur; huile de frein; liquide batterie (acide); graisses; autres lubrifiants n.d.a.) semble élevé. Veuillez, s'il vous plaît, confirmer cette information avec le QG ou la corriger. </w:t>
-        <w:br/>
-        <w:t xml:space="preserve">- Peu plausible! le montant de la dépense pour Parfums semble élevé. Veuillez, s'il vous plaît, confirmer cette information avec le QG ou la corriger. </w:t>
-        <w:br/>
-        <w:t>- Peu plausible! le montant de la dépense pour Tissus d'habillement: tissus pagne, tissu pagne du tisserand, tissu synthétique, etc. semble élevé. Veuillez, s'il vous plaît, confirmer cette information avec le QG ou la corriger.</w:t>
+        <w:t>- L'entreprise produit cosmetique est généralement une entreprise de fabrication ou transformation dont elle depense en achat de matières premières.Elle transforme le produit donc ne peut pas obtenir un montant sur la revente des marchandises achetés en état (10.46 ou 10.47). Prière de mettre 0 pour ces questions si elles n'achètent pas de marchandise en état pour les revendre en état.</w:t>
       </w:r>
     </w:p>
     <w:p>
@@ -6225,7 +5857,7 @@
           <w:color w:val="4672C4"/>
           <w:sz w:val="22"/>
         </w:rPr>
-        <w:t>&gt;&gt; Section10b - caracteristiques entreprise non agricole</w:t>
+        <w:t>&gt;&gt; Section11 - Caracteristiques logement</w:t>
       </w:r>
     </w:p>
     <w:p>
@@ -6236,13 +5868,7 @@
         <w:rPr>
           <w:sz w:val="20"/>
         </w:rPr>
-        <w:t xml:space="preserve">- Cette entreprise savon bio dit avoir obtenu une valeur sur les marchandises vendu en etat et les marchandises vendu après transformation. La main d'oeuvre familiale pour SERIGNE FALLOU DIOP ayant travaillé dans cette entreprise savon bio aucours des 12 derniers mois n'est pas renseigner. Prière de reneigner toutes les informations qui lui concerne. La main d'oeuvre sariale de SERIGNE FALLOU DIOP ayant travaillé dans cette entreprise savon bio aucours des 30 derniers jours n'est pas renseigner. Prière de reneigner toutes les informations qui lui concerne. </w:t>
-        <w:br/>
-        <w:t xml:space="preserve">- Incohérence!! L'entreprise transformation thiaff dit avoir réçu une somme sur la revente de ces marchandises achetées et revendues en état (s10q46 est differnt de 0) mais n'a depensé aucune somme sur l'achat des marchandises revendues en état (s10q47==0), prière de fournir plus d'effort pour estimer le montant obtenu sur la depense de ces marchandises achetées et revendues en état. Cette entreprise transformation thiaff dit avoir obtenu une valeur sur les marchandises vendu en etat et les marchandises vendu après transformation. La main d'oeuvre familiale pour NDEYE FATOU DIOP ayant travaillé dans cette entreprise transformation thiaff aucours des 12 derniers mois n'est pas renseigner. Prière de reneigner toutes les informations qui lui concerne. La main d'oeuvre sariale de NDEYE FATOU DIOP ayant travaillé dans cette entreprise transformation thiaff aucours des 30 derniers jours n'est pas renseigner. Prière de reneigner toutes les informations qui lui concerne. </w:t>
-        <w:br/>
-        <w:t xml:space="preserve">- Le montant dépensé de L'entreprise produit cosmetique pour l'achat de ces marchandises revendues en état, sans transformation ne peut être supérieur aux montants obtenus sur la revente de marchandises achetées et revendues en état au cours des 30 derniers jours ou durant le dernier mois où l'entreprise a fonctionné (s10q47 &gt; s10q46), prière de corriger. Prière de renseigner les montants dans les champs (s10q46 s10q47 s10q48 s10q49 s10q50 s10q51 s10q52 s10q53 s10q54 s10q55 s10q56 s10q57), mettre 0 si l'entreprise produit cosmetique n'a pas effectué des dépenses ou faire des reventes des marchandises ou des produits ou rendre de service.La main d'oeuvre familiale pour SODA NIASS ayant travaillé dans cette entreprise produit cosmetique aucours des 12 derniers mois n'est pas renseigner. Prière de reneigner toutes les informations qui lui concerne. La main d'oeuvre sariale de SODA NIASS ayant travaillé dans cette entreprise produit cosmetique aucours des 30 derniers jours n'est pas renseigner. Prière de reneigner toutes les informations qui lui concerne. </w:t>
-        <w:br/>
-        <w:t>- Le montant dépensé de L'entreprise vente sidem pour l'achat de ces marchandises revendues en état, sans transformation ne peut être supérieur aux montants obtenus sur la revente de marchandises achetées et revendues en état au cours des 30 derniers jours ou durant le dernier mois où l'entreprise a fonctionné (s10q47 &gt; s10q46), prière de corriger. La main d'oeuvre familiale pour SODA NIASS ayant travaillé dans cette entreprise vente sidem aucours des 12 derniers mois n'est pas renseigner. Prière de reneigner toutes les informations qui lui concerne. La main d'oeuvre sariale de SODA NIASS ayant travaillé dans cette entreprise vente sidem aucours des 30 derniers jours n'est pas renseigner. Prière de reneigner toutes les informations qui lui concerne.</w:t>
+        <w:t>- Avertissement!! Le ménage (vit en milieu urbain) se débarrasse de ses ordures ménagères soit par le Dépotoir sauvage, brûle et enterre, prière de corriger ou confirmer avec le QG.  En cas de coupure de courant du réseau, la source d’énergie que le ménage utilise est telephone et semble exister dans les modalités, prière de prendre attache avec le QG pour plus d'explication afin de la classer bien.</w:t>
       </w:r>
     </w:p>
     <w:p>
@@ -6252,7 +5878,7 @@
           <w:color w:val="4672C4"/>
           <w:sz w:val="22"/>
         </w:rPr>
-        <w:t>&gt;&gt; Section11 - Caracteristiques logement</w:t>
+        <w:t>&gt;&gt; Section12 - Actifs du menage</w:t>
       </w:r>
     </w:p>
     <w:p>
@@ -6263,7 +5889,7 @@
         <w:rPr>
           <w:sz w:val="20"/>
         </w:rPr>
-        <w:t>- Avertissement!! Le ménage (vit en milieu urbain) se débarrasse de ses ordures ménagères soit par le Dépotoir sauvage, brûle et enterre, prière de corriger ou confirmer avec le QG.  En cas de coupure de courant du réseau, la source d’énergie que le ménage utilise est telephone et semble exister dans les modalités, prière de prendre attache avec le QG pour plus d'explication afin de la classer bien.</w:t>
+        <w:t>- Attention ! Radio simple/Radiocassette a été achété à 60000 Fcfa est relativement élevé par rapport aux autres prix d'achat observés dans cette zone. Prière de corriger ou de confirmer avec le QG. Attention ! Radio simple/Radiocassette a été revendu à 40000 Fcfa qui est relativement élevé par rapport aux autres prix de revente observés dans cette zone. Prière de corriger ou de confirmer avec le QG.</w:t>
       </w:r>
     </w:p>
     <w:p>
@@ -6273,7 +5899,7 @@
           <w:color w:val="4672C4"/>
           <w:sz w:val="22"/>
         </w:rPr>
-        <w:t>&gt;&gt; Section12 - Actifs du menage</w:t>
+        <w:t>&gt;&gt; Section13a - Transferts recus</w:t>
       </w:r>
     </w:p>
     <w:p>
@@ -6284,9 +5910,7 @@
         <w:rPr>
           <w:sz w:val="20"/>
         </w:rPr>
-        <w:t xml:space="preserve">- Avertissement!! La question s12q04 n'a pas été renseigner pour l'article: Antenne parabolique / décodeur, prière de renseigner. </w:t>
-        <w:br/>
-        <w:t>- Avertissement!! La question s12q04 n'a pas été renseigner pour l'article: Bicyclette, vélo de course, prière de renseigner.</w:t>
+        <w:t>- L'enquêteur prière de fournir d'effort pour avoir le niveau d'étude et l'âge de celui qui a envoyé/donné de l'argent dans la section 13a (Transfert reçu). L'âge de celui qui a envoyé/donné de l'argent dans la section 13a (Transfert reçu) semble  élévé, prière de corriger ou confirmer ave le QG.</w:t>
       </w:r>
     </w:p>
     <w:p>
@@ -6296,7 +5920,7 @@
           <w:color w:val="4672C4"/>
           <w:sz w:val="22"/>
         </w:rPr>
-        <w:t>&gt;&gt; Section13a - Transferts recus</w:t>
+        <w:t>&gt;&gt; Section13b - Transferta emis</w:t>
       </w:r>
     </w:p>
     <w:p>
@@ -6307,7 +5931,9 @@
         <w:rPr>
           <w:sz w:val="20"/>
         </w:rPr>
-        <w:t>- L'enquêteur prière de fournir d'effort pour avoir le niveau d'étude et l'âge de celui qui a envoyé/donné de l'argent dans la section 13a (Transfert reçu). L'âge de celui qui a envoyé/donné de l'argent dans la section 13a (Transfert reçu) semble  élévé, prière de corriger ou confirmer ave le QG. La section 13 n'a pas été renseigner dans ce ménage, prière de confirmer ou les faire merci.</w:t>
+        <w:t xml:space="preserve">- L'enquêteur prière de fournir d'effort pour avoir le niveau d'étude et l'âge de celui qui a béneficié de l'argent dans la section 13b (Transfert emis). L'âge du béneficiaire d'argent dans la section 13b (Transfert emis) semble incoherent voir élévé, prière de verifier ou corriger. </w:t>
+        <w:br/>
+        <w:t>- L'enquêteur prière de fournir d'effort pour avoir le niveau d'étude et l'âge de celui qui a béneficié de l'argent dans la section 13b (Transfert emis). L'âge du béneficiaire d'argent dans la section 13b (Transfert emis) semble incoherent voir élévé, prière de verifier ou corriger.</w:t>
       </w:r>
     </w:p>
     <w:p>
@@ -6370,7 +5996,7 @@
         <w:rPr>
           <w:sz w:val="20"/>
         </w:rPr>
-        <w:t>- La section 16 du ménage de MAME NGOR DIOP n'est pas renseigné, prière de renseigner.</w:t>
+        <w:t>- La section 16 du ménage de MODOU DIOP n'est pas renseigné, prière de renseigner.</w:t>
       </w:r>
     </w:p>
     <w:p>
@@ -7106,7 +6732,7 @@
         </w:rPr>
         <w:t xml:space="preserve">- Le nombre d'article ( Armoires et autres meubles)  dans ce ménages est élevé (16), prière de corriger ou confirmer avec le QG. </w:t>
         <w:br/>
-        <w:t xml:space="preserve">- Le nombre d'article ( Lit)  dans ce ménages est élevé (15), prière de corriger ou confirmer avec le QG. </w:t>
+        <w:t xml:space="preserve">- Le nombre d'article ( Lit)  dans ce ménages est élevé (15), prière de corriger ou confirmer avec le QG. Attention ! Lit a été revendu à 500000 Fcfa qui est relativement élevé par rapport aux autres prix de revente observés dans cette zone. Prière de corriger ou de confirmer avec le QG. </w:t>
         <w:br/>
         <w:t xml:space="preserve">- Le nombre d'article ( Matelas simple)  dans ce ménages est élevé (26), prière de corriger ou confirmer avec le QG. </w:t>
         <w:br/>
@@ -7572,13 +7198,7 @@
         <w:rPr>
           <w:sz w:val="20"/>
         </w:rPr>
-        <w:t xml:space="preserve">- Avertissement! Veuillez renseigner par oui ou non toutes les modalités de la question s01q47. Le montant dépensé ou reçu en cadeau pour les cartes prépayées, les transferts de crédit et les abonnements de  FATTY FALL semble élevé ou faible , prière de corriger ou de confirmer l'information avec le QG. </w:t>
-        <w:br/>
-        <w:t xml:space="preserve">- Les données sur les niveaux d'études, les fonctions et les caracteristiques sociodemographiques du père biologique de NDEYE MAGUETTE FALL manquent. Veuillez les renseigner. Les données sur les niveaux d'études, les fonctions et les caracteristiques sociodemographiques de la mère biologique de  NDEYE MAGUETTE FALL  manquent. </w:t>
-        <w:br/>
-        <w:t xml:space="preserve">- Les données sur les niveaux d'études, les fonctions et les caracteristiques sociodemographiques du père biologique de SODA FALL manquent. Veuillez les renseigner. Les données sur les niveaux d'études, les fonctions et les caracteristiques sociodemographiques de la mère biologique de  SODA FALL  manquent. </w:t>
-        <w:br/>
-        <w:t>- Prière de renseigner le sexe ou le lien de parenté de  NGONE FALL  merci. Les données sur les niveaux d'études, les fonctions et les caracteristiques sociodemographiques du père biologique de NGONE FALL manquent. Veuillez les renseigner. Les données sur les niveaux d'études, les fonctions et les caracteristiques sociodemographiques de la mère biologique de  NGONE FALL  manquent.</w:t>
+        <w:t>- La raison principale pour laquelle que MALICK GAYE est venu vivre dans cette localité est envoyé par sa famillle (adoptation) et semble exister dans les modalités, prière de prendre attache avec le QG pour plus d'explication afin de la classer bien.</w:t>
       </w:r>
     </w:p>
     <w:p>
@@ -7603,11 +7223,15 @@
         <w:br/>
         <w:t xml:space="preserve">- Peu probable! AMY FALL  n'arrive pas  à comprendre un petit texte lu dans une langue locale (s02q03). Veuillez corriger ou donner des explications au QG. Peu probable! AMY FALL  ne sait ni lire, ni écrire, ni comprendre dans aucune des langues  (s02q01,s02q02,s02q03). Veuillez corriger ou donner des explications au QG. </w:t>
         <w:br/>
-        <w:t xml:space="preserve">- Peu probable! FATTY FALL  n'arrive pas  à comprendre un petit texte lu dans une langue locale (s02q03). Veuillez corriger ou donner des explications au QG. Incohérence ! FATTY FALL est âgé de 19 ans et fréquente le fondamental 2, tandis qu'il a débuté l'école à l'âge de 14 ans. Veuillez vérifier les informations renseignées aux questions s02q15, s02q08 ainsi que l'âge de l'individu, et corriger l'incohérence. </w:t>
+        <w:t xml:space="preserve">- Peu probable! FATTY FALL  n'arrive pas  à comprendre un petit texte lu dans une langue locale (s02q03). Veuillez corriger ou donner des explications au QG. </w:t>
         <w:br/>
         <w:t xml:space="preserve">- Peu probable! MALICK GAYE  n'arrive pas  à comprendre un petit texte lu dans une langue locale (s02q03). Veuillez corriger ou donner des explications au QG. Avertissement!!! L'âge de MALICK GAYE avec son niveau d'étude (Fondamental 2) semble incoherent, veuillez confirmer cette information avec le QG ou corriger l'incohérence. </w:t>
         <w:br/>
-        <w:t>- Peu probable! OMAR FALL  n'arrive pas  à comprendre un petit texte lu dans une langue locale (s02q03). Veuillez corriger ou donner des explications au QG. Peu probable! OMAR FALL  ne sait ni lire, ni écrire, ni comprendre dans aucune des langues  (s02q01,s02q02,s02q03). Veuillez corriger ou donner des explications au QG. La raison principale que OMAR FALL n'a pas fait des études dans une école formelle est préference etude coranique et semble exister dans les modalités, prière de prendre attache avec le QG pour plus d'explication afin de la classer bien.</w:t>
+        <w:t xml:space="preserve">- Peu probable! NGONE FALL  n'arrive pas  à comprendre un petit texte lu dans une langue locale (s02q03). Veuillez corriger ou donner des explications au QG. </w:t>
+        <w:br/>
+        <w:t xml:space="preserve">- Peu probable! OMAR FALL  n'arrive pas  à comprendre un petit texte lu dans une langue locale (s02q03). Veuillez corriger ou donner des explications au QG. Peu probable! OMAR FALL  ne sait ni lire, ni écrire, ni comprendre dans aucune des langues  (s02q01,s02q02,s02q03). Veuillez corriger ou donner des explications au QG. La raison principale que OMAR FALL n'a pas fait des études dans une école formelle est préference etude coranique et semble exister dans les modalités, prière de prendre attache avec le QG pour plus d'explication afin de la classer bien. </w:t>
+        <w:br/>
+        <w:t>- Peu probable! SODA FALL  n'arrive pas  à comprendre un petit texte lu dans une langue locale (s02q03). Veuillez corriger ou donner des explications au QG. Avertissement!! SODA FALL qui sait écrire en français doit pouvoir lire en français. La raison principale que SODA FALL n'a pas été à l'école entre 2024/2025 est preference etude coranique et semble exister dans les modalités, prière de prendre attache avec le QG pour plus d'explication afin de la classer bien.</w:t>
       </w:r>
     </w:p>
     <w:p>
@@ -7628,13 +7252,15 @@
         <w:rPr>
           <w:sz w:val="20"/>
         </w:rPr>
-        <w:t xml:space="preserve">- || </w:t>
+        <w:t xml:space="preserve">- Le moyen principal que [NOM] utilise pour se protéger des piqûres de moustiques en dehors de la moustiquaire est ventilo et semble exister dans les modalités, prière de prendre attache avec le QG pour plus d'explication afin de la classer bien. </w:t>
         <w:br/>
-        <w:t xml:space="preserve">- </w:t>
+        <w:t xml:space="preserve">- Le moyen principal que [NOM] utilise pour se protéger des piqûres de moustiques en dehors de la moustiquaire est ventilo et semble exister dans les modalités, prière de prendre attache avec le QG pour plus d'explication afin de la classer bien. </w:t>
         <w:br/>
-        <w:t xml:space="preserve">- </w:t>
+        <w:t xml:space="preserve">- Le moyen principal que [NOM] utilise pour se protéger des piqûres de moustiques en dehors de la moustiquaire est ventilo et semble exister dans les modalités, prière de prendre attache avec le QG pour plus d'explication afin de la classer bien. </w:t>
         <w:br/>
-        <w:t>- Le montant(.a FCFA) des frais d'examens médicaux et des soins de MALICK GAYE semble trop faible ou élevé, veuillez revoir ce montant. Le montant(.a FCFA) des frais des médicaments achetés dans les officines publiques de MALICK GAYE semble trop faible ou élevé, veuillez revoir ce montant. Le montant(.a FCFA) des frais des médicaments achetés dans les officines privées de MALICK GAYE semble trop faible ou élevé, veuillez revoir ce montant. Le moyen principal que [NOM] utilise pour se protéger des piqûres de moustiques en dehors de la moustiquaire est ventilo et semble exister dans les modalités, prière de prendre attache avec le QG pour plus d'explication afin de la classer bien.</w:t>
+        <w:t xml:space="preserve">- Le moyen principal que [NOM] utilise pour se protéger des piqûres de moustiques en dehors de la moustiquaire est ventilo et semble exister dans les modalités, prière de prendre attache avec le QG pour plus d'explication afin de la classer bien. </w:t>
+        <w:br/>
+        <w:t>- Le principal problème de santé que FATTY FALL a eu est maux de tête et semble exister dans les modalités, prière de prendre attache avec le QG pour plus d'explication afin de la classer bien. Le moyen principal que [NOM] utilise pour se protéger des piqûres de moustiques en dehors de la moustiquaire est ventilo et semble exister dans les modalités, prière de prendre attache avec le QG pour plus d'explication afin de la classer bien.</w:t>
       </w:r>
     </w:p>
     <w:p>
@@ -7676,11 +7302,9 @@
         <w:rPr>
           <w:sz w:val="20"/>
         </w:rPr>
-        <w:t xml:space="preserve">- AvertissementAMETH FALL  travaille mais les questions relatives à son emploi principal ne sont pas renseignées à 100%, prière de les renseigner. Nombre de mois exercé par AMETH FALL dans l'emploi au cours des 12 derniers mois semble faible, veuillez corriger s'il vous plait ou comfirmer avec le QG. </w:t>
+        <w:t xml:space="preserve">- || Nombre de mois exercé par AMETH FALL dans l'emploi au cours des 12 derniers mois semble faible, veuillez corriger s'il vous plait ou comfirmer avec le QG. </w:t>
         <w:br/>
-        <w:t xml:space="preserve">-  AvertissementAMY FALL  travaille mais les questions relatives à son emploi principal ne sont pas renseignées à 100%, prière de les renseigner. </w:t>
-        <w:br/>
-        <w:t>-  AvertissementMALICK GAYE  travaille mais les questions relatives à son emploi principal ne sont pas renseignées à 100%, prière de les renseigner. Nombre de mois exercé par MALICK GAYE dans l'emploi au cours des 12 derniers mois semble faible, veuillez corriger s'il vous plait ou comfirmer avec le QG.</w:t>
+        <w:t>- Nombre de mois exercé par MALICK GAYE dans l'emploi au cours des 12 derniers mois semble faible, veuillez corriger s'il vous plait ou comfirmer avec le QG.</w:t>
       </w:r>
     </w:p>
     <w:p>
@@ -7701,9 +7325,9 @@
         <w:rPr>
           <w:sz w:val="20"/>
         </w:rPr>
-        <w:t xml:space="preserve">- AvertissementAMETH FALL  travaille mais les questions relatives à son emploi secondaire ne sont pas renseignées à 100%, prière de les renseigner. Avertissement!!! la branche d'activité de AMETH FALL est identique dans l'emploi principale et secondaire, prière de confirmer cette information avec le QG ou de corriger. Nombre de mois exercé par AMETH FALL dans l'emploi secondaire au cours des 12 derniers mois semble faible, veuillez corriger s'il vous plait ou comfirmer avec le QG. Attention ! Le nombre de jours que AMETH FALL a travaillés par mois semble être inférieur à 15. Veuillez, s'il vous plaît, confirmer cette information. </w:t>
+        <w:t xml:space="preserve">- Attention ! Le nombre de jours que AMY FALL a travaillés par mois semble être inférieur à 15. Veuillez, s'il vous plaît, confirmer cette information. </w:t>
         <w:br/>
-        <w:t>-  AvertissementAMY FALL  travaille mais les questions relatives à son emploi secondaire ne sont pas renseignées à 100%, prière de les renseigner. Avertissement!!! la branche d'activité de AMY FALL est identique dans l'emploi principale et secondaire, prière de confirmer cette information avec le QG ou de corriger. Attention ! Le nombre de jours que AMY FALL a travaillés par mois semble être inférieur à 15. Veuillez, s'il vous plaît, confirmer cette information.</w:t>
+        <w:t>- Nombre de mois exercé par AMETH FALL dans l'emploi secondaire au cours des 12 derniers mois semble faible, veuillez corriger s'il vous plait ou comfirmer avec le QG. Attention ! Le nombre de jours que AMETH FALL a travaillés par mois semble être inférieur à 15. Veuillez, s'il vous plaît, confirmer cette information.</w:t>
       </w:r>
     </w:p>
     <w:p>
@@ -7713,7 +7337,7 @@
           <w:color w:val="4672C4"/>
           <w:sz w:val="22"/>
         </w:rPr>
-        <w:t>&gt;&gt; Section6 - Epargne et credit</w:t>
+        <w:t>&gt;&gt; Section7b - Consommation alimentaire - 7 jours</w:t>
       </w:r>
     </w:p>
     <w:p>
@@ -7724,7 +7348,7 @@
         <w:rPr>
           <w:sz w:val="20"/>
         </w:rPr>
-        <w:t>- Il est impératif de renseigner la question : #Est-ce que FATTY FALL possède un compte dans les établissements financiers suivants ou une carte prépayée ?# même si la personne ne dispose pas de compte, veuillez les renseigner s'il vous plaît.</w:t>
+        <w:t>- Attention ! Le prix unitaire d'achat (2000 Fcfa) de Banane douce en Kg (taille unique) est relativement élevé par rapport aux autres prix observés dans cette zone. Prière de corriger ou de confirmer avec le QG. Attention ! Le prix unitaire d'achat (50 Fcfa) de Aubergine   en Pièce (Moyen) est relativement faible par rapport aux autres prix observés dans cette zone. Prière de corriger ou de confirmer avec le QG. Attention ! Le prix unitaire d'achat (50 Fcfa) de Cube alimentaire (Maggi, Jumbo, ) en Cube (Moyen) est relativement élevé par rapport aux autres prix observés dans cette zone. Prière de corriger ou de confirmer avec le QG. Attention ! Soupçons de quantité anormale! Le ménage de AMY FALL avec une taille de 8 personnes a consommé 6 Pièce en Moyen de Choux qui est relativement élevé comme consommation par rapport à la condition de vie des autres ménages de même taille dans cette zone. Prière de corriger ou de confirmer avec le QG. Avertissement!!! Le ménage a consommé 16 Pièce Moyen de Capitaine frais, cette quantité semble anormale pour une consommation des 7 derniers jours.Prière de corriger ou de confirmer avec le QG. Attention ! Soupçons de quantité anormale! Le ménage de AMY FALL avec une taille de 8 personnes a consommé 16 Pièce en Moyen de Capitaine frais qui est relativement élevé comme consommation par rapport à la condition de vie des autres ménages de même taille dans cette zone. Prière de corriger ou de confirmer avec le QG. Avertissement!!! Le ménage a consommé 3 Bidon 20l taille unique de Huile de palme raffinée, cette quantité semble anormale pour une consommation des 7 derniers jours, prière de verifier et corriger. Avertissement!!! Le ménage a consommé 7 Paquet Moyen de Thé en sachet, cette quantité semble anormale pour une consommation des 7 derniers jours.Prière de corriger ou de confirmer avec le QG. Avertissement!! le prix unitaire (125 Fcfa) de Thé en sachet (unité: Paquet) de taille Moyen est très faible ou élevé. Prière de corriger ou de confirmer avec le QG.</w:t>
       </w:r>
     </w:p>
     <w:p>
@@ -7755,7 +7379,7 @@
           <w:color w:val="4672C4"/>
           <w:sz w:val="22"/>
         </w:rPr>
-        <w:t>&gt;&gt; Section9e - Depenses non-alimentaires - 6 mois</w:t>
+        <w:t>&gt;&gt; Section10b - caracteristiques entreprise non agricole</w:t>
       </w:r>
     </w:p>
     <w:p>
@@ -7766,33 +7390,7 @@
         <w:rPr>
           <w:sz w:val="20"/>
         </w:rPr>
-        <w:t xml:space="preserve">- Peu plausible! le montant de la dépense pour Chaussures enfants semble élevé. Veuillez, s'il vous plaît, confirmer cette information avec le QG ou la corriger. </w:t>
-        <w:br/>
-        <w:t xml:space="preserve">- Peu plausible! le montant de la dépense pour Chaussures femmes semble élevé. Veuillez, s'il vous plaît, confirmer cette information avec le QG ou la corriger. </w:t>
-        <w:br/>
-        <w:t xml:space="preserve">- Peu plausible! le montant de la dépense pour Chaussures hommes semble élevé. Veuillez, s'il vous plaît, confirmer cette information avec le QG ou la corriger. </w:t>
-        <w:br/>
-        <w:t xml:space="preserve">- Peu plausible! le montant de la dépense pour Droit d'entrée (achat d'un ticket) à des manifestations sportives semble élevé. Veuillez, s'il vous plaît, confirmer cette information avec le QG ou la corriger. </w:t>
-        <w:br/>
-        <w:t xml:space="preserve">- Peu plausible! le montant de la dépense pour Frais de confection et de réparation de vêtements femme: robe, pantalon, jupe, ensemble, réparation, location, etc. semble élevé. Veuillez, s'il vous plaît, confirmer cette information avec le QG ou la corriger. </w:t>
-        <w:br/>
-        <w:t xml:space="preserve">- Peu plausible! le montant de la dépense pour Frais de confection et de réparation de vêtements homme: ensemble, pantalon, chemise, réparation, location vêtement, etc. semble élevé. Veuillez, s'il vous plaît, confirmer cette information avec le QG ou la corriger. </w:t>
-        <w:br/>
-        <w:t xml:space="preserve">- Peu plausible! le montant de la dépense pour Parfums semble élevé. Veuillez, s'il vous plaît, confirmer cette information avec le QG ou la corriger. </w:t>
-        <w:br/>
-        <w:t xml:space="preserve">- Peu plausible! le montant de la dépense pour Sous-vêtements femme (15 ans et plus): slip, jupon, tee shirt,soutien gorge, collant, etc. semble élevé. Veuillez, s'il vous plaît, confirmer cette information avec le QG ou la corriger. </w:t>
-        <w:br/>
-        <w:t xml:space="preserve">- Peu plausible! le montant de la dépense pour Sous-vêtements homme (15 ans et plus): slip, chaussettes, tee shirt et maillot de corps, etc. semble élevé. Veuillez, s'il vous plaît, confirmer cette information avec le QG ou la corriger. </w:t>
-        <w:br/>
-        <w:t xml:space="preserve">- Peu plausible! le montant de la dépense pour Tissus d'habillement: tissus pagne, tissu pagne du tisserand, tissu synthétique, etc. semble élevé. Veuillez, s'il vous plaît, confirmer cette information avec le QG ou la corriger. </w:t>
-        <w:br/>
-        <w:t xml:space="preserve">- Peu plausible! le montant de la dépense pour Transport inter-localité par voitures semble élevé. Veuillez, s'il vous plaît, confirmer cette information avec le QG ou la corriger. </w:t>
-        <w:br/>
-        <w:t xml:space="preserve">- Peu plausible! le montant de la dépense pour Vêtements enfants (0-14 ans): layette pour bébé, chemise, pantalon garçon, robe fillette, slip enfant, blouses, etc. (Pas inclure les uniformes scolaires) semble élevé. Veuillez, s'il vous plaît, confirmer cette information avec le QG ou la corriger. </w:t>
-        <w:br/>
-        <w:t xml:space="preserve">- Peu plausible! le montant de la dépense pour Vêtements femmes (15 ans et plus): robe, jupe, pantalon, ensemble, etc. semble élevé. Veuillez, s'il vous plaît, confirmer cette information avec le QG ou la corriger. </w:t>
-        <w:br/>
-        <w:t>- Peu plausible! le montant de la dépense pour Vêtements hommes (15 ans et plus): chemise, pantalon, veste, ensemble, vêtements de travail, etc. semble élevé. Veuillez, s'il vous plaît, confirmer cette information avec le QG ou la corriger.</w:t>
+        <w:t>- Le montant dépensé de L'entreprise vente de cereal mil pour l'achat de ces marchandises revendues en état, sans transformation ne peut être supérieur aux montants obtenus sur la revente de marchandises achetées et revendues en état au cours des 30 derniers jours ou durant le dernier mois où l'entreprise a fonctionné (s10q47 &gt; s10q46), prière de corriger.</w:t>
       </w:r>
     </w:p>
     <w:p>
@@ -7802,7 +7400,7 @@
           <w:color w:val="4672C4"/>
           <w:sz w:val="22"/>
         </w:rPr>
-        <w:t>&gt;&gt; Section10b - caracteristiques entreprise non agricole</w:t>
+        <w:t>&gt;&gt; Section11 - Caracteristiques logement</w:t>
       </w:r>
     </w:p>
     <w:p>
@@ -7813,9 +7411,7 @@
         <w:rPr>
           <w:sz w:val="20"/>
         </w:rPr>
-        <w:t xml:space="preserve">- La main d'oeuvre sariale de AMY FALL ayant travaillé dans cette entreprise cigarette aucours des 30 derniers jours n'est pas renseigner. Prière de reneigner toutes les informations qui lui concerne. </w:t>
-        <w:br/>
-        <w:t>- Le montant dépensé de L'entreprise ##N/A## pour l'achat de ces marchandises revendues en état, sans transformation ne peut être supérieur aux montants obtenus sur la revente de marchandises achetées et revendues en état au cours des 30 derniers jours ou durant le dernier mois où l'entreprise a fonctionné (s10q47 &gt; s10q46), prière de corriger. La main d'oeuvre sariale de FATTY FALL ayant travaillé dans cette entreprise ##N/A## aucours des 30 derniers jours n'est pas renseigner. Prière de reneigner toutes les informations qui lui concerne.</w:t>
+        <w:t>- Avertissement!! Le ménage (vit en milieu urbain) se débarrasse de ses ordures ménagères soit par le Dépotoir sauvage, brûle et enterre, prière de corriger ou confirmer avec le QG.  En cas de coupure de courant du réseau, la source d’énergie que le ménage utilise est telephone et semble exister dans les modalités, prière de prendre attache avec le QG pour plus d'explication afin de la classer bien.</w:t>
       </w:r>
     </w:p>
     <w:p>
@@ -7825,7 +7421,7 @@
           <w:color w:val="4672C4"/>
           <w:sz w:val="22"/>
         </w:rPr>
-        <w:t>&gt;&gt; Section11 - Caracteristiques logement</w:t>
+        <w:t>&gt;&gt; Section12 - Actifs du menage</w:t>
       </w:r>
     </w:p>
     <w:p>
@@ -7836,7 +7432,11 @@
         <w:rPr>
           <w:sz w:val="20"/>
         </w:rPr>
-        <w:t>- Avertissement!! Le ménage (vit en milieu urbain) se débarrasse de ses ordures ménagères soit par le Dépotoir sauvage, brûle et enterre, prière de corriger ou confirmer avec le QG.  En cas de coupure de courant du réseau, la source d’énergie que le ménage utilise est telephone et semble exister dans les modalités, prière de prendre attache avec le QG pour plus d'explication afin de la classer bien.</w:t>
+        <w:t xml:space="preserve">- Le prix d'achat de l'article  Appareil TV ne doit pas être égal 0 même si le ménage l'a reçu en cadeau prière de leurs aider à faire une estimations. Le prix de revente de l'article  Appareil TV ne doit pas être égal 0 même si le ménage l'a reçu en cadeau prière de leurs aider à faire une estimations. </w:t>
+        <w:br/>
+        <w:t xml:space="preserve">- Le prix d'achat de l'article  Radio simple/Radiocassette ne doit pas être égal 0 même si le ménage l'a reçu en cadeau prière de leurs aider à faire une estimations. Le prix de revente de l'article  Radio simple/Radiocassette ne doit pas être égal 0 même si le ménage l'a reçu en cadeau prière de leurs aider à faire une estimations. </w:t>
+        <w:br/>
+        <w:t>- Le prix d'achat de l'article  Téléphone portable ne doit pas être égal 0 même si le ménage l'a reçu en cadeau prière de leurs aider à faire une estimations. Le prix d'achat de l'article  Téléphone portable est nul (achété à 0fcfa) mais le prix de revente est different de 0 impossible, prière de verifier et corriger.</w:t>
       </w:r>
     </w:p>
     <w:p>
@@ -7846,7 +7446,7 @@
           <w:color w:val="4672C4"/>
           <w:sz w:val="22"/>
         </w:rPr>
-        <w:t>&gt;&gt; Section12 - Actifs du menage</w:t>
+        <w:t>&gt;&gt; Section13a - Transferts recus</w:t>
       </w:r>
     </w:p>
     <w:p>
@@ -7857,45 +7457,18 @@
         <w:rPr>
           <w:sz w:val="20"/>
         </w:rPr>
-        <w:t xml:space="preserve">- Avertissement!! La question s12q04 n'a pas été renseigner pour l'article: Appareil TV, prière de renseigner. </w:t>
+        <w:t xml:space="preserve">- L'enquêteur prière de fournir d'effort pour avoir le niveau d'étude et l'âge de celui qui a envoyé/donné de l'argent dans la section 13a (Transfert reçu). L'âge de celui qui a envoyé/donné de l'argent dans la section 13a (Transfert reçu) semble  élévé, prière de corriger ou confirmer ave le QG. </w:t>
         <w:br/>
-        <w:t xml:space="preserve">- Avertissement!! La question s12q04 n'a pas été renseigner pour l'article: Armoires et autres meubles, prière de renseigner. </w:t>
+        <w:t xml:space="preserve">- L'enquêteur prière de fournir d'effort pour avoir le niveau d'étude et l'âge de celui qui a envoyé/donné de l'argent dans la section 13a (Transfert reçu). L'âge de celui qui a envoyé/donné de l'argent dans la section 13a (Transfert reçu) semble  élévé, prière de corriger ou confirmer ave le QG. </w:t>
         <w:br/>
-        <w:t xml:space="preserve">- Avertissement!! La question s12q04 n'a pas été renseigner pour l'article: Bonbonne de gaz, prière de renseigner. </w:t>
+        <w:t xml:space="preserve">- L'enquêteur prière de fournir d'effort pour avoir le niveau d'étude et l'âge de celui qui a envoyé/donné de l'argent dans la section 13a (Transfert reçu). L'âge de celui qui a envoyé/donné de l'argent dans la section 13a (Transfert reçu) semble  élévé, prière de corriger ou confirmer ave le QG. </w:t>
         <w:br/>
-        <w:t xml:space="preserve">- Avertissement!! La question s12q04 n'a pas été renseigner pour l'article: Fer à repasser à charbon, prière de renseigner. </w:t>
+        <w:t xml:space="preserve">- L'enquêteur prière de fournir d'effort pour avoir le niveau d'étude et l'âge de celui qui a envoyé/donné de l'argent dans la section 13a (Transfert reçu). L'âge de celui qui a envoyé/donné de l'argent dans la section 13a (Transfert reçu) semble  élévé, prière de corriger ou confirmer ave le QG. </w:t>
         <w:br/>
-        <w:t xml:space="preserve">- Avertissement!! La question s12q04 n'a pas été renseigner pour l'article: Foyers améliorés, prière de renseigner. </w:t>
+        <w:t xml:space="preserve">- L'enquêteur prière de fournir d'effort pour avoir le niveau d'étude et l'âge de celui qui a envoyé/donné de l'argent dans la section 13a (Transfert reçu). L'âge de celui qui a envoyé/donné de l'argent dans la section 13a (Transfert reçu) semble  élévé, prière de corriger ou confirmer ave le QG. </w:t>
         <w:br/>
-        <w:t xml:space="preserve">- Avertissement!! La question s12q04 n'a pas été renseigner pour l'article: Lit, prière de renseigner. </w:t>
+        <w:t xml:space="preserve">- L'enquêteur prière de fournir d'effort pour avoir le niveau d'étude et l'âge de celui qui a envoyé/donné de l'argent dans la section 13a (Transfert reçu). L'âge de celui qui a envoyé/donné de l'argent dans la section 13a (Transfert reçu) semble  élévé, prière de corriger ou confirmer ave le QG. </w:t>
         <w:br/>
-        <w:t xml:space="preserve">- Avertissement!! La question s12q04 n'a pas été renseigner pour l'article: Matelas simple, prière de renseigner. </w:t>
-        <w:br/>
-        <w:t xml:space="preserve">- Avertissement!! La question s12q04 n'a pas été renseigner pour l'article: Radio simple/Radiocassette, prière de renseigner. </w:t>
-        <w:br/>
-        <w:t xml:space="preserve">- Avertissement!! La question s12q04 n'a pas été renseigner pour l'article: Tapis, prière de renseigner. </w:t>
-        <w:br/>
-        <w:t>- Avertissement!! La question s12q04 n'a pas été renseigner pour l'article: Téléphone portable, prière de renseigner.</w:t>
-      </w:r>
-    </w:p>
-    <w:p>
-      <w:r>
-        <w:rPr>
-          <w:b/>
-          <w:color w:val="4672C4"/>
-          <w:sz w:val="22"/>
-        </w:rPr>
-        <w:t>&gt;&gt; Section13a - Transferts recus</w:t>
-      </w:r>
-    </w:p>
-    <w:p>
-      <w:pPr>
-        <w:ind w:left="283"/>
-      </w:pPr>
-      <w:r>
-        <w:rPr>
-          <w:sz w:val="20"/>
-        </w:rPr>
         <w:t xml:space="preserve">- L'enquêteur prière de fournir d'effort pour avoir le niveau d'étude et l'âge de celui qui a envoyé/donné de l'argent dans la section 13a (Transfert reçu). L'âge de celui qui a envoyé/donné de l'argent dans la section 13a (Transfert reçu) semble  élévé, prière de corriger ou confirmer ave le QG. </w:t>
         <w:br/>
         <w:t xml:space="preserve">- L'enquêteur prière de fournir d'effort pour avoir le niveau d'étude et l'âge de celui qui a envoyé/donné de l'argent dans la section 13a (Transfert reçu). L'âge de celui qui a envoyé/donné de l'argent dans la section 13a (Transfert reçu) semble  élévé, prière de corriger ou confirmer ave le QG. </w:t>
@@ -7921,7 +7494,7 @@
         <w:rPr>
           <w:sz w:val="20"/>
         </w:rPr>
-        <w:t>- L'enquêteur prière de fournir d'effort pour avoir le niveau d'étude et l'âge de celui qui a béneficié de l'argent dans la section 13b (Transfert emis). L'âge du béneficiaire d'argent dans la section 13b (Transfert emis) semble incoherent voir élévé, prière de verifier ou corriger. La section 13 (transfert emis) n'a pas été renseigner dans ce ménage, veuillez renseigner les questions 13.24, 13.25 et 13.26.</w:t>
+        <w:t>- L'enquêteur prière de fournir d'effort pour avoir le niveau d'étude et l'âge de celui qui a béneficié de l'argent dans la section 13b (Transfert emis). L'âge du béneficiaire d'argent dans la section 13b (Transfert emis) semble incoherent voir élévé, prière de verifier ou corriger.</w:t>
       </w:r>
     </w:p>
     <w:p>
@@ -8299,7 +7872,7 @@
         <w:rPr>
           <w:sz w:val="20"/>
         </w:rPr>
-        <w:t>- Prière de renseigner toutes les informations du ménage dans la section 0 avant d'entamer les autres informations.</w:t>
+        <w:t>- Le questionnaire semble ne pas être complètement fini mais le questionnaire est en statut complet, prière de compléter le questionnaire.</w:t>
       </w:r>
     </w:p>
     <w:p>
@@ -8456,7 +8029,7 @@
         </w:rPr>
         <w:t xml:space="preserve">- Attention ! Le nombre de jours que Khadim Diagne a travaillés par mois semble être inférieur à 15. Veuillez, s'il vous plaît, confirmer cette information. </w:t>
         <w:br/>
-        <w:t>- Avertissement!!! Bada Dia est un Autres professeurs de langues qui travaille dans Entreprise Privée et a declaré comme catégorie socioprofessionnelle Travailleur pour compte propre , prière de vérifier cette information de catégorie socioprofessionnelle auprès de l'enquêté (e) ou confirmer avec le QG.</w:t>
+        <w:t>- Avertissement!!! Bada Dia est un Spécialistes de l'enseignement, non classés ailleurs qui travaille dans Entreprise Privée et a declaré comme catégorie socioprofessionnelle Travailleur pour compte propre , prière de vérifier cette information de catégorie socioprofessionnelle auprès de l'enquêté (e) ou confirmer avec le QG.</w:t>
       </w:r>
     </w:p>
     <w:p>
@@ -8477,17 +8050,9 @@
         <w:rPr>
           <w:sz w:val="20"/>
         </w:rPr>
-        <w:t xml:space="preserve">- AvertissementAbdou Diagne  travaille mais les questions relatives à son emploi secondaire ne sont pas renseignées à 100%, prière de les renseigner. Vous avez sélectionné l'option 'Ne sait pas' pour la catégorie socioprofessionnelle de Abdou Diagne ou vous ne l'avez pas renseigné. prière de corriger. Avertissement!!! les informations de Abdou Diagne sur le nombre de mois, jours ou heures de son emploi secondaire sont superieur a celles de son emploi principal , veuillez corriger ou confirmer aupres du QG. Incoherence!!! Abdou Diagne a travaillé plus de 20h par jours pour ses emplois (pricinpal et secondaire), prière de corriger. </w:t>
+        <w:t xml:space="preserve">- Avertissement!!! la branche d'activité de Nogaye Mbaye est identique dans l'emploi principale et secondaire, prière de confirmer cette information avec le QG ou de corriger. </w:t>
         <w:br/>
-        <w:t xml:space="preserve">-  AvertissementCheikh Diop  travaille mais les questions relatives à son emploi secondaire ne sont pas renseignées à 100%, prière de les renseigner. Vous avez sélectionné l'option 'Ne sait pas' pour la catégorie socioprofessionnelle de Cheikh Diop ou vous ne l'avez pas renseigné. prière de corriger. Avertissement!!! les informations de Cheikh Diop sur le nombre de mois, jours ou heures de son emploi secondaire sont superieur a celles de son emploi principal , veuillez corriger ou confirmer aupres du QG. Incoherence!!! Cheikh Diop a travaillé plus de 20h par jours pour ses emplois (pricinpal et secondaire), prière de corriger. </w:t>
-        <w:br/>
-        <w:t xml:space="preserve">-  AvertissementKhadim Diagne  travaille mais les questions relatives à son emploi secondaire ne sont pas renseignées à 100%, prière de les renseigner. Vous avez sélectionné l'option 'Ne sait pas' pour la catégorie socioprofessionnelle de Khadim Diagne ou vous ne l'avez pas renseigné. prière de corriger. Avertissement!!! les informations de Khadim Diagne sur le nombre de mois, jours ou heures de son emploi secondaire sont superieur a celles de son emploi principal , veuillez corriger ou confirmer aupres du QG. Incoherence!!! Khadim Diagne a travaillé plus de 20h par jours pour ses emplois (pricinpal et secondaire), prière de corriger. </w:t>
-        <w:br/>
-        <w:t xml:space="preserve">-  AvertissementModou Bara Diop  travaille mais les questions relatives à son emploi secondaire ne sont pas renseignées à 100%, prière de les renseigner. Vous avez sélectionné l'option 'Ne sait pas' pour la catégorie socioprofessionnelle de Modou Bara Diop ou vous ne l'avez pas renseigné. prière de corriger. Avertissement!!! les informations de Modou Bara Diop sur le nombre de mois, jours ou heures de son emploi secondaire sont superieur a celles de son emploi principal , veuillez corriger ou confirmer aupres du QG. Incoherence!!! Modou Bara Diop a travaillé plus de 20h par jours pour ses emplois (pricinpal et secondaire), prière de corriger. </w:t>
-        <w:br/>
-        <w:t xml:space="preserve">-  AvertissementMously Dia  travaille mais les questions relatives à son emploi secondaire ne sont pas renseignées à 100%, prière de les renseigner. Vous avez sélectionné l'option 'Ne sait pas' pour la catégorie socioprofessionnelle de Mously Dia ou vous ne l'avez pas renseigné. prière de corriger. Avertissement!!! les informations de Mously Dia sur le nombre de mois, jours ou heures de son emploi secondaire sont superieur a celles de son emploi principal , veuillez corriger ou confirmer aupres du QG. Incoherence!!! Mously Dia a travaillé plus de 20h par jours pour ses emplois (pricinpal et secondaire), prière de corriger. </w:t>
-        <w:br/>
-        <w:t>-  AvertissementNogaye Mbaye  travaille mais les questions relatives à son emploi secondaire ne sont pas renseignées à 100%, prière de les renseigner. Vous avez sélectionné l'option 'Ne sait pas' pour la catégorie socioprofessionnelle de Nogaye Mbaye ou vous ne l'avez pas renseigné. prière de corriger. Avertissement!!! les informations de Nogaye Mbaye sur le nombre de mois, jours ou heures de son emploi secondaire sont superieur a celles de son emploi principal , veuillez corriger ou confirmer aupres du QG. Incoherence!!! Nogaye Mbaye a travaillé plus de 20h par jours pour ses emplois (pricinpal et secondaire), prière de corriger.</w:t>
+        <w:t>- Avertissement!!! les informations de Khadim Diagne sur le nombre de mois, jours ou heures de son emploi secondaire sont superieur a celles de son emploi principal , veuillez corriger ou confirmer aupres du QG.</w:t>
       </w:r>
     </w:p>
     <w:p>
@@ -8508,7 +8073,7 @@
         <w:rPr>
           <w:sz w:val="20"/>
         </w:rPr>
-        <w:t>- Avertissement!!! Bada Dia est un Autres professeurs de langues qui travaille dans Entreprise Privée et est un Travailleur pour compte propre mais dit n'avoir pas de compte dans une banque classique, prière de vérifier auprès de l'enquêté (e) ou confirmer avec le QG.</w:t>
+        <w:t>- Avertissement!!! Bada Dia est un Spécialistes de l'enseignement, non classés ailleurs qui travaille dans Entreprise Privée et est un Travailleur pour compte propre mais dit n'avoir pas de compte dans une banque classique, prière de vérifier auprès de l'enquêté (e) ou confirmer avec le QG.</w:t>
       </w:r>
     </w:p>
     <w:p>
@@ -8529,7 +8094,7 @@
         <w:rPr>
           <w:sz w:val="20"/>
         </w:rPr>
-        <w:t>- Le ménage a consommé Ail mais les informations sur la quantité, l'unité ou la taille ne sont pas renseignées.Prière de renseigner. Le ménage a consommé Arachides pilées mais les informations sur la quantité, l'unité ou la taille ne sont pas renseignées.Prière de renseigner. Le ménage a consommé Aubergine sauvage  mais les informations sur la quantité, l'unité ou la taille ne sont pas renseignées.Prière de renseigner. Le ménage a consommé Autres légumes en feuilles mais les informations sur la quantité, l'unité ou la taille ne sont pas renseignées.Prière de renseigner. Le ménage a consommé Café en poudre soluble mais les informations sur la quantité, l'unité ou la taille ne sont pas renseignées.Prière de renseigner. Le ménage a consommé Capitaine frais mais les informations sur la quantité, l'unité ou la taille ne sont pas renseignées.Prière de renseigner. Le ménage a consommé Carotte mais les informations sur la quantité, l'unité ou la taille ne sont pas renseignées.Prière de renseigner. Le ménage a consommé Choux mais les informations sur la quantité, l'unité ou la taille ne sont pas renseignées.Prière de renseigner. Le ménage a consommé Citron mais les informations sur la quantité, l'unité ou la taille ne sont pas renseignées.Prière de renseigner. Le ménage a consommé Concentré de tomate mais les informations sur la quantité, l'unité ou la taille ne sont pas renseignées.Prière de renseigner. Le ménage a consommé Courgette mais les informations sur la quantité, l'unité ou la taille ne sont pas renseignées.Prière de renseigner. Le ménage a consommé Cube alimentaire (Maggi, Jumbo, ) mais les informations sur la quantité, l'unité ou la taille ne sont pas renseignées.Prière de renseigner. Le ménage a consommé Eau minérale/filtrée en bouteille locale mais les informations sur la quantité, l'unité ou la taille ne sont pas renseignées.Prière de renseigner. Le ménage a consommé Feuilles de  Haricot mais les informations sur la quantité, l'unité ou la taille ne sont pas renseignées.Prière de renseigner. Le ménage a consommé Huile de soja  mais les informations sur la quantité, l'unité ou la taille ne sont pas renseignées.Prière de renseigner. Le ménage a consommé Igname blanche mais les informations sur la quantité, l'unité ou la taille ne sont pas renseignées.Prière de renseigner. Le ménage a consommé Mil mais les informations sur la quantité, l'unité ou la taille ne sont pas renseignées.Prière de renseigner. Le ménage a consommé Niébé/Haricots secs mais les informations sur la quantité, l'unité ou la taille ne sont pas renseignées.Prière de renseigner. Le ménage a consommé Pain moderne (Baguette) mais les informations sur la quantité, l'unité ou la taille ne sont pas renseignées.Prière de renseigner. Le ménage a consommé Pastèque mais les informations sur la quantité, l'unité ou la taille ne sont pas renseignées.Prière de renseigner. Le ménage a consommé Patate douce mais les informations sur la quantité, l'unité ou la taille ne sont pas renseignées.Prière de renseigner. Le ménage a consommé Poireau mais les informations sur la quantité, l'unité ou la taille ne sont pas renseignées.Prière de renseigner. Le ménage a consommé Poivre mais les informations sur la quantité, l'unité ou la taille ne sont pas renseignées.Prière de renseigner. Le ménage a consommé Riz local fumé (malo-woussou) mais les informations sur la quantité, l'unité ou la taille ne sont pas renseignées.Prière de renseigner. Le ménage a consommé Sel mais les informations sur la quantité, l'unité ou la taille ne sont pas renseignées.Prière de renseigner. Difficile de consommer le Sel en   prière de verifier. Le ménage a consommé Sucre en poudre  mais les informations sur la quantité, l'unité ou la taille ne sont pas renseignées.Prière de renseigner. Le ménage a consommé Thé en sachet mais les informations sur la quantité, l'unité ou la taille ne sont pas renseignées.Prière de renseigner. Avertissement!!! Le ménage a consommé .a   de Thé en sachet, cette quantité semble anormale pour une consommation des 7 derniers jours.Les ménages consomment géneralement en sachet ou en paquet, prière de corriger ou de confirmer avec le QG. Le ménage a consommé Tomate fraîche mais les informations sur la quantité, l'unité ou la taille ne sont pas renseignées.Prière de renseigner.</w:t>
+        <w:t>- Attention ! Le prix unitaire d'achat (62.5 Fcfa) de Ail en Gousse (Moyen) est relativement faible par rapport aux autres prix observés dans cette zone. Prière de corriger ou de confirmer avec le QG. Attention ! Soupçons de quantité anormale! Le ménage de AMAR DIAGNE avec une taille de 26 personnes a consommé 2.02 Kg en taille unique de Oignon frais qui est relativement élevé comme consommation par rapport à la condition de vie des autres ménages de même taille dans cette zone. Prière de corriger ou de confirmer avec le QG. Avertissement!! La quantité (10.5 litre) du produit Huile d'arachide raffinée consommée  par le ménage semble très élevé, prière de corriger ou confirmer avec le QG. Avertissement!!! Le ménage a consommé 14 Paquet Petit de Thé en sachet, cette quantité semble anormale pour une consommation des 7 derniers jours.Prière de corriger ou de confirmer avec le QG. Avertissement!! le prix unitaire (100 Fcfa) de Thé en sachet (unité: Paquet) de taille Petit est très faible ou élevé. Prière de corriger ou de confirmer avec le QG. Avertissement!!! Le ménage a consommé 24 Pièce Petit de Capitaine frais, cette quantité semble anormale pour une consommation des 7 derniers jours.Prière de corriger ou de confirmer avec le QG. Avertissement!!! Le ménage a consommé 7 Bidon 20l taille unique de Eau minérale/filtrée en bouteille locale, cette quantité semble anormale pour une consommation des 7 derniers jours, prière de verifier et corriger.</w:t>
       </w:r>
     </w:p>
     <w:p>
@@ -8539,7 +8104,7 @@
           <w:color w:val="4672C4"/>
           <w:sz w:val="22"/>
         </w:rPr>
-        <w:t>&gt;&gt; Section9d - Depenses non-alimentaires - 3 mois</w:t>
+        <w:t>&gt;&gt; Section9c - Depenses non-alimentaires - 30 jours</w:t>
       </w:r>
     </w:p>
     <w:p>
@@ -8550,7 +8115,7 @@
         <w:rPr>
           <w:sz w:val="20"/>
         </w:rPr>
-        <w:t>- Peu plausible! le montant de la dépense pour Transport inter-localité à traction animale semble trop élevé. Veuillez, s'il vous plaît, confirmer cette information avec le QG ou la corriger.</w:t>
+        <w:t>- Peu plausible! le montant de la dépense pour  Frais de mouture des céréales semble trop élevé. Veuillez, s'il vous plaît, confirmer cette information avec le QG ou la corriger.</w:t>
       </w:r>
     </w:p>
     <w:p>
@@ -8560,6 +8125,52 @@
           <w:color w:val="4672C4"/>
           <w:sz w:val="22"/>
         </w:rPr>
+        <w:t>&gt;&gt; Section9d - Depenses non-alimentaires - 3 mois</w:t>
+      </w:r>
+    </w:p>
+    <w:p>
+      <w:pPr>
+        <w:ind w:left="283"/>
+      </w:pPr>
+      <w:r>
+        <w:rPr>
+          <w:sz w:val="20"/>
+        </w:rPr>
+        <w:t>- Peu plausible! le montant de la dépense pour Transport inter-localité à traction animale semble trop élevé. Veuillez, s'il vous plaît, confirmer cette information avec le QG ou la corriger.</w:t>
+      </w:r>
+    </w:p>
+    <w:p>
+      <w:r>
+        <w:rPr>
+          <w:b/>
+          <w:color w:val="4672C4"/>
+          <w:sz w:val="22"/>
+        </w:rPr>
+        <w:t>&gt;&gt; Section10b - caracteristiques entreprise non agricole</w:t>
+      </w:r>
+    </w:p>
+    <w:p>
+      <w:pPr>
+        <w:ind w:left="283"/>
+      </w:pPr>
+      <w:r>
+        <w:rPr>
+          <w:sz w:val="20"/>
+        </w:rPr>
+        <w:t xml:space="preserve">- La main d'oeuvre familiale pour Khadim Diagne ayant travaillé dans cette entreprise vendeuse d’épiceris aucours des 12 derniers mois n'est pas renseigner. Prière de reneigner toutes les informations qui lui concerne. La main d'oeuvre sariale de Khadim Diagne ayant travaillé dans cette entreprise vendeuse d’épiceris aucours des 30 derniers jours n'est pas renseigner. Prière de reneigner toutes les informations qui lui concerne. </w:t>
+        <w:br/>
+        <w:t xml:space="preserve">- Le montant dépensé de L'entreprise vendeuse de crémes et de jus pour l'achat de ces marchandises revendues en état, sans transformation ne peut être supérieur aux montants obtenus sur la revente de marchandises achetées et revendues en état au cours des 30 derniers jours ou durant le dernier mois où l'entreprise a fonctionné (s10q47 &gt; s10q46), prière de corriger. </w:t>
+        <w:br/>
+        <w:t>- Le montant dépensé de l'entreprise coudre des habits en achat de matières premières pour les produits vendus au cours des 30 derniers jours ou durant le dernier mois où l'entreprise a fonctionné ne peut pas être supéreur aux montants obtenus sur la vente de produits transformés par l'entreprise au cours de cette même période où l'entreprise a fonctionné (s10q49 &gt; s10q48), prière de corriger. L'entreprise coudre des habits a depensé en achat de matières premières pour les produits vendus (s10q49 different de 0) mais dit n'avoir réçu aucune somme sur la vente de produits transformés (s10q48 est égal à 0), prière de fournir de l'effort pour estimer le montant obtenu sur la vente vente de produits transformés.</w:t>
+      </w:r>
+    </w:p>
+    <w:p>
+      <w:r>
+        <w:rPr>
+          <w:b/>
+          <w:color w:val="4672C4"/>
+          <w:sz w:val="22"/>
+        </w:rPr>
         <w:t>&gt;&gt; Section13a - Transferts recus</w:t>
       </w:r>
     </w:p>
@@ -8594,13 +8205,13 @@
         <w:rPr>
           <w:sz w:val="20"/>
         </w:rPr>
-        <w:t xml:space="preserve">- Le nombre d'homme de 15 ans et plus (35) non membre du ménage de AMAR DIAGNE ayant travaillé dans la parcelle Parcelle Mil pour la période des récoltes semble élevé, prière de corriger. Le nombre de personnes toutes catégories confondues des main-d'oeuvre non-familiale sur la parcelle Parcelle Mil au cours de la campagne pour la période des récoltes est de 40 personnes qui semble faible ou élevé. Merci de corriger. Le salaire total payé de toutes catégories confondues par le ménage AMAR DIAGNE pour la main-d'oeuvre non-familiale sur la parcelle Parcelle Mil au cours de la campagne pour la période des récoltes est de 0 qui semble élevé ou faible. Merci de corriger. Nous constatons que la question qui porte sur la mésure du champs de la parcelle Parcelle Mil n'a pas été renseigné, la collecte était-il encours ou s'agit-il de quoi ? prière de verifier et corriger. </w:t>
+        <w:t xml:space="preserve">- La raison principale de la non mesure de la parcelle Parcelle Mil est le propriétaire a refusé et semble exister dans les modalités, prière de prendre attache avec le QG pour plus d'explication afin de la classer bien. </w:t>
         <w:br/>
-        <w:t xml:space="preserve">- Nous constatons que la question qui porte sur la mésure du champs de la parcelle Parcelle Mil n'a pas été renseigné, la collecte était-il encours ou s'agit-il de quoi ? prière de verifier et corriger. </w:t>
+        <w:t xml:space="preserve">- La raison principale de la non mesure de la parcelle Parcelle Mil est le propriétaire n’a pas accepter et semble exister dans les modalités, prière de prendre attache avec le QG pour plus d'explication afin de la classer bien. </w:t>
         <w:br/>
-        <w:t xml:space="preserve">- Nous constatons que la question qui porte sur la mésure du champs de la parcelle Parcelle Mil n'a pas été renseigné, la collecte était-il encours ou s'agit-il de quoi ? prière de verifier et corriger. </w:t>
+        <w:t xml:space="preserve">- La raison principale de la non mesure de la parcelle Parcelle Mil est le propriétaire n’a pas voulu et semble exister dans les modalités, prière de prendre attache avec le QG pour plus d'explication afin de la classer bien. </w:t>
         <w:br/>
-        <w:t>- Nous constatons que la question qui porte sur la mésure du champs de la parcelle Parcelle Mil n'a pas été renseigné, la collecte était-il encours ou s'agit-il de quoi ? prière de verifier et corriger.</w:t>
+        <w:t>- Le nombre d'homme de 15 ans et plus (35) non membre du ménage de AMAR DIAGNE ayant travaillé dans la parcelle Parcelle Mil pour la période des récoltes semble élevé, prière de corriger. Le nombre de personnes toutes catégories confondues des main-d'oeuvre non-familiale sur la parcelle Parcelle Mil au cours de la campagne pour la période des récoltes est de 40 personnes qui semble faible ou élevé. Merci de corriger. Le salaire total payé de toutes catégories confondues par le ménage AMAR DIAGNE pour la main-d'oeuvre non-familiale sur la parcelle Parcelle Mil au cours de la campagne pour la période des récoltes est de 0 qui semble élevé ou faible. Merci de corriger. La raison principale de la non mesure de la parcelle Parcelle Mil est le proprietaire n’as pas accepter et semble exister dans les modalités, prière de prendre attache avec le QG pour plus d'explication afin de la classer bien.</w:t>
       </w:r>
     </w:p>
     <w:p>
@@ -8628,29 +8239,6 @@
         <w:t xml:space="preserve">- La quantité estimée en Kg est incorrecte (Exemple : si le ménage a eu 10 sacs de 100kg = 10*100=1000kg), prière de corriger merci. </w:t>
         <w:br/>
         <w:t>- La quantité estimée en Kg est incorrecte (Exemple : si le ménage a eu 10 sacs de 100kg = 10*100=1000kg), prière de corriger merci.</w:t>
-      </w:r>
-    </w:p>
-    <w:p>
-      <w:r>
-        <w:rPr>
-          <w:b/>
-          <w:color w:val="4672C4"/>
-          <w:sz w:val="22"/>
-        </w:rPr>
-        <w:t>&gt;&gt; Section19 - Equipements agricoles</w:t>
-      </w:r>
-    </w:p>
-    <w:p>
-      <w:pPr>
-        <w:ind w:left="283"/>
-      </w:pPr>
-      <w:r>
-        <w:rPr>
-          <w:sz w:val="20"/>
-        </w:rPr>
-        <w:t xml:space="preserve">- Attention ! Faucheuse a été revendu à 4000 Fcfa qui est relativement élevé par rapport aux autres prix de revente observés dans cette zone. Prière de corriger ou de confirmer avec le QG. </w:t>
-        <w:br/>
-        <w:t>- Attention ! Semoir a été revendu à 60000 Fcfa qui est relativement élevé par rapport aux autres prix de revente observés dans cette zone. Prière de corriger ou de confirmer avec le QG.</w:t>
       </w:r>
     </w:p>
     <w:p>
@@ -9061,7 +8649,7 @@
         <w:rPr>
           <w:sz w:val="20"/>
         </w:rPr>
-        <w:t>- Attention ! Le prix unitaire d'achat (25 Fcfa) de Citron en Pièce (Petit) est relativement faible par rapport aux autres prix observés dans cette zone. Prière de corriger ou de confirmer avec le QG. Attention ! Le prix unitaire d'achat (50 Fcfa) de Carotte en Pièce (Moyen) est relativement faible par rapport aux autres prix observés dans cette zone. Prière de corriger ou de confirmer avec le QG. Attention ! Le prix unitaire d'achat (50 Fcfa) de Choux en Pièce (Moyen) est relativement faible par rapport aux autres prix observés dans cette zone. Prière de corriger ou de confirmer avec le QG. Attention ! Le prix unitaire d'achat (50 Fcfa) de Patate douce en Pièce (Moyen) est relativement faible par rapport aux autres prix observés dans cette zone. Prière de corriger ou de confirmer avec le QG. Avertissement!! La quantité (4 litre) du produit Huile de soja  consommée  par le ménage semble très élevé, prière de corriger ou confirmer avec le QG. Avertissement!!! Le ménage a consommé 10 Pièce Petit de Poisson fumé type 3, cette quantité semble anormale pour une consommation des 7 derniers jours.Prière de corriger ou de confirmer avec le QG. Avertissement!!! Le ménage a consommé 12 Pièce Moyen de Capitaine frais, cette quantité semble anormale pour une consommation des 7 derniers jours.Prière de corriger ou de confirmer avec le QG. Avertissement!!! Le ménage a consommé 8 Pièce Tres petit de Mâchoiron séchée (Kon), cette quantité semble anormale pour une consommation des 7 derniers jours.Prière de corriger ou de confirmer avec le QG. Avertissement!!! Le ménage a consommé 9 Pièce Petit de Carpe séchée, cette quantité semble anormale pour une consommation des 7 derniers jours.Prière de corriger ou de confirmer avec le QG. Avertissement!!! Le ménage a consommé 9 Pièce Petit de Poisson de mer séché (yayeboye), cette quantité semble anormale pour une consommation des 7 derniers jours.Prière de corriger ou de confirmer avec le QG. Avertissement!!! Le ménage a consommé 9 Pièce Petit de Silure séché, cette quantité semble anormale pour une consommation des 7 derniers jours.Prière de corriger ou de confirmer avec le QG. Le prix d'achat unitaire (1200 Fcfa) de Vermicelles en Kg de taille taille unique semble élevé, prière de regarder les reponses prises dans les questions s07bq07a s07bq07b s07bq07c s07bq08 pour mieux corriger.</w:t>
+        <w:t>- Attention ! Le prix unitaire d'achat (50 Fcfa) de Cube alimentaire (Maggi, Jumbo, ) en Pièce (Petit) est relativement élevé par rapport aux autres prix observés dans cette zone. Prière de corriger ou de confirmer avec le QG. Attention ! Soupçons de quantité anormale! Le ménage de FATY GAYE avec une taille de 5 personnes a consommé 11 Sachets en Petit de Piment séché qui est relativement élevé comme consommation par rapport à la condition de vie des autres ménages de même taille dans cette zone. Prière de corriger ou de confirmer avec le QG. Attention ! Soupçons de quantité anormale! Le ménage de FATY GAYE avec une taille de 5 personnes a consommé 7 Sachets en Petit de Sel qui est relativement élevé comme consommation par rapport à la condition de vie des autres ménages de même taille dans cette zone. Prière de corriger ou de confirmer avec le QG. Avertissement!! La quantité (4 litre) du produit Huile de soja  consommée  par le ménage semble très élevé, prière de corriger ou confirmer avec le QG. Avertissement!!! Le ménage a consommé 12 Pièce Moyen de Capitaine frais, cette quantité semble anormale pour une consommation des 7 derniers jours.Prière de corriger ou de confirmer avec le QG. Avertissement!!! Le ménage a consommé 8 Pièce Tres petit de Mâchoiron séchée (Kon), cette quantité semble anormale pour une consommation des 7 derniers jours.Prière de corriger ou de confirmer avec le QG. Avertissement!!! Le ménage a consommé 9 Pièce Petit de Carpe séchée, cette quantité semble anormale pour une consommation des 7 derniers jours.Prière de corriger ou de confirmer avec le QG. Avertissement!!! Le ménage a consommé 9 Pièce Petit de Poisson de mer séché (yayeboye), cette quantité semble anormale pour une consommation des 7 derniers jours.Prière de corriger ou de confirmer avec le QG. Avertissement!!! Le ménage a consommé 9 Pièce Petit de Silure séché, cette quantité semble anormale pour une consommation des 7 derniers jours.Prière de corriger ou de confirmer avec le QG. Le prix d'achat unitaire (1200 Fcfa) de Vermicelles en Kg de taille taille unique semble élevé, prière de regarder les reponses prises dans les questions s07bq07a s07bq07b s07bq07c s07bq08 pour mieux corriger.</w:t>
       </w:r>
     </w:p>
     <w:p>
@@ -9083,27 +8671,6 @@
           <w:sz w:val="20"/>
         </w:rPr>
         <w:t>- Peu plausible! le montant de la dépense pour Brosse à dents semble trop élevé. Veuillez, s'il vous plaît, confirmer cette information avec le QG ou la corriger.</w:t>
-      </w:r>
-    </w:p>
-    <w:p>
-      <w:r>
-        <w:rPr>
-          <w:b/>
-          <w:color w:val="4672C4"/>
-          <w:sz w:val="22"/>
-        </w:rPr>
-        <w:t>&gt;&gt; Section10b - caracteristiques entreprise non agricole</w:t>
-      </w:r>
-    </w:p>
-    <w:p>
-      <w:pPr>
-        <w:ind w:left="283"/>
-      </w:pPr>
-      <w:r>
-        <w:rPr>
-          <w:sz w:val="20"/>
-        </w:rPr>
-        <w:t>- Le montant dépensé de L'entreprise Commerçante alimentaire pour l'achat de ces marchandises revendues en état, sans transformation ne peut être supérieur aux montants obtenus sur la revente de marchandises achetées et revendues en état au cours des 30 derniers jours ou durant le dernier mois où l'entreprise a fonctionné (s10q47 &gt; s10q46), prière de corriger.</w:t>
       </w:r>
     </w:p>
     <w:p>
